--- a/0_Documents/3_Projekthandbuch.docx
+++ b/0_Documents/3_Projekthandbuch.docx
@@ -433,7 +433,7 @@
       <w:r>
         <w:fldChar w:fldCharType="separate"/>
       </w:r>
-      <w:hyperlink w:anchor="_Toc233012262" w:history="1">
+      <w:hyperlink w:anchor="_Toc233209279" w:history="1">
         <w:r>
           <w:rPr>
             <w:rStyle w:val="Hyperlink"/>
@@ -473,7 +473,7 @@
           <w:rPr>
             <w:webHidden/>
           </w:rPr>
-          <w:instrText xml:space="preserve"> PAGEREF _Toc233012262 \h </w:instrText>
+          <w:instrText xml:space="preserve"> PAGEREF _Toc233209279 \h </w:instrText>
         </w:r>
         <w:r>
           <w:rPr>
@@ -512,7 +512,7 @@
           <w14:ligatures w14:val="standardContextual"/>
         </w:rPr>
       </w:pPr>
-      <w:hyperlink w:anchor="_Toc233012263" w:history="1">
+      <w:hyperlink w:anchor="_Toc233209280" w:history="1">
         <w:r>
           <w:rPr>
             <w:rStyle w:val="Hyperlink"/>
@@ -552,7 +552,7 @@
           <w:rPr>
             <w:webHidden/>
           </w:rPr>
-          <w:instrText xml:space="preserve"> PAGEREF _Toc233012263 \h </w:instrText>
+          <w:instrText xml:space="preserve"> PAGEREF _Toc233209280 \h </w:instrText>
         </w:r>
         <w:r>
           <w:rPr>
@@ -591,7 +591,7 @@
           <w14:ligatures w14:val="standardContextual"/>
         </w:rPr>
       </w:pPr>
-      <w:hyperlink w:anchor="_Toc233012264" w:history="1">
+      <w:hyperlink w:anchor="_Toc233209281" w:history="1">
         <w:r>
           <w:rPr>
             <w:rStyle w:val="Hyperlink"/>
@@ -631,7 +631,7 @@
           <w:rPr>
             <w:webHidden/>
           </w:rPr>
-          <w:instrText xml:space="preserve"> PAGEREF _Toc233012264 \h </w:instrText>
+          <w:instrText xml:space="preserve"> PAGEREF _Toc233209281 \h </w:instrText>
         </w:r>
         <w:r>
           <w:rPr>
@@ -670,7 +670,7 @@
           <w14:ligatures w14:val="standardContextual"/>
         </w:rPr>
       </w:pPr>
-      <w:hyperlink w:anchor="_Toc233012265" w:history="1">
+      <w:hyperlink w:anchor="_Toc233209282" w:history="1">
         <w:r>
           <w:rPr>
             <w:rStyle w:val="Hyperlink"/>
@@ -710,7 +710,7 @@
           <w:rPr>
             <w:webHidden/>
           </w:rPr>
-          <w:instrText xml:space="preserve"> PAGEREF _Toc233012265 \h </w:instrText>
+          <w:instrText xml:space="preserve"> PAGEREF _Toc233209282 \h </w:instrText>
         </w:r>
         <w:r>
           <w:rPr>
@@ -749,7 +749,7 @@
           <w14:ligatures w14:val="standardContextual"/>
         </w:rPr>
       </w:pPr>
-      <w:hyperlink w:anchor="_Toc233012266" w:history="1">
+      <w:hyperlink w:anchor="_Toc233209283" w:history="1">
         <w:r>
           <w:rPr>
             <w:rStyle w:val="Hyperlink"/>
@@ -789,7 +789,7 @@
           <w:rPr>
             <w:webHidden/>
           </w:rPr>
-          <w:instrText xml:space="preserve"> PAGEREF _Toc233012266 \h </w:instrText>
+          <w:instrText xml:space="preserve"> PAGEREF _Toc233209283 \h </w:instrText>
         </w:r>
         <w:r>
           <w:rPr>
@@ -828,7 +828,7 @@
           <w14:ligatures w14:val="standardContextual"/>
         </w:rPr>
       </w:pPr>
-      <w:hyperlink w:anchor="_Toc233012267" w:history="1">
+      <w:hyperlink w:anchor="_Toc233209284" w:history="1">
         <w:r>
           <w:rPr>
             <w:rStyle w:val="Hyperlink"/>
@@ -868,7 +868,7 @@
           <w:rPr>
             <w:webHidden/>
           </w:rPr>
-          <w:instrText xml:space="preserve"> PAGEREF _Toc233012267 \h </w:instrText>
+          <w:instrText xml:space="preserve"> PAGEREF _Toc233209284 \h </w:instrText>
         </w:r>
         <w:r>
           <w:rPr>
@@ -907,7 +907,7 @@
           <w14:ligatures w14:val="standardContextual"/>
         </w:rPr>
       </w:pPr>
-      <w:hyperlink w:anchor="_Toc233012268" w:history="1">
+      <w:hyperlink w:anchor="_Toc233209285" w:history="1">
         <w:r>
           <w:rPr>
             <w:rStyle w:val="Hyperlink"/>
@@ -947,7 +947,7 @@
           <w:rPr>
             <w:webHidden/>
           </w:rPr>
-          <w:instrText xml:space="preserve"> PAGEREF _Toc233012268 \h </w:instrText>
+          <w:instrText xml:space="preserve"> PAGEREF _Toc233209285 \h </w:instrText>
         </w:r>
         <w:r>
           <w:rPr>
@@ -986,7 +986,7 @@
           <w14:ligatures w14:val="standardContextual"/>
         </w:rPr>
       </w:pPr>
-      <w:hyperlink w:anchor="_Toc233012269" w:history="1">
+      <w:hyperlink w:anchor="_Toc233209286" w:history="1">
         <w:r>
           <w:rPr>
             <w:rStyle w:val="Hyperlink"/>
@@ -1026,7 +1026,7 @@
           <w:rPr>
             <w:webHidden/>
           </w:rPr>
-          <w:instrText xml:space="preserve"> PAGEREF _Toc233012269 \h </w:instrText>
+          <w:instrText xml:space="preserve"> PAGEREF _Toc233209286 \h </w:instrText>
         </w:r>
         <w:r>
           <w:rPr>
@@ -1065,7 +1065,7 @@
           <w14:ligatures w14:val="standardContextual"/>
         </w:rPr>
       </w:pPr>
-      <w:hyperlink w:anchor="_Toc233012270" w:history="1">
+      <w:hyperlink w:anchor="_Toc233209287" w:history="1">
         <w:r>
           <w:rPr>
             <w:rStyle w:val="Hyperlink"/>
@@ -1105,7 +1105,7 @@
           <w:rPr>
             <w:webHidden/>
           </w:rPr>
-          <w:instrText xml:space="preserve"> PAGEREF _Toc233012270 \h </w:instrText>
+          <w:instrText xml:space="preserve"> PAGEREF _Toc233209287 \h </w:instrText>
         </w:r>
         <w:r>
           <w:rPr>
@@ -1144,7 +1144,7 @@
           <w14:ligatures w14:val="standardContextual"/>
         </w:rPr>
       </w:pPr>
-      <w:hyperlink w:anchor="_Toc233012271" w:history="1">
+      <w:hyperlink w:anchor="_Toc233209288" w:history="1">
         <w:r>
           <w:rPr>
             <w:rStyle w:val="Hyperlink"/>
@@ -1184,7 +1184,7 @@
           <w:rPr>
             <w:webHidden/>
           </w:rPr>
-          <w:instrText xml:space="preserve"> PAGEREF _Toc233012271 \h </w:instrText>
+          <w:instrText xml:space="preserve"> PAGEREF _Toc233209288 \h </w:instrText>
         </w:r>
         <w:r>
           <w:rPr>
@@ -1223,91 +1223,12 @@
           <w14:ligatures w14:val="standardContextual"/>
         </w:rPr>
       </w:pPr>
-      <w:hyperlink w:anchor="_Toc233012272" w:history="1">
+      <w:hyperlink w:anchor="_Toc233209289" w:history="1">
         <w:r>
           <w:rPr>
             <w:rStyle w:val="Hyperlink"/>
           </w:rPr>
           <w:t>11.</w:t>
-        </w:r>
-        <w:r>
-          <w:rPr>
-            <w:rFonts w:asciiTheme="minorHAnsi" w:eastAsiaTheme="minorEastAsia" w:hAnsiTheme="minorHAnsi" w:cstheme="minorBidi"/>
-            <w:kern w:val="2"/>
-            <w:sz w:val="24"/>
-            <w:szCs w:val="24"/>
-            <w:lang w:val="de-AT" w:eastAsia="de-AT"/>
-            <w14:ligatures w14:val="standardContextual"/>
-          </w:rPr>
-          <w:tab/>
-        </w:r>
-        <w:r>
-          <w:rPr>
-            <w:rStyle w:val="Hyperlink"/>
-          </w:rPr>
-          <w:t>Projektmeilensteinplan</w:t>
-        </w:r>
-        <w:r>
-          <w:rPr>
-            <w:webHidden/>
-          </w:rPr>
-          <w:tab/>
-        </w:r>
-        <w:r>
-          <w:rPr>
-            <w:webHidden/>
-          </w:rPr>
-          <w:fldChar w:fldCharType="begin"/>
-        </w:r>
-        <w:r>
-          <w:rPr>
-            <w:webHidden/>
-          </w:rPr>
-          <w:instrText xml:space="preserve"> PAGEREF _Toc233012272 \h </w:instrText>
-        </w:r>
-        <w:r>
-          <w:rPr>
-            <w:webHidden/>
-          </w:rPr>
-        </w:r>
-        <w:r>
-          <w:rPr>
-            <w:webHidden/>
-          </w:rPr>
-          <w:fldChar w:fldCharType="separate"/>
-        </w:r>
-        <w:r>
-          <w:rPr>
-            <w:webHidden/>
-          </w:rPr>
-          <w:t>16</w:t>
-        </w:r>
-        <w:r>
-          <w:rPr>
-            <w:webHidden/>
-          </w:rPr>
-          <w:fldChar w:fldCharType="end"/>
-        </w:r>
-      </w:hyperlink>
-    </w:p>
-    <w:p>
-      <w:pPr>
-        <w:pStyle w:val="Verzeichnis1"/>
-        <w:rPr>
-          <w:rFonts w:asciiTheme="minorHAnsi" w:eastAsiaTheme="minorEastAsia" w:hAnsiTheme="minorHAnsi" w:cstheme="minorBidi"/>
-          <w:kern w:val="2"/>
-          <w:sz w:val="24"/>
-          <w:szCs w:val="24"/>
-          <w:lang w:val="de-AT" w:eastAsia="de-AT"/>
-          <w14:ligatures w14:val="standardContextual"/>
-        </w:rPr>
-      </w:pPr>
-      <w:hyperlink w:anchor="_Toc233012273" w:history="1">
-        <w:r>
-          <w:rPr>
-            <w:rStyle w:val="Hyperlink"/>
-          </w:rPr>
-          <w:t>12.</w:t>
         </w:r>
         <w:r>
           <w:rPr>
@@ -1342,7 +1263,7 @@
           <w:rPr>
             <w:webHidden/>
           </w:rPr>
-          <w:instrText xml:space="preserve"> PAGEREF _Toc233012273 \h </w:instrText>
+          <w:instrText xml:space="preserve"> PAGEREF _Toc233209289 \h </w:instrText>
         </w:r>
         <w:r>
           <w:rPr>
@@ -1381,12 +1302,12 @@
           <w14:ligatures w14:val="standardContextual"/>
         </w:rPr>
       </w:pPr>
-      <w:hyperlink w:anchor="_Toc233012274" w:history="1">
+      <w:hyperlink w:anchor="_Toc233209290" w:history="1">
         <w:r>
           <w:rPr>
             <w:rStyle w:val="Hyperlink"/>
           </w:rPr>
-          <w:t>14.</w:t>
+          <w:t>13.</w:t>
         </w:r>
         <w:r>
           <w:rPr>
@@ -1421,7 +1342,7 @@
           <w:rPr>
             <w:webHidden/>
           </w:rPr>
-          <w:instrText xml:space="preserve"> PAGEREF _Toc233012274 \h </w:instrText>
+          <w:instrText xml:space="preserve"> PAGEREF _Toc233209290 \h </w:instrText>
         </w:r>
         <w:r>
           <w:rPr>
@@ -1460,12 +1381,12 @@
           <w14:ligatures w14:val="standardContextual"/>
         </w:rPr>
       </w:pPr>
-      <w:hyperlink w:anchor="_Toc233012275" w:history="1">
+      <w:hyperlink w:anchor="_Toc233209291" w:history="1">
         <w:r>
           <w:rPr>
             <w:rStyle w:val="Hyperlink"/>
           </w:rPr>
-          <w:t>15.</w:t>
+          <w:t>14.</w:t>
         </w:r>
         <w:r>
           <w:rPr>
@@ -1500,7 +1421,7 @@
           <w:rPr>
             <w:webHidden/>
           </w:rPr>
-          <w:instrText xml:space="preserve"> PAGEREF _Toc233012275 \h </w:instrText>
+          <w:instrText xml:space="preserve"> PAGEREF _Toc233209291 \h </w:instrText>
         </w:r>
         <w:r>
           <w:rPr>
@@ -1542,16 +1463,13 @@
     <w:p/>
     <w:p/>
     <w:p>
-      <w:pPr>
-        <w:pStyle w:val="berschrift1"/>
-      </w:pPr>
       <w:r>
         <w:br w:type="page"/>
       </w:r>
       <w:bookmarkStart w:id="0" w:name="_Toc116286518"/>
       <w:bookmarkStart w:id="1" w:name="_Toc396809833"/>
       <w:bookmarkStart w:id="2" w:name="_Toc397882988"/>
-      <w:bookmarkStart w:id="3" w:name="_Toc233012262"/>
+      <w:bookmarkStart w:id="3" w:name="_Toc233209279"/>
       <w:r>
         <w:lastRenderedPageBreak/>
         <w:t>Änderungsverzeichnis</w:t>
@@ -1844,11 +1762,9 @@
               </w:numPr>
               <w:spacing w:before="60" w:after="60"/>
             </w:pPr>
-            <w:proofErr w:type="spellStart"/>
             <w:r>
               <w:t>Friendship</w:t>
             </w:r>
-            <w:proofErr w:type="spellEnd"/>
             <w:r>
               <w:t>-</w:t>
             </w:r>
@@ -1922,11 +1838,9 @@
               </w:numPr>
               <w:spacing w:before="60" w:after="60"/>
             </w:pPr>
-            <w:proofErr w:type="spellStart"/>
             <w:r>
               <w:t>Friendship</w:t>
             </w:r>
-            <w:proofErr w:type="spellEnd"/>
             <w:r>
               <w:t>-</w:t>
             </w:r>
@@ -2692,7 +2606,6 @@
               <w:jc w:val="center"/>
             </w:pPr>
             <w:r>
-              <w:lastRenderedPageBreak/>
               <w:t>0.1.8</w:t>
             </w:r>
           </w:p>
@@ -2740,6 +2653,7 @@
               <w:ind w:left="369"/>
             </w:pPr>
             <w:r>
+              <w:lastRenderedPageBreak/>
               <w:t>Kalender mit Logik erweitert (Paging und Offset Cells inklusive DayCellCount-Berrechnung)</w:t>
             </w:r>
           </w:p>
@@ -2768,6 +2682,7 @@
               <w:jc w:val="center"/>
             </w:pPr>
             <w:r>
+              <w:lastRenderedPageBreak/>
               <w:t>Christian Riepl</w:t>
             </w:r>
           </w:p>
@@ -3564,7 +3479,6 @@
               <w:jc w:val="center"/>
             </w:pPr>
             <w:r>
-              <w:lastRenderedPageBreak/>
               <w:t>0.2.3</w:t>
             </w:r>
           </w:p>
@@ -3685,6 +3599,7 @@
               <w:ind w:left="369"/>
             </w:pPr>
             <w:r>
+              <w:lastRenderedPageBreak/>
               <w:t xml:space="preserve">App von SQLite auf </w:t>
             </w:r>
             <w:proofErr w:type="spellStart"/>
@@ -3784,6 +3699,125 @@
             <w:proofErr w:type="spellEnd"/>
             <w:r>
               <w:t xml:space="preserve">) </w:t>
+            </w:r>
+          </w:p>
+        </w:tc>
+        <w:tc>
+          <w:tcPr>
+            <w:tcW w:w="1427" w:type="dxa"/>
+          </w:tcPr>
+          <w:p>
+            <w:pPr>
+              <w:spacing w:before="60" w:after="60"/>
+              <w:jc w:val="center"/>
+            </w:pPr>
+            <w:r>
+              <w:lastRenderedPageBreak/>
+              <w:t>Christian Riepl</w:t>
+            </w:r>
+          </w:p>
+        </w:tc>
+      </w:tr>
+      <w:tr>
+        <w:tc>
+          <w:tcPr>
+            <w:tcW w:w="1389" w:type="dxa"/>
+          </w:tcPr>
+          <w:p>
+            <w:pPr>
+              <w:spacing w:before="60" w:after="60"/>
+              <w:jc w:val="center"/>
+            </w:pPr>
+            <w:r>
+              <w:t>1.0</w:t>
+            </w:r>
+          </w:p>
+        </w:tc>
+        <w:tc>
+          <w:tcPr>
+            <w:tcW w:w="1392" w:type="dxa"/>
+          </w:tcPr>
+          <w:p>
+            <w:pPr>
+              <w:spacing w:before="60" w:after="60"/>
+              <w:jc w:val="center"/>
+            </w:pPr>
+            <w:r>
+              <w:t>24.06.2026</w:t>
+            </w:r>
+          </w:p>
+        </w:tc>
+        <w:tc>
+          <w:tcPr>
+            <w:tcW w:w="4852" w:type="dxa"/>
+          </w:tcPr>
+          <w:p>
+            <w:pPr>
+              <w:pStyle w:val="Listenabsatz"/>
+              <w:numPr>
+                <w:ilvl w:val="0"/>
+                <w:numId w:val="25"/>
+              </w:numPr>
+              <w:spacing w:before="60" w:after="60"/>
+              <w:ind w:left="369"/>
+            </w:pPr>
+            <w:r>
+              <w:t xml:space="preserve">Datenbank umgestellt auf </w:t>
+            </w:r>
+            <w:proofErr w:type="spellStart"/>
+            <w:r>
+              <w:t>MariaDB</w:t>
+            </w:r>
+            <w:proofErr w:type="spellEnd"/>
+          </w:p>
+          <w:p>
+            <w:pPr>
+              <w:pStyle w:val="Listenabsatz"/>
+              <w:numPr>
+                <w:ilvl w:val="0"/>
+                <w:numId w:val="25"/>
+              </w:numPr>
+              <w:spacing w:before="60" w:after="60"/>
+              <w:ind w:left="369"/>
+            </w:pPr>
+            <w:r>
+              <w:t>Projekt für Hosting vorbereitet.</w:t>
+            </w:r>
+          </w:p>
+          <w:p>
+            <w:pPr>
+              <w:pStyle w:val="Listenabsatz"/>
+              <w:numPr>
+                <w:ilvl w:val="0"/>
+                <w:numId w:val="25"/>
+              </w:numPr>
+              <w:spacing w:before="60" w:after="60"/>
+              <w:ind w:left="369"/>
+            </w:pPr>
+            <w:r>
+              <w:t>Tests durchgeführt.</w:t>
+            </w:r>
+          </w:p>
+          <w:p>
+            <w:pPr>
+              <w:pStyle w:val="Listenabsatz"/>
+              <w:numPr>
+                <w:ilvl w:val="0"/>
+                <w:numId w:val="25"/>
+              </w:numPr>
+              <w:spacing w:before="60" w:after="60"/>
+              <w:ind w:left="369"/>
+            </w:pPr>
+            <w:r>
+              <w:t xml:space="preserve">Hosting-Server eingerichtet und App </w:t>
+            </w:r>
+            <w:proofErr w:type="spellStart"/>
+            <w:r>
+              <w:t>deployed</w:t>
+            </w:r>
+            <w:proofErr w:type="spellEnd"/>
+            <w:r>
+              <w:t>.</w:t>
             </w:r>
           </w:p>
         </w:tc>
@@ -3916,7 +3950,7 @@
       </w:r>
       <w:bookmarkStart w:id="4" w:name="_Toc396809834"/>
       <w:bookmarkStart w:id="5" w:name="_Toc397882989"/>
-      <w:bookmarkStart w:id="6" w:name="_Toc233012263"/>
+      <w:bookmarkStart w:id="6" w:name="_Toc233209280"/>
       <w:r>
         <w:lastRenderedPageBreak/>
         <w:t>Teamregeln</w:t>
@@ -4329,35 +4363,13 @@
         <w:pStyle w:val="berschrift1"/>
       </w:pPr>
       <w:bookmarkStart w:id="7" w:name="_Toc397882990"/>
-      <w:bookmarkStart w:id="8" w:name="_Toc233012264"/>
+      <w:bookmarkStart w:id="8" w:name="_Toc233209281"/>
       <w:r>
         <w:lastRenderedPageBreak/>
         <w:t>Zielfindung</w:t>
       </w:r>
       <w:bookmarkEnd w:id="7"/>
       <w:bookmarkEnd w:id="8"/>
-    </w:p>
-    <w:p>
-      <w:r>
-        <w:t>Beantworten Sie die</w:t>
-      </w:r>
-      <w:r>
-        <w:t xml:space="preserve"> Fragen </w:t>
-      </w:r>
-      <w:r>
-        <w:t>zu ihrem Projekt</w:t>
-      </w:r>
-      <w:r>
-        <w:t xml:space="preserve"> und überprüfen Sie ihre Antworten </w:t>
-      </w:r>
-      <w:r>
-        <w:t xml:space="preserve">mit S.M.A.R.T </w:t>
-      </w:r>
-    </w:p>
-    <w:p>
-      <w:r>
-        <w:t>Sollte die Überprüfung NEIN ergeben, dann formulieren Sie ihre Ziele neu.</w:t>
-      </w:r>
     </w:p>
     <w:p/>
     <w:tbl>
@@ -4602,13 +4614,10 @@
               <w:spacing w:before="60" w:after="60"/>
             </w:pPr>
             <w:r>
-              <w:t>1 DEV, 1 Azure</w:t>
-            </w:r>
-            <w:r>
-              <w:t>-</w:t>
-            </w:r>
-            <w:r>
-              <w:t>Account</w:t>
+              <w:t xml:space="preserve">1 DEV, 1 </w:t>
+            </w:r>
+            <w:r>
+              <w:t>Domain</w:t>
             </w:r>
           </w:p>
         </w:tc>
@@ -4710,15 +4719,15 @@
               <w:spacing w:before="60" w:after="60"/>
             </w:pPr>
             <w:r>
-              <w:t>05.07.2026</w:t>
+              <w:t>01</w:t>
+            </w:r>
+            <w:r>
+              <w:t>.07.2026</w:t>
             </w:r>
           </w:p>
         </w:tc>
       </w:tr>
     </w:tbl>
-    <w:p/>
-    <w:p/>
-    <w:p/>
     <w:p/>
     <w:p/>
     <w:p/>
@@ -4741,8 +4750,8 @@
         <w:tblLook w:val="0000" w:firstRow="0" w:lastRow="0" w:firstColumn="0" w:lastColumn="0" w:noHBand="0" w:noVBand="0"/>
       </w:tblPr>
       <w:tblGrid>
-        <w:gridCol w:w="2734"/>
-        <w:gridCol w:w="6326"/>
+        <w:gridCol w:w="2732"/>
+        <w:gridCol w:w="6328"/>
       </w:tblGrid>
       <w:tr>
         <w:trPr>
@@ -4851,31 +4860,7 @@
               <w:spacing w:before="60" w:after="60"/>
             </w:pPr>
             <w:r>
-              <w:fldChar w:fldCharType="begin">
-                <w:ffData>
-                  <w:name w:val=""/>
-                  <w:enabled/>
-                  <w:calcOnExit w:val="0"/>
-                  <w:textInput>
-                    <w:default w:val="&lt;Ja - Nein, Begründung&gt;"/>
-                  </w:textInput>
-                </w:ffData>
-              </w:fldChar>
-            </w:r>
-            <w:r>
-              <w:instrText xml:space="preserve"> FORMTEXT </w:instrText>
-            </w:r>
-            <w:r>
-              <w:fldChar w:fldCharType="separate"/>
-            </w:r>
-            <w:r>
-              <w:rPr>
-                <w:noProof/>
-              </w:rPr>
-              <w:t>&lt;Ja - Nein, Begründung&gt;</w:t>
-            </w:r>
-            <w:r>
-              <w:fldChar w:fldCharType="end"/>
+              <w:t>Ja, Entwicklung einer Planungsplattform namens Lumify.</w:t>
             </w:r>
           </w:p>
         </w:tc>
@@ -4909,31 +4894,7 @@
               <w:spacing w:before="60" w:after="60"/>
             </w:pPr>
             <w:r>
-              <w:fldChar w:fldCharType="begin">
-                <w:ffData>
-                  <w:name w:val=""/>
-                  <w:enabled/>
-                  <w:calcOnExit w:val="0"/>
-                  <w:textInput>
-                    <w:default w:val="&lt;Ja - Nein, Begründung&gt;"/>
-                  </w:textInput>
-                </w:ffData>
-              </w:fldChar>
-            </w:r>
-            <w:r>
-              <w:instrText xml:space="preserve"> FORMTEXT </w:instrText>
-            </w:r>
-            <w:r>
-              <w:fldChar w:fldCharType="separate"/>
-            </w:r>
-            <w:r>
-              <w:rPr>
-                <w:noProof/>
-              </w:rPr>
-              <w:t>&lt;Ja - Nein, Begründung&gt;</w:t>
-            </w:r>
-            <w:r>
-              <w:fldChar w:fldCharType="end"/>
+              <w:t>Ja, anhand der fertiggestellten Funktionen und Tests.</w:t>
             </w:r>
           </w:p>
         </w:tc>
@@ -4967,31 +4928,7 @@
               <w:spacing w:before="60" w:after="60"/>
             </w:pPr>
             <w:r>
-              <w:fldChar w:fldCharType="begin">
-                <w:ffData>
-                  <w:name w:val=""/>
-                  <w:enabled/>
-                  <w:calcOnExit w:val="0"/>
-                  <w:textInput>
-                    <w:default w:val="&lt;Ja - Nein, Begründung&gt;"/>
-                  </w:textInput>
-                </w:ffData>
-              </w:fldChar>
-            </w:r>
-            <w:r>
-              <w:instrText xml:space="preserve"> FORMTEXT </w:instrText>
-            </w:r>
-            <w:r>
-              <w:fldChar w:fldCharType="separate"/>
-            </w:r>
-            <w:r>
-              <w:rPr>
-                <w:noProof/>
-              </w:rPr>
-              <w:t>&lt;Ja - Nein, Begründung&gt;</w:t>
-            </w:r>
-            <w:r>
-              <w:fldChar w:fldCharType="end"/>
+              <w:t>Ja, da ein konkreter Nutzen für Nutzer entsteht.</w:t>
             </w:r>
           </w:p>
         </w:tc>
@@ -5025,31 +4962,7 @@
               <w:spacing w:before="60" w:after="60"/>
             </w:pPr>
             <w:r>
-              <w:fldChar w:fldCharType="begin">
-                <w:ffData>
-                  <w:name w:val=""/>
-                  <w:enabled/>
-                  <w:calcOnExit w:val="0"/>
-                  <w:textInput>
-                    <w:default w:val="&lt;Ja - Nein, Begründung&gt;"/>
-                  </w:textInput>
-                </w:ffData>
-              </w:fldChar>
-            </w:r>
-            <w:r>
-              <w:instrText xml:space="preserve"> FORMTEXT </w:instrText>
-            </w:r>
-            <w:r>
-              <w:fldChar w:fldCharType="separate"/>
-            </w:r>
-            <w:r>
-              <w:rPr>
-                <w:noProof/>
-              </w:rPr>
-              <w:t>&lt;Ja - Nein, Begründung&gt;</w:t>
-            </w:r>
-            <w:r>
-              <w:fldChar w:fldCharType="end"/>
+              <w:t>Ja, da die Umsetzung mit den vorhandenen Ressourcen möglich ist.</w:t>
             </w:r>
           </w:p>
         </w:tc>
@@ -5083,31 +4996,7 @@
               <w:spacing w:before="60" w:after="60"/>
             </w:pPr>
             <w:r>
-              <w:fldChar w:fldCharType="begin">
-                <w:ffData>
-                  <w:name w:val=""/>
-                  <w:enabled/>
-                  <w:calcOnExit w:val="0"/>
-                  <w:textInput>
-                    <w:default w:val="&lt;Ja - Nein, Begründung&gt;"/>
-                  </w:textInput>
-                </w:ffData>
-              </w:fldChar>
-            </w:r>
-            <w:r>
-              <w:instrText xml:space="preserve"> FORMTEXT </w:instrText>
-            </w:r>
-            <w:r>
-              <w:fldChar w:fldCharType="separate"/>
-            </w:r>
-            <w:r>
-              <w:rPr>
-                <w:noProof/>
-              </w:rPr>
-              <w:t>&lt;Ja - Nein, Begründung&gt;</w:t>
-            </w:r>
-            <w:r>
-              <w:fldChar w:fldCharType="end"/>
+              <w:t>Ja, Abschluss bis 01.07.2026 geplant.</w:t>
             </w:r>
           </w:p>
         </w:tc>
@@ -5131,7 +5020,7 @@
       <w:bookmarkStart w:id="9" w:name="_Toc116286528"/>
       <w:bookmarkStart w:id="10" w:name="_Toc396809844"/>
       <w:bookmarkStart w:id="11" w:name="_Toc397882991"/>
-      <w:bookmarkStart w:id="12" w:name="_Toc233012265"/>
+      <w:bookmarkStart w:id="12" w:name="_Toc233209282"/>
       <w:r>
         <w:lastRenderedPageBreak/>
         <w:t>Projektrisiken</w:t>
@@ -5195,7 +5084,7 @@
       <w:pPr>
         <w:pStyle w:val="berschrift1"/>
       </w:pPr>
-      <w:bookmarkStart w:id="16" w:name="_Toc233012266"/>
+      <w:bookmarkStart w:id="16" w:name="_Toc233209283"/>
       <w:r>
         <w:t>Projektzieleplan</w:t>
       </w:r>
@@ -5222,9 +5111,9 @@
         <w:tblLook w:val="0000" w:firstRow="0" w:lastRow="0" w:firstColumn="0" w:lastColumn="0" w:noHBand="0" w:noVBand="0"/>
       </w:tblPr>
       <w:tblGrid>
-        <w:gridCol w:w="1508"/>
-        <w:gridCol w:w="4557"/>
-        <w:gridCol w:w="2995"/>
+        <w:gridCol w:w="1507"/>
+        <w:gridCol w:w="4496"/>
+        <w:gridCol w:w="3057"/>
       </w:tblGrid>
       <w:tr>
         <w:trPr>
@@ -5339,68 +5228,8 @@
                 <w:b/>
                 <w:bCs/>
               </w:rPr>
-              <w:fldChar w:fldCharType="begin">
-                <w:ffData>
-                  <w:name w:val="Text54"/>
-                  <w:enabled/>
-                  <w:calcOnExit w:val="0"/>
-                  <w:textInput>
-                    <w:default w:val="&lt;Datum&gt;"/>
-                  </w:textInput>
-                </w:ffData>
-              </w:fldChar>
-            </w:r>
-            <w:bookmarkStart w:id="17" w:name="Text54"/>
-            <w:r>
-              <w:rPr>
-                <w:b/>
-                <w:bCs/>
-              </w:rPr>
-              <w:instrText xml:space="preserve"> </w:instrText>
-            </w:r>
-            <w:r>
-              <w:rPr>
-                <w:b/>
-                <w:bCs/>
-              </w:rPr>
-              <w:instrText>FORMTEXT</w:instrText>
-            </w:r>
-            <w:r>
-              <w:rPr>
-                <w:b/>
-                <w:bCs/>
-              </w:rPr>
-              <w:instrText xml:space="preserve"> </w:instrText>
-            </w:r>
-            <w:r>
-              <w:rPr>
-                <w:b/>
-                <w:bCs/>
-              </w:rPr>
-            </w:r>
-            <w:r>
-              <w:rPr>
-                <w:b/>
-                <w:bCs/>
-              </w:rPr>
-              <w:fldChar w:fldCharType="separate"/>
-            </w:r>
-            <w:r>
-              <w:rPr>
-                <w:b/>
-                <w:bCs/>
-                <w:noProof/>
-              </w:rPr>
-              <w:t>&lt;Datum&gt;</w:t>
-            </w:r>
-            <w:r>
-              <w:rPr>
-                <w:b/>
-                <w:bCs/>
-              </w:rPr>
-              <w:fldChar w:fldCharType="end"/>
-            </w:r>
-            <w:bookmarkEnd w:id="17"/>
+              <w:t>19.06.2026</w:t>
+            </w:r>
           </w:p>
         </w:tc>
       </w:tr>
@@ -5525,6 +5354,18 @@
             <w:r>
               <w:t>Features Notes, Events, Todos sind aufgebaut und funktionstüchtig</w:t>
             </w:r>
+          </w:p>
+          <w:p>
+            <w:pPr>
+              <w:numPr>
+                <w:ilvl w:val="0"/>
+                <w:numId w:val="5"/>
+              </w:numPr>
+              <w:spacing w:before="60" w:after="60"/>
+            </w:pPr>
+            <w:r>
+              <w:t>LiveSync via SignalR</w:t>
+            </w:r>
             <w:r>
               <w:br/>
             </w:r>
@@ -5539,6 +5380,34 @@
               <w:spacing w:before="60" w:after="60"/>
               <w:jc w:val="center"/>
             </w:pPr>
+          </w:p>
+          <w:p>
+            <w:pPr>
+              <w:pStyle w:val="Listenabsatz"/>
+              <w:numPr>
+                <w:ilvl w:val="0"/>
+                <w:numId w:val="5"/>
+              </w:numPr>
+              <w:tabs>
+                <w:tab w:val="clear" w:pos="720"/>
+                <w:tab w:val="num" w:pos="360"/>
+              </w:tabs>
+              <w:spacing w:before="60" w:after="60"/>
+              <w:ind w:hanging="558"/>
+            </w:pPr>
+            <w:r>
+              <w:t>2-Faktorauthentifizierung</w:t>
+            </w:r>
+          </w:p>
+          <w:p>
+            <w:pPr>
+              <w:pStyle w:val="Listenabsatz"/>
+              <w:spacing w:before="60" w:after="60"/>
+              <w:ind w:left="297"/>
+            </w:pPr>
+            <w:r>
+              <w:t xml:space="preserve"> (2FA)</w:t>
+            </w:r>
           </w:p>
         </w:tc>
       </w:tr>
@@ -5607,6 +5476,9 @@
             <w:pPr>
               <w:spacing w:before="60" w:after="60"/>
             </w:pPr>
+            <w:r>
+              <w:t>Responsiveness für Smartphones</w:t>
+            </w:r>
           </w:p>
         </w:tc>
       </w:tr>
@@ -5636,7 +5508,10 @@
               <w:spacing w:before="60" w:after="60"/>
             </w:pPr>
             <w:r>
-              <w:t xml:space="preserve">User soll es möglich sein mit einfacher Bedienung </w:t>
+              <w:t xml:space="preserve">User soll es möglich sein </w:t>
+            </w:r>
+            <w:r>
+              <w:t>einfach und schnell Änderungen vorzunehmen.</w:t>
             </w:r>
           </w:p>
         </w:tc>
@@ -5662,24 +5537,24 @@
       <w:r>
         <w:br w:type="page"/>
       </w:r>
-      <w:bookmarkStart w:id="18" w:name="_Toc116286521"/>
-      <w:bookmarkStart w:id="19" w:name="_Toc396809837"/>
-      <w:bookmarkStart w:id="20" w:name="_Toc397882993"/>
-      <w:bookmarkStart w:id="21" w:name="_Toc233012267"/>
+      <w:bookmarkStart w:id="17" w:name="_Toc116286521"/>
+      <w:bookmarkStart w:id="18" w:name="_Toc396809837"/>
+      <w:bookmarkStart w:id="19" w:name="_Toc397882993"/>
+      <w:bookmarkStart w:id="20" w:name="_Toc233209284"/>
       <w:r>
         <w:lastRenderedPageBreak/>
         <w:t>Projektkontext</w:t>
       </w:r>
-      <w:bookmarkEnd w:id="18"/>
+      <w:bookmarkEnd w:id="17"/>
       <w:r>
         <w:rPr>
           <w:rStyle w:val="Funotenzeichen"/>
         </w:rPr>
         <w:footnoteReference w:id="2"/>
       </w:r>
+      <w:bookmarkEnd w:id="18"/>
       <w:bookmarkEnd w:id="19"/>
       <w:bookmarkEnd w:id="20"/>
-      <w:bookmarkEnd w:id="21"/>
     </w:p>
     <w:tbl>
       <w:tblPr>
@@ -5736,7 +5611,7 @@
             <w:pPr>
               <w:rPr>
                 <w:rFonts w:cs="Arial"/>
-                <w:i/>
+                <w:iCs/>
                 <w:color w:val="3C3C3C"/>
                 <w:szCs w:val="21"/>
                 <w:shd w:val="clear" w:color="auto" w:fill="FFFFFF"/>
@@ -5745,27 +5620,47 @@
             <w:r>
               <w:rPr>
                 <w:rFonts w:cs="Arial"/>
-                <w:i/>
+                <w:iCs/>
                 <w:color w:val="3C3C3C"/>
                 <w:szCs w:val="21"/>
                 <w:shd w:val="clear" w:color="auto" w:fill="FFFFFF"/>
               </w:rPr>
-              <w:t>Die meisten Planungsprogramme die aktuell gefunden werden, sind entweder sehr komplex oder bieten keine Vereinigung von Planungsfeatures wie Todos, Notizen, Events (Termine).</w:t>
-            </w:r>
-          </w:p>
-          <w:p>
-            <w:pPr>
-              <w:spacing w:before="60" w:after="60"/>
-            </w:pPr>
+              <w:br/>
+            </w:r>
             <w:r>
               <w:rPr>
                 <w:rFonts w:cs="Arial"/>
-                <w:i/>
+                <w:iCs/>
                 <w:color w:val="3C3C3C"/>
                 <w:szCs w:val="21"/>
                 <w:shd w:val="clear" w:color="auto" w:fill="FFFFFF"/>
               </w:rPr>
+              <w:t>Die meisten Planungsprogramme die aktuell gefunden werden, sind entweder sehr komplex oder bieten keine Vereinigung von Planungsfeatures wie Todos, Notizen, Events (Termine).</w:t>
+            </w:r>
+          </w:p>
+          <w:p>
+            <w:pPr>
+              <w:spacing w:before="60" w:after="60"/>
+            </w:pPr>
+            <w:r>
+              <w:rPr>
+                <w:rFonts w:cs="Arial"/>
+                <w:iCs/>
+                <w:color w:val="3C3C3C"/>
+                <w:szCs w:val="21"/>
+                <w:shd w:val="clear" w:color="auto" w:fill="FFFFFF"/>
+              </w:rPr>
               <w:t>Auf dieses fehlende Tool baut Lumify auf. Es soll diese Lücke füllen</w:t>
+            </w:r>
+            <w:r>
+              <w:rPr>
+                <w:rFonts w:cs="Arial"/>
+                <w:iCs/>
+                <w:color w:val="3C3C3C"/>
+                <w:szCs w:val="21"/>
+                <w:shd w:val="clear" w:color="auto" w:fill="FFFFFF"/>
+              </w:rPr>
+              <w:br/>
             </w:r>
           </w:p>
         </w:tc>
@@ -5786,8 +5681,8 @@
         <w:tblLook w:val="00A0" w:firstRow="1" w:lastRow="0" w:firstColumn="1" w:lastColumn="0" w:noHBand="0" w:noVBand="0"/>
       </w:tblPr>
       <w:tblGrid>
-        <w:gridCol w:w="4530"/>
-        <w:gridCol w:w="4530"/>
+        <w:gridCol w:w="4531"/>
+        <w:gridCol w:w="4529"/>
       </w:tblGrid>
       <w:tr>
         <w:tc>
@@ -5879,19 +5774,21 @@
               </w:numPr>
               <w:spacing w:before="60" w:after="60"/>
             </w:pPr>
-            <w:proofErr w:type="gramStart"/>
-            <w:r>
-              <w:t>Keine Ahnung</w:t>
-            </w:r>
-            <w:proofErr w:type="gramEnd"/>
-            <w:r>
-              <w:t xml:space="preserve"> was ich hier </w:t>
-            </w:r>
-            <w:proofErr w:type="gramStart"/>
-            <w:r>
-              <w:t>schreiben sollte</w:t>
-            </w:r>
-            <w:proofErr w:type="gramEnd"/>
+            <w:r>
+              <w:t>Entwickler</w:t>
+            </w:r>
+          </w:p>
+          <w:p>
+            <w:pPr>
+              <w:numPr>
+                <w:ilvl w:val="0"/>
+                <w:numId w:val="10"/>
+              </w:numPr>
+              <w:spacing w:before="60" w:after="60"/>
+            </w:pPr>
+            <w:r>
+              <w:t>Tester</w:t>
+            </w:r>
           </w:p>
         </w:tc>
         <w:tc>
@@ -5944,8 +5841,8 @@
         <w:tblLook w:val="00A0" w:firstRow="1" w:lastRow="0" w:firstColumn="1" w:lastColumn="0" w:noHBand="0" w:noVBand="0"/>
       </w:tblPr>
       <w:tblGrid>
+        <w:gridCol w:w="4532"/>
         <w:gridCol w:w="4528"/>
-        <w:gridCol w:w="4532"/>
       </w:tblGrid>
       <w:tr>
         <w:tc>
@@ -6037,14 +5934,9 @@
               <w:spacing w:before="60" w:after="60"/>
             </w:pPr>
             <w:r>
-              <w:t>Neues Projekt.</w:t>
-            </w:r>
-          </w:p>
-        </w:tc>
-        <w:tc>
-          <w:tcPr>
-            <w:tcW w:w="4605" w:type="dxa"/>
-          </w:tcPr>
+              <w:t>Anforderungsanalyse</w:t>
+            </w:r>
+          </w:p>
           <w:p>
             <w:pPr>
               <w:numPr>
@@ -6054,7 +5946,77 @@
               <w:spacing w:before="60" w:after="60"/>
             </w:pPr>
             <w:r>
+              <w:t>Pflichtenheft schreiben</w:t>
+            </w:r>
+          </w:p>
+          <w:p>
+            <w:pPr>
+              <w:numPr>
+                <w:ilvl w:val="0"/>
+                <w:numId w:val="10"/>
+              </w:numPr>
+              <w:spacing w:before="60" w:after="60"/>
+            </w:pPr>
+            <w:r>
+              <w:t>Entwurf der Benutzeroberfläche</w:t>
+            </w:r>
+          </w:p>
+          <w:p>
+            <w:pPr>
+              <w:numPr>
+                <w:ilvl w:val="0"/>
+                <w:numId w:val="10"/>
+              </w:numPr>
+              <w:spacing w:before="60" w:after="60"/>
+            </w:pPr>
+            <w:r>
+              <w:t xml:space="preserve">Planung des </w:t>
+            </w:r>
+            <w:proofErr w:type="spellStart"/>
+            <w:r>
+              <w:t>Backends</w:t>
+            </w:r>
+            <w:proofErr w:type="spellEnd"/>
+          </w:p>
+        </w:tc>
+        <w:tc>
+          <w:tcPr>
+            <w:tcW w:w="4605" w:type="dxa"/>
+          </w:tcPr>
+          <w:p>
+            <w:pPr>
+              <w:numPr>
+                <w:ilvl w:val="0"/>
+                <w:numId w:val="10"/>
+              </w:numPr>
+              <w:spacing w:before="60" w:after="60"/>
+            </w:pPr>
+            <w:r>
               <w:t>Testphase</w:t>
+            </w:r>
+          </w:p>
+          <w:p>
+            <w:pPr>
+              <w:numPr>
+                <w:ilvl w:val="0"/>
+                <w:numId w:val="10"/>
+              </w:numPr>
+              <w:spacing w:before="60" w:after="60"/>
+            </w:pPr>
+            <w:r>
+              <w:t>Fehlerbehebung</w:t>
+            </w:r>
+          </w:p>
+          <w:p>
+            <w:pPr>
+              <w:numPr>
+                <w:ilvl w:val="0"/>
+                <w:numId w:val="10"/>
+              </w:numPr>
+              <w:spacing w:before="60" w:after="60"/>
+            </w:pPr>
+            <w:r>
+              <w:t>Dokumentationen (Benutzerhandbuch, Technische Dokumentation)</w:t>
             </w:r>
           </w:p>
         </w:tc>
@@ -6076,13 +6038,13 @@
         <w:tblLook w:val="00A0" w:firstRow="1" w:lastRow="0" w:firstColumn="1" w:lastColumn="0" w:noHBand="0" w:noVBand="0"/>
       </w:tblPr>
       <w:tblGrid>
-        <w:gridCol w:w="4538"/>
-        <w:gridCol w:w="4522"/>
+        <w:gridCol w:w="4540"/>
+        <w:gridCol w:w="4520"/>
       </w:tblGrid>
       <w:tr>
         <w:tc>
           <w:tcPr>
-            <w:tcW w:w="9210" w:type="dxa"/>
+            <w:tcW w:w="9060" w:type="dxa"/>
             <w:gridSpan w:val="2"/>
             <w:shd w:val="clear" w:color="auto" w:fill="8DB3E2"/>
           </w:tcPr>
@@ -6106,7 +6068,7 @@
       <w:tr>
         <w:tc>
           <w:tcPr>
-            <w:tcW w:w="4605" w:type="dxa"/>
+            <w:tcW w:w="4540" w:type="dxa"/>
             <w:shd w:val="clear" w:color="auto" w:fill="8DB3E2"/>
           </w:tcPr>
           <w:p>
@@ -6128,7 +6090,7 @@
         </w:tc>
         <w:tc>
           <w:tcPr>
-            <w:tcW w:w="4605" w:type="dxa"/>
+            <w:tcW w:w="4520" w:type="dxa"/>
             <w:shd w:val="clear" w:color="auto" w:fill="8DB3E2"/>
           </w:tcPr>
           <w:p>
@@ -6150,207 +6112,118 @@
       <w:tr>
         <w:tc>
           <w:tcPr>
-            <w:tcW w:w="4605" w:type="dxa"/>
-          </w:tcPr>
-          <w:p>
-            <w:pPr>
-              <w:spacing w:before="60" w:after="60"/>
-            </w:pPr>
-            <w:r>
-              <w:rPr>
-                <w:bCs/>
-              </w:rPr>
-              <w:fldChar w:fldCharType="begin">
-                <w:ffData>
-                  <w:name w:val=""/>
-                  <w:enabled/>
-                  <w:calcOnExit w:val="0"/>
-                  <w:textInput>
-                    <w:default w:val="&lt;z.B. andere Projekte&gt;"/>
-                  </w:textInput>
-                </w:ffData>
-              </w:fldChar>
-            </w:r>
-            <w:r>
-              <w:rPr>
-                <w:bCs/>
-              </w:rPr>
-              <w:instrText xml:space="preserve"> FORMTEXT </w:instrText>
-            </w:r>
-            <w:r>
-              <w:rPr>
-                <w:bCs/>
-              </w:rPr>
-            </w:r>
-            <w:r>
-              <w:rPr>
-                <w:bCs/>
-              </w:rPr>
-              <w:fldChar w:fldCharType="separate"/>
-            </w:r>
-            <w:r>
-              <w:rPr>
-                <w:bCs/>
-                <w:noProof/>
-              </w:rPr>
-              <w:t>&lt;z.B. andere Projekte&gt;</w:t>
-            </w:r>
-            <w:r>
-              <w:rPr>
-                <w:bCs/>
-              </w:rPr>
-              <w:fldChar w:fldCharType="end"/>
-            </w:r>
-          </w:p>
-        </w:tc>
-        <w:tc>
-          <w:tcPr>
-            <w:tcW w:w="4605" w:type="dxa"/>
-          </w:tcPr>
-          <w:p>
-            <w:pPr>
-              <w:spacing w:before="60" w:after="60"/>
-            </w:pPr>
+            <w:tcW w:w="4540" w:type="dxa"/>
+          </w:tcPr>
+          <w:p>
+            <w:pPr>
+              <w:spacing w:before="60" w:after="60"/>
+            </w:pPr>
+            <w:r>
+              <w:t>Verwaltung von Todos, Notizen und Terminen</w:t>
+            </w:r>
+          </w:p>
+        </w:tc>
+        <w:tc>
+          <w:tcPr>
+            <w:tcW w:w="4520" w:type="dxa"/>
+          </w:tcPr>
+          <w:p>
+            <w:pPr>
+              <w:spacing w:before="60" w:after="60"/>
+            </w:pPr>
+            <w:r>
+              <w:t>Entwicklung entsprechender Module</w:t>
+            </w:r>
           </w:p>
         </w:tc>
       </w:tr>
       <w:tr>
         <w:tc>
           <w:tcPr>
-            <w:tcW w:w="4605" w:type="dxa"/>
-          </w:tcPr>
-          <w:p>
-            <w:pPr>
-              <w:spacing w:before="60" w:after="60"/>
-              <w:rPr>
-                <w:bCs/>
-              </w:rPr>
-            </w:pPr>
-            <w:r>
-              <w:rPr>
-                <w:bCs/>
-              </w:rPr>
-              <w:fldChar w:fldCharType="begin">
-                <w:ffData>
-                  <w:name w:val=""/>
-                  <w:enabled/>
-                  <w:calcOnExit w:val="0"/>
-                  <w:textInput>
-                    <w:default w:val="&lt;z.B. übergeordnete Unternehmensziele&gt;"/>
-                  </w:textInput>
-                </w:ffData>
-              </w:fldChar>
-            </w:r>
-            <w:r>
-              <w:rPr>
-                <w:bCs/>
-              </w:rPr>
-              <w:instrText xml:space="preserve"> FORMTEXT </w:instrText>
-            </w:r>
-            <w:r>
-              <w:rPr>
-                <w:bCs/>
-              </w:rPr>
-            </w:r>
-            <w:r>
-              <w:rPr>
-                <w:bCs/>
-              </w:rPr>
-              <w:fldChar w:fldCharType="separate"/>
-            </w:r>
-            <w:r>
-              <w:rPr>
-                <w:bCs/>
-                <w:noProof/>
-              </w:rPr>
-              <w:t>&lt;z.B. übergeordnete Unternehmensziele&gt;</w:t>
-            </w:r>
-            <w:r>
-              <w:rPr>
-                <w:bCs/>
-              </w:rPr>
-              <w:fldChar w:fldCharType="end"/>
-            </w:r>
-          </w:p>
-        </w:tc>
-        <w:tc>
-          <w:tcPr>
-            <w:tcW w:w="4605" w:type="dxa"/>
-          </w:tcPr>
-          <w:p>
-            <w:pPr>
-              <w:spacing w:before="60" w:after="60"/>
-            </w:pPr>
+            <w:tcW w:w="4540" w:type="dxa"/>
+          </w:tcPr>
+          <w:p>
+            <w:pPr>
+              <w:spacing w:before="60" w:after="60"/>
+            </w:pPr>
+            <w:r>
+              <w:t>Intuitive Bedienung</w:t>
+            </w:r>
+          </w:p>
+        </w:tc>
+        <w:tc>
+          <w:tcPr>
+            <w:tcW w:w="4520" w:type="dxa"/>
+          </w:tcPr>
+          <w:p>
+            <w:pPr>
+              <w:spacing w:before="60" w:after="60"/>
+            </w:pPr>
+            <w:r>
+              <w:t>Entwicklung einer intuitiven Oberfläche</w:t>
+            </w:r>
           </w:p>
         </w:tc>
       </w:tr>
       <w:tr>
-        <w:tc>
-          <w:tcPr>
-            <w:tcW w:w="4605" w:type="dxa"/>
-          </w:tcPr>
-          <w:p>
-            <w:pPr>
-              <w:spacing w:before="60" w:after="60"/>
-              <w:rPr>
-                <w:bCs/>
-              </w:rPr>
-            </w:pPr>
-            <w:r>
-              <w:rPr>
-                <w:bCs/>
-              </w:rPr>
-              <w:fldChar w:fldCharType="begin">
-                <w:ffData>
-                  <w:name w:val=""/>
-                  <w:enabled/>
-                  <w:calcOnExit w:val="0"/>
-                  <w:textInput>
-                    <w:default w:val="&lt;z.B. Rahmenbedinungen, Vorschriften, etc.&gt;"/>
-                  </w:textInput>
-                </w:ffData>
-              </w:fldChar>
-            </w:r>
-            <w:r>
-              <w:rPr>
-                <w:bCs/>
-              </w:rPr>
-              <w:instrText xml:space="preserve"> FORMTEXT </w:instrText>
-            </w:r>
-            <w:r>
-              <w:rPr>
-                <w:bCs/>
-              </w:rPr>
-            </w:r>
-            <w:r>
-              <w:rPr>
-                <w:bCs/>
-              </w:rPr>
-              <w:fldChar w:fldCharType="separate"/>
-            </w:r>
-            <w:r>
-              <w:rPr>
-                <w:bCs/>
-                <w:noProof/>
-              </w:rPr>
-              <w:t>&lt;z.B. Rahmenbedinungen, Vorschriften, etc.&gt;</w:t>
-            </w:r>
-            <w:r>
-              <w:rPr>
-                <w:bCs/>
-              </w:rPr>
-              <w:fldChar w:fldCharType="end"/>
-            </w:r>
-          </w:p>
-        </w:tc>
-        <w:tc>
-          <w:tcPr>
-            <w:tcW w:w="4605" w:type="dxa"/>
-          </w:tcPr>
-          <w:p>
-            <w:pPr>
-              <w:spacing w:before="60" w:after="60"/>
-            </w:pPr>
+        <w:trPr>
+          <w:trHeight w:val="329"/>
+        </w:trPr>
+        <w:tc>
+          <w:tcPr>
+            <w:tcW w:w="4540" w:type="dxa"/>
+          </w:tcPr>
+          <w:p>
+            <w:pPr>
+              <w:spacing w:before="60" w:after="60"/>
+            </w:pPr>
+            <w:r>
+              <w:t>Datenschutz</w:t>
+            </w:r>
+          </w:p>
+        </w:tc>
+        <w:tc>
+          <w:tcPr>
+            <w:tcW w:w="4520" w:type="dxa"/>
+          </w:tcPr>
+          <w:p>
+            <w:pPr>
+              <w:spacing w:before="60" w:after="60"/>
+            </w:pPr>
+            <w:r>
+              <w:t>Schutz personenbezogener Daten</w:t>
+            </w:r>
+          </w:p>
+        </w:tc>
+      </w:tr>
+      <w:tr>
+        <w:trPr>
+          <w:trHeight w:val="263"/>
+        </w:trPr>
+        <w:tc>
+          <w:tcPr>
+            <w:tcW w:w="4540" w:type="dxa"/>
+          </w:tcPr>
+          <w:p>
+            <w:pPr>
+              <w:spacing w:before="60" w:after="60"/>
+            </w:pPr>
+            <w:r>
+              <w:t>Plattformunabhängige Nutzung</w:t>
+            </w:r>
+          </w:p>
+        </w:tc>
+        <w:tc>
+          <w:tcPr>
+            <w:tcW w:w="4520" w:type="dxa"/>
+          </w:tcPr>
+          <w:p>
+            <w:pPr>
+              <w:spacing w:before="60" w:after="60"/>
+            </w:pPr>
+            <w:r>
+              <w:t>Entwicklung einer Webanwendung</w:t>
+            </w:r>
           </w:p>
         </w:tc>
       </w:tr>
@@ -6370,14 +6243,14 @@
         </w:rPr>
         <w:br w:type="page"/>
       </w:r>
-      <w:bookmarkStart w:id="22" w:name="_Toc397882994"/>
-      <w:bookmarkStart w:id="23" w:name="_Toc233012268"/>
+      <w:bookmarkStart w:id="21" w:name="_Toc397882994"/>
+      <w:bookmarkStart w:id="22" w:name="_Toc233209285"/>
       <w:r>
         <w:lastRenderedPageBreak/>
         <w:t>Projektorganisation</w:t>
       </w:r>
+      <w:bookmarkEnd w:id="21"/>
       <w:bookmarkEnd w:id="22"/>
-      <w:bookmarkEnd w:id="23"/>
     </w:p>
     <w:tbl>
       <w:tblPr>
@@ -6420,8 +6293,8 @@
                 <w:bCs/>
               </w:rPr>
             </w:pPr>
-            <w:bookmarkStart w:id="24" w:name="_Toc116286519"/>
-            <w:bookmarkStart w:id="25" w:name="_Toc396809835"/>
+            <w:bookmarkStart w:id="23" w:name="_Toc116286519"/>
+            <w:bookmarkStart w:id="24" w:name="_Toc396809835"/>
             <w:r>
               <w:rPr>
                 <w:b/>
@@ -6541,13 +6414,8 @@
             </w:r>
             <w:proofErr w:type="gramEnd"/>
             <w:r>
-              <w:t xml:space="preserve"> dass ich das Projekt </w:t>
-            </w:r>
-            <w:proofErr w:type="gramStart"/>
-            <w:r>
-              <w:t>mache</w:t>
-            </w:r>
-            <w:proofErr w:type="gramEnd"/>
+              <w:t xml:space="preserve"> dass ich das Projekt mache</w:t>
+            </w:r>
           </w:p>
         </w:tc>
         <w:tc>
@@ -6559,13 +6427,8 @@
               <w:spacing w:before="60" w:after="60"/>
               <w:jc w:val="center"/>
             </w:pPr>
-            <w:proofErr w:type="spellStart"/>
-            <w:r>
-              <w:t>Landesberufschule</w:t>
-            </w:r>
-            <w:proofErr w:type="spellEnd"/>
-            <w:r>
-              <w:t xml:space="preserve"> 4</w:t>
+            <w:r>
+              <w:t>Landesberufschule 4</w:t>
             </w:r>
           </w:p>
         </w:tc>
@@ -7204,23 +7067,13 @@
                                   <w:szCs w:val="20"/>
                                 </w:rPr>
                               </w:pPr>
-                              <w:proofErr w:type="spellStart"/>
                               <w:r>
                                 <w:rPr>
                                   <w:rFonts w:cs="Arial"/>
                                   <w:color w:val="000000"/>
                                   <w:szCs w:val="20"/>
                                 </w:rPr>
-                                <w:t>Landesberufschule</w:t>
-                              </w:r>
-                              <w:proofErr w:type="spellEnd"/>
-                              <w:r>
-                                <w:rPr>
-                                  <w:rFonts w:cs="Arial"/>
-                                  <w:color w:val="000000"/>
-                                  <w:szCs w:val="20"/>
-                                </w:rPr>
-                                <w:t xml:space="preserve"> 4 </w:t>
+                                <w:t xml:space="preserve">Landesberufschule 4 </w:t>
                               </w:r>
                             </w:p>
                           </w:txbxContent>
@@ -7526,23 +7379,13 @@
                             <w:szCs w:val="20"/>
                           </w:rPr>
                         </w:pPr>
-                        <w:proofErr w:type="spellStart"/>
                         <w:r>
                           <w:rPr>
                             <w:rFonts w:cs="Arial"/>
                             <w:color w:val="000000"/>
                             <w:szCs w:val="20"/>
                           </w:rPr>
-                          <w:t>Landesberufschule</w:t>
-                        </w:r>
-                        <w:proofErr w:type="spellEnd"/>
-                        <w:r>
-                          <w:rPr>
-                            <w:rFonts w:cs="Arial"/>
-                            <w:color w:val="000000"/>
-                            <w:szCs w:val="20"/>
-                          </w:rPr>
-                          <w:t xml:space="preserve"> 4 </w:t>
+                          <w:t xml:space="preserve">Landesberufschule 4 </w:t>
                         </w:r>
                       </w:p>
                     </w:txbxContent>
@@ -7643,14 +7486,14 @@
       <w:r>
         <w:br w:type="page"/>
       </w:r>
-      <w:bookmarkStart w:id="26" w:name="_Toc233012269"/>
+      <w:bookmarkStart w:id="25" w:name="_Toc233209286"/>
+      <w:bookmarkEnd w:id="23"/>
       <w:bookmarkEnd w:id="24"/>
-      <w:bookmarkEnd w:id="25"/>
       <w:r>
         <w:lastRenderedPageBreak/>
         <w:t>Projektauftrag</w:t>
       </w:r>
-      <w:bookmarkEnd w:id="26"/>
+      <w:bookmarkEnd w:id="25"/>
     </w:p>
     <w:tbl>
       <w:tblPr>
@@ -7917,13 +7760,8 @@
             <w:r>
               <w:t xml:space="preserve">: </w:t>
             </w:r>
-            <w:proofErr w:type="spellStart"/>
-            <w:r>
-              <w:t>Landesberufschule</w:t>
-            </w:r>
-            <w:proofErr w:type="spellEnd"/>
-            <w:r>
-              <w:t xml:space="preserve"> 4</w:t>
+            <w:r>
+              <w:t>Landesberufschule 4</w:t>
             </w:r>
           </w:p>
         </w:tc>
@@ -8073,7 +7911,7 @@
             <w:pPr>
               <w:rPr>
                 <w:rFonts w:cs="Arial"/>
-                <w:i/>
+                <w:iCs/>
                 <w:color w:val="3C3C3C"/>
                 <w:szCs w:val="21"/>
                 <w:shd w:val="clear" w:color="auto" w:fill="FFFFFF"/>
@@ -8082,7 +7920,7 @@
             <w:r>
               <w:rPr>
                 <w:rFonts w:cs="Arial"/>
-                <w:i/>
+                <w:iCs/>
                 <w:color w:val="3C3C3C"/>
                 <w:szCs w:val="21"/>
                 <w:shd w:val="clear" w:color="auto" w:fill="FFFFFF"/>
@@ -8100,12 +7938,22 @@
             <w:r>
               <w:rPr>
                 <w:rFonts w:cs="Arial"/>
-                <w:i/>
+                <w:iCs/>
                 <w:color w:val="3C3C3C"/>
                 <w:szCs w:val="21"/>
                 <w:shd w:val="clear" w:color="auto" w:fill="FFFFFF"/>
               </w:rPr>
               <w:t>Auf dieses fehlende Tool baut Lumify auf. Es soll diese Lücke füllen</w:t>
+            </w:r>
+            <w:r>
+              <w:rPr>
+                <w:rFonts w:cs="Arial"/>
+                <w:iCs/>
+                <w:color w:val="3C3C3C"/>
+                <w:szCs w:val="21"/>
+                <w:shd w:val="clear" w:color="auto" w:fill="FFFFFF"/>
+              </w:rPr>
+              <w:br/>
             </w:r>
           </w:p>
         </w:tc>
@@ -8182,6 +8030,14 @@
           <w:p>
             <w:pPr>
               <w:spacing w:before="60" w:after="60"/>
+            </w:pPr>
+            <w:r>
+              <w:t>Responsiveness für Smartphones. (Desktop-App)</w:t>
+            </w:r>
+          </w:p>
+          <w:p>
+            <w:pPr>
+              <w:spacing w:before="60" w:after="60"/>
               <w:rPr>
                 <w:b/>
               </w:rPr>
@@ -8574,6 +8430,7 @@
               <w:spacing w:before="60" w:after="60"/>
             </w:pPr>
             <w:r>
+              <w:lastRenderedPageBreak/>
               <w:t xml:space="preserve">Hubs und Hooks für die Zusammenarbeit in Workspaces implementieren </w:t>
             </w:r>
           </w:p>
@@ -8601,14 +8458,8 @@
               <w:spacing w:before="60" w:after="60"/>
             </w:pPr>
             <w:r>
-              <w:lastRenderedPageBreak/>
-              <w:t xml:space="preserve">Frontendbasis schaffen mit Authentication, </w:t>
-            </w:r>
-            <w:proofErr w:type="spellStart"/>
-            <w:r>
-              <w:t>Friendship</w:t>
-            </w:r>
-            <w:proofErr w:type="spellEnd"/>
+              <w:t>Frontendbasis schaffen mit Authentication, Friendship</w:t>
+            </w:r>
             <w:r>
               <w:t>-</w:t>
             </w:r>
@@ -8742,6 +8593,19 @@
               <w:spacing w:before="60" w:after="60"/>
             </w:pPr>
             <w:r>
+              <w:t>Erfolgreiche Tests</w:t>
+            </w:r>
+          </w:p>
+          <w:p>
+            <w:pPr>
+              <w:pStyle w:val="Listenabsatz"/>
+              <w:numPr>
+                <w:ilvl w:val="0"/>
+                <w:numId w:val="22"/>
+              </w:numPr>
+              <w:spacing w:before="60" w:after="60"/>
+            </w:pPr>
+            <w:r>
               <w:t>Abschluss</w:t>
             </w:r>
           </w:p>
@@ -8893,10 +8757,10 @@
               </w:rPr>
               <w:t xml:space="preserve">Personalkosten: </w:t>
             </w:r>
-            <w:bookmarkStart w:id="27" w:name="Text32"/>
-          </w:p>
-        </w:tc>
-        <w:bookmarkEnd w:id="27"/>
+            <w:bookmarkStart w:id="26" w:name="Text32"/>
+          </w:p>
+        </w:tc>
+        <w:bookmarkEnd w:id="26"/>
         <w:tc>
           <w:tcPr>
             <w:tcW w:w="6872" w:type="dxa"/>
@@ -8930,10 +8794,10 @@
               </w:rPr>
               <w:t xml:space="preserve">Externe Kosten: </w:t>
             </w:r>
-            <w:bookmarkStart w:id="28" w:name="Text37"/>
-          </w:p>
-        </w:tc>
-        <w:bookmarkEnd w:id="28"/>
+            <w:bookmarkStart w:id="27" w:name="Text37"/>
+          </w:p>
+        </w:tc>
+        <w:bookmarkEnd w:id="27"/>
         <w:tc>
           <w:tcPr>
             <w:tcW w:w="6872" w:type="dxa"/>
@@ -8947,7 +8811,7 @@
               </w:rPr>
             </w:pPr>
             <w:r>
-              <w:t>-</w:t>
+              <w:t>100 €</w:t>
             </w:r>
           </w:p>
         </w:tc>
@@ -8971,10 +8835,10 @@
               </w:rPr>
               <w:t xml:space="preserve">Sonstige Ressourcen: </w:t>
             </w:r>
-            <w:bookmarkStart w:id="29" w:name="Text45"/>
-          </w:p>
-        </w:tc>
-        <w:bookmarkEnd w:id="29"/>
+            <w:bookmarkStart w:id="28" w:name="Text45"/>
+          </w:p>
+        </w:tc>
+        <w:bookmarkEnd w:id="28"/>
         <w:tc>
           <w:tcPr>
             <w:tcW w:w="6872" w:type="dxa"/>
@@ -9020,10 +8884,10 @@
               </w:rPr>
               <w:t xml:space="preserve"> </w:t>
             </w:r>
-            <w:bookmarkStart w:id="30" w:name="Text53"/>
-          </w:p>
-        </w:tc>
-        <w:bookmarkEnd w:id="30"/>
+            <w:bookmarkStart w:id="29" w:name="Text53"/>
+          </w:p>
+        </w:tc>
+        <w:bookmarkEnd w:id="29"/>
         <w:tc>
           <w:tcPr>
             <w:tcW w:w="6872" w:type="dxa"/>
@@ -9073,15 +8937,13 @@
               </w:rPr>
             </w:pPr>
             <w:r>
-              <w:t xml:space="preserve">Fortlaufendes Server-Hosting für </w:t>
-            </w:r>
-            <w:proofErr w:type="spellStart"/>
-            <w:r>
-              <w:t>WebApp</w:t>
-            </w:r>
-            <w:proofErr w:type="spellEnd"/>
-            <w:r>
-              <w:t>, Datenbank und Domain</w:t>
+              <w:t>Fortlaufendes Server-Hosting für Web</w:t>
+            </w:r>
+            <w:r>
+              <w:t>-</w:t>
+            </w:r>
+            <w:r>
+              <w:t>App, Datenbank und Domain</w:t>
             </w:r>
           </w:p>
         </w:tc>
@@ -9128,7 +8990,7 @@
               <w:spacing w:before="60" w:after="60"/>
             </w:pPr>
             <w:r>
-              <w:t>-</w:t>
+              <w:t>500 €</w:t>
             </w:r>
           </w:p>
         </w:tc>
@@ -9192,7 +9054,7 @@
                 </w:ffData>
               </w:fldChar>
             </w:r>
-            <w:bookmarkStart w:id="31" w:name="Kontrollkästchen3"/>
+            <w:bookmarkStart w:id="30" w:name="Kontrollkästchen3"/>
             <w:r>
               <w:instrText xml:space="preserve"> FORMCHECKBOX </w:instrText>
             </w:r>
@@ -9202,7 +9064,7 @@
             <w:r>
               <w:fldChar w:fldCharType="end"/>
             </w:r>
-            <w:bookmarkEnd w:id="31"/>
+            <w:bookmarkEnd w:id="30"/>
             <w:r>
               <w:t xml:space="preserve"> Das Projekt wird bewilligt.</w:t>
             </w:r>
@@ -9227,7 +9089,7 @@
                 </w:ffData>
               </w:fldChar>
             </w:r>
-            <w:bookmarkStart w:id="32" w:name="Kontrollkästchen5"/>
+            <w:bookmarkStart w:id="31" w:name="Kontrollkästchen5"/>
             <w:r>
               <w:instrText xml:space="preserve"> FORMCHECKBOX </w:instrText>
             </w:r>
@@ -9237,7 +9099,7 @@
             <w:r>
               <w:fldChar w:fldCharType="end"/>
             </w:r>
-            <w:bookmarkEnd w:id="32"/>
+            <w:bookmarkEnd w:id="31"/>
             <w:r>
               <w:t xml:space="preserve"> Das Projekt wird abgelehnt.</w:t>
             </w:r>
@@ -9260,7 +9122,7 @@
                 </w:ffData>
               </w:fldChar>
             </w:r>
-            <w:bookmarkStart w:id="33" w:name="Text50"/>
+            <w:bookmarkStart w:id="32" w:name="Text50"/>
             <w:r>
               <w:instrText xml:space="preserve"> FORMTEXT </w:instrText>
             </w:r>
@@ -9285,7 +9147,7 @@
             <w:r>
               <w:fldChar w:fldCharType="end"/>
             </w:r>
-            <w:bookmarkEnd w:id="33"/>
+            <w:bookmarkEnd w:id="32"/>
           </w:p>
           <w:p>
             <w:pPr>
@@ -9404,7 +9266,7 @@
                 </w:ffData>
               </w:fldChar>
             </w:r>
-            <w:bookmarkStart w:id="34" w:name="Text52"/>
+            <w:bookmarkStart w:id="33" w:name="Text52"/>
             <w:r>
               <w:instrText xml:space="preserve"> </w:instrText>
             </w:r>
@@ -9426,7 +9288,7 @@
             <w:r>
               <w:fldChar w:fldCharType="end"/>
             </w:r>
-            <w:bookmarkEnd w:id="34"/>
+            <w:bookmarkEnd w:id="33"/>
             <w:r>
               <w:t>, Unterschrift Auftraggeber</w:t>
             </w:r>
@@ -9447,10 +9309,10 @@
       <w:r>
         <w:br w:type="page"/>
       </w:r>
-      <w:bookmarkStart w:id="35" w:name="_Toc116286523"/>
-      <w:bookmarkStart w:id="36" w:name="_Toc396809839"/>
-      <w:bookmarkStart w:id="37" w:name="_Toc397882996"/>
-      <w:bookmarkStart w:id="38" w:name="_Toc233012270"/>
+      <w:bookmarkStart w:id="34" w:name="_Toc116286523"/>
+      <w:bookmarkStart w:id="35" w:name="_Toc396809839"/>
+      <w:bookmarkStart w:id="36" w:name="_Toc397882996"/>
+      <w:bookmarkStart w:id="37" w:name="_Toc233209287"/>
       <w:r>
         <w:lastRenderedPageBreak/>
         <w:t>Projektstrukturplan (PSP)</w:t>
@@ -9461,10 +9323,10 @@
         </w:rPr>
         <w:footnoteReference w:id="4"/>
       </w:r>
+      <w:bookmarkEnd w:id="34"/>
       <w:bookmarkEnd w:id="35"/>
       <w:bookmarkEnd w:id="36"/>
       <w:bookmarkEnd w:id="37"/>
-      <w:bookmarkEnd w:id="38"/>
     </w:p>
     <w:p/>
     <w:p/>
@@ -9574,18 +9436,18 @@
       <w:r>
         <w:br w:type="page"/>
       </w:r>
-      <w:bookmarkStart w:id="39" w:name="_Toc116286524"/>
-      <w:bookmarkStart w:id="40" w:name="_Toc396809840"/>
-      <w:bookmarkStart w:id="41" w:name="_Toc397882997"/>
-      <w:bookmarkStart w:id="42" w:name="_Toc233012271"/>
+      <w:bookmarkStart w:id="38" w:name="_Toc116286524"/>
+      <w:bookmarkStart w:id="39" w:name="_Toc396809840"/>
+      <w:bookmarkStart w:id="40" w:name="_Toc397882997"/>
+      <w:bookmarkStart w:id="41" w:name="_Toc233209288"/>
       <w:r>
         <w:lastRenderedPageBreak/>
         <w:t>AP-Spezifikation / AP Beschreibung</w:t>
       </w:r>
+      <w:bookmarkEnd w:id="38"/>
       <w:bookmarkEnd w:id="39"/>
       <w:bookmarkEnd w:id="40"/>
       <w:bookmarkEnd w:id="41"/>
-      <w:bookmarkEnd w:id="42"/>
     </w:p>
     <w:p>
       <w:r>
@@ -9837,7 +9699,7 @@
                 </w:ffData>
               </w:fldChar>
             </w:r>
-            <w:bookmarkStart w:id="43" w:name="Text96"/>
+            <w:bookmarkStart w:id="42" w:name="Text96"/>
             <w:r>
               <w:instrText xml:space="preserve"> </w:instrText>
             </w:r>
@@ -9859,7 +9721,7 @@
             <w:r>
               <w:fldChar w:fldCharType="end"/>
             </w:r>
-            <w:bookmarkEnd w:id="43"/>
+            <w:bookmarkEnd w:id="42"/>
           </w:p>
         </w:tc>
       </w:tr>
@@ -9931,6 +9793,12 @@
               </w:rPr>
               <w:t>API</w:t>
             </w:r>
+            <w:r>
+              <w:rPr>
+                <w:bCs/>
+              </w:rPr>
+              <w:t>-Controller</w:t>
+            </w:r>
           </w:p>
         </w:tc>
       </w:tr>
@@ -10006,13 +9874,11 @@
               <w:spacing w:before="60" w:after="60"/>
             </w:pPr>
             <w:r>
-              <w:t>Umsetzung von Authentifizierung mittels JWT/Https-</w:t>
-            </w:r>
-            <w:proofErr w:type="spellStart"/>
-            <w:r>
-              <w:t>only</w:t>
-            </w:r>
-            <w:proofErr w:type="spellEnd"/>
+              <w:t>Umsetzung von Authentifizierung mittels JWT/</w:t>
+            </w:r>
+            <w:r>
+              <w:t>Cookie</w:t>
+            </w:r>
           </w:p>
           <w:p>
             <w:pPr>
@@ -10323,15 +10189,7 @@
               <w:spacing w:before="60" w:after="60"/>
             </w:pPr>
             <w:r>
-              <w:t xml:space="preserve">Tests zu Hubs und Hooks können erst sicher getestet werden, wenn ein Feature im Frontend gebaut </w:t>
-            </w:r>
-            <w:proofErr w:type="gramStart"/>
-            <w:r>
-              <w:t>ist</w:t>
-            </w:r>
-            <w:proofErr w:type="gramEnd"/>
-            <w:r>
-              <w:t xml:space="preserve"> </w:t>
+              <w:t xml:space="preserve">Tests zu Hubs und Hooks können erst sicher getestet werden, wenn ein Feature im Frontend gebaut ist </w:t>
             </w:r>
           </w:p>
         </w:tc>
@@ -10498,24 +10356,19 @@
     </w:tbl>
     <w:p/>
     <w:p>
-      <w:pPr>
-        <w:pStyle w:val="berschrift1"/>
-      </w:pPr>
       <w:r>
         <w:br w:type="page"/>
       </w:r>
-      <w:bookmarkStart w:id="44" w:name="_Toc116286525"/>
-      <w:bookmarkStart w:id="45" w:name="_Toc396809841"/>
-      <w:bookmarkStart w:id="46" w:name="_Toc397882998"/>
-      <w:bookmarkStart w:id="47" w:name="_Toc233012272"/>
+      <w:bookmarkStart w:id="43" w:name="_Toc116286525"/>
+      <w:bookmarkStart w:id="44" w:name="_Toc396809841"/>
+      <w:bookmarkStart w:id="45" w:name="_Toc397882998"/>
       <w:r>
         <w:lastRenderedPageBreak/>
         <w:t>Projektmeilensteinplan</w:t>
       </w:r>
+      <w:bookmarkEnd w:id="43"/>
       <w:bookmarkEnd w:id="44"/>
       <w:bookmarkEnd w:id="45"/>
-      <w:bookmarkEnd w:id="46"/>
-      <w:bookmarkEnd w:id="47"/>
     </w:p>
     <w:tbl>
       <w:tblPr>
@@ -10891,7 +10744,13 @@
               <w:spacing w:before="60" w:after="60"/>
             </w:pPr>
             <w:r>
-              <w:t>-</w:t>
+              <w:t>1</w:t>
+            </w:r>
+            <w:r>
+              <w:t>9</w:t>
+            </w:r>
+            <w:r>
+              <w:t>.06.2026</w:t>
             </w:r>
           </w:p>
         </w:tc>
@@ -10948,7 +10807,7 @@
               <w:spacing w:before="60" w:after="60"/>
             </w:pPr>
             <w:r>
-              <w:t>-</w:t>
+              <w:t>26.06.2026</w:t>
             </w:r>
           </w:p>
         </w:tc>
@@ -11043,45 +10902,19 @@
       <w:r>
         <w:br w:type="page"/>
       </w:r>
-      <w:bookmarkStart w:id="48" w:name="_Toc116286527"/>
-      <w:bookmarkStart w:id="49" w:name="_Toc396809843"/>
-      <w:bookmarkStart w:id="50" w:name="_Toc397883000"/>
-      <w:bookmarkStart w:id="51" w:name="_Toc233012273"/>
+      <w:bookmarkStart w:id="46" w:name="_Toc116286527"/>
+      <w:bookmarkStart w:id="47" w:name="_Toc396809843"/>
+      <w:bookmarkStart w:id="48" w:name="_Toc397883000"/>
+      <w:bookmarkStart w:id="49" w:name="_Toc233209289"/>
       <w:r>
         <w:lastRenderedPageBreak/>
         <w:t>Projektkostenplan / Zeiterfassung</w:t>
       </w:r>
+      <w:bookmarkEnd w:id="46"/>
+      <w:bookmarkEnd w:id="47"/>
       <w:bookmarkEnd w:id="48"/>
       <w:bookmarkEnd w:id="49"/>
-      <w:bookmarkEnd w:id="50"/>
-      <w:bookmarkEnd w:id="51"/>
     </w:p>
-    <w:p>
-      <w:pPr>
-        <w:rPr>
-          <w:i/>
-        </w:rPr>
-      </w:pPr>
-      <w:r>
-        <w:rPr>
-          <w:i/>
-        </w:rPr>
-        <w:t xml:space="preserve">Bei </w:t>
-      </w:r>
-      <w:r>
-        <w:rPr>
-          <w:i/>
-        </w:rPr>
-        <w:t>schulischen</w:t>
-      </w:r>
-      <w:r>
-        <w:rPr>
-          <w:i/>
-        </w:rPr>
-        <w:t xml:space="preserve"> Projekten planen und dokumentieren Sie in diesem Punkt hauptsächlich die zeitlichen Aufwände der einzelnen Teammitglieder. IN JEDEM FALL IST IN EINEM GETRENNTEN XLS-FILE EINE DETAILLIERTE ZEITERFASSUNG ZU FÜHREN UND DIESEM PROJEKTHANDBUCH BEIZUFÜGEN.</w:t>
-      </w:r>
-    </w:p>
-    <w:p/>
     <w:tbl>
       <w:tblPr>
         <w:tblW w:w="0" w:type="auto"/>
@@ -11661,29 +11494,29 @@
       <w:r>
         <w:br w:type="page"/>
       </w:r>
-      <w:bookmarkStart w:id="52" w:name="_Toc116286529"/>
-      <w:bookmarkStart w:id="53" w:name="_Toc396809845"/>
+      <w:bookmarkStart w:id="50" w:name="_Toc116286529"/>
+      <w:bookmarkStart w:id="51" w:name="_Toc396809845"/>
     </w:p>
     <w:p>
       <w:pPr>
         <w:pStyle w:val="berschrift1"/>
       </w:pPr>
-      <w:bookmarkStart w:id="54" w:name="_Toc397883001"/>
-      <w:bookmarkStart w:id="55" w:name="_Toc233012274"/>
+      <w:bookmarkStart w:id="52" w:name="_Toc397883001"/>
+      <w:bookmarkStart w:id="53" w:name="_Toc233209290"/>
       <w:r>
         <w:lastRenderedPageBreak/>
         <w:t>Projektfortschrittsbericht</w:t>
       </w:r>
-      <w:bookmarkEnd w:id="52"/>
+      <w:bookmarkEnd w:id="50"/>
       <w:r>
         <w:rPr>
           <w:rStyle w:val="Funotenzeichen"/>
         </w:rPr>
         <w:footnoteReference w:id="5"/>
       </w:r>
+      <w:bookmarkEnd w:id="51"/>
+      <w:bookmarkEnd w:id="52"/>
       <w:bookmarkEnd w:id="53"/>
-      <w:bookmarkEnd w:id="54"/>
-      <w:bookmarkEnd w:id="55"/>
     </w:p>
     <w:tbl>
       <w:tblPr>
@@ -12668,7 +12501,6 @@
                 <w:sz w:val="18"/>
               </w:rPr>
             </w:pPr>
-            <w:proofErr w:type="spellStart"/>
             <w:r>
               <w:rPr>
                 <w:rFonts w:ascii="Tahoma" w:hAnsi="Tahoma" w:cs="Tahoma"/>
@@ -12677,9 +12509,8 @@
                 <w:color w:val="70AD47" w:themeColor="accent6"/>
                 <w:sz w:val="18"/>
               </w:rPr>
-              <w:t>FrontendServices</w:t>
-            </w:r>
-            <w:proofErr w:type="spellEnd"/>
+              <w:t>Frontend</w:t>
+            </w:r>
             <w:r>
               <w:rPr>
                 <w:rFonts w:ascii="Tahoma" w:hAnsi="Tahoma" w:cs="Tahoma"/>
@@ -12688,7 +12519,17 @@
                 <w:color w:val="70AD47" w:themeColor="accent6"/>
                 <w:sz w:val="18"/>
               </w:rPr>
-              <w:t xml:space="preserve"> wurden aufgebaut und an die Authentication angepasst.</w:t>
+              <w:t>-</w:t>
+            </w:r>
+            <w:r>
+              <w:rPr>
+                <w:rFonts w:ascii="Tahoma" w:hAnsi="Tahoma" w:cs="Tahoma"/>
+                <w:b/>
+                <w:bCs/>
+                <w:color w:val="70AD47" w:themeColor="accent6"/>
+                <w:sz w:val="18"/>
+              </w:rPr>
+              <w:t>Services wurden aufgebaut und an die Authentication angepasst.</w:t>
             </w:r>
           </w:p>
           <w:p>
@@ -12715,29 +12556,7 @@
                 <w:color w:val="70AD47" w:themeColor="accent6"/>
                 <w:sz w:val="18"/>
               </w:rPr>
-              <w:t xml:space="preserve">Tests zu Hooks und Hubs konnten erfolgreich getestet werden. Eine </w:t>
-            </w:r>
-            <w:proofErr w:type="spellStart"/>
-            <w:r>
-              <w:rPr>
-                <w:rFonts w:ascii="Tahoma" w:hAnsi="Tahoma" w:cs="Tahoma"/>
-                <w:b/>
-                <w:bCs/>
-                <w:color w:val="70AD47" w:themeColor="accent6"/>
-                <w:sz w:val="18"/>
-              </w:rPr>
-              <w:t>Race-Condition</w:t>
-            </w:r>
-            <w:proofErr w:type="spellEnd"/>
-            <w:r>
-              <w:rPr>
-                <w:rFonts w:ascii="Tahoma" w:hAnsi="Tahoma" w:cs="Tahoma"/>
-                <w:b/>
-                <w:bCs/>
-                <w:color w:val="70AD47" w:themeColor="accent6"/>
-                <w:sz w:val="18"/>
-              </w:rPr>
-              <w:t xml:space="preserve"> musste ausgebessert werden. Hubs laufen nun korrekt und funktionieren.</w:t>
+              <w:t xml:space="preserve">Tests zu Hooks und Hubs konnten erfolgreich getestet werden. </w:t>
             </w:r>
           </w:p>
           <w:p>
@@ -12782,34 +12601,43 @@
           </w:p>
           <w:p>
             <w:pPr>
+              <w:pStyle w:val="Kopfzeile"/>
               <w:numPr>
                 <w:ilvl w:val="0"/>
                 <w:numId w:val="17"/>
               </w:numPr>
               <w:spacing w:after="60"/>
-              <w:jc w:val="both"/>
+              <w:rPr>
+                <w:rFonts w:ascii="Tahoma" w:hAnsi="Tahoma" w:cs="Tahoma"/>
+                <w:b/>
+              </w:rPr>
+            </w:pPr>
+            <w:r>
               <w:rPr>
                 <w:rFonts w:ascii="Tahoma" w:hAnsi="Tahoma" w:cs="Tahoma"/>
                 <w:sz w:val="18"/>
-              </w:rPr>
-            </w:pPr>
+                <w:szCs w:val="24"/>
+              </w:rPr>
+              <w:t xml:space="preserve">Eine </w:t>
+            </w:r>
+            <w:proofErr w:type="spellStart"/>
             <w:r>
               <w:rPr>
                 <w:rFonts w:ascii="Tahoma" w:hAnsi="Tahoma" w:cs="Tahoma"/>
                 <w:sz w:val="18"/>
-              </w:rPr>
-              <w:t>Keine Maßnahmen nötig</w:t>
-            </w:r>
-          </w:p>
-          <w:p>
-            <w:pPr>
-              <w:pStyle w:val="Kopfzeile"/>
-              <w:spacing w:after="60"/>
+                <w:szCs w:val="24"/>
+              </w:rPr>
+              <w:t>Race-Condition</w:t>
+            </w:r>
+            <w:proofErr w:type="spellEnd"/>
+            <w:r>
               <w:rPr>
                 <w:rFonts w:ascii="Tahoma" w:hAnsi="Tahoma" w:cs="Tahoma"/>
-                <w:b/>
-              </w:rPr>
-            </w:pPr>
+                <w:sz w:val="18"/>
+                <w:szCs w:val="24"/>
+              </w:rPr>
+              <w:t xml:space="preserve"> musste ausgebessert werden. Hubs laufen nun korrekt und funktionieren.</w:t>
+            </w:r>
           </w:p>
         </w:tc>
       </w:tr>
@@ -13079,7 +12907,6 @@
                 <w:rFonts w:ascii="Tahoma" w:hAnsi="Tahoma" w:cs="Tahoma"/>
                 <w:b/>
                 <w:bCs/>
-                <w:color w:val="70AD47" w:themeColor="accent6"/>
                 <w:sz w:val="18"/>
               </w:rPr>
             </w:pPr>
@@ -13091,20 +12918,48 @@
                 <w:color w:val="70AD47" w:themeColor="accent6"/>
                 <w:sz w:val="18"/>
               </w:rPr>
-              <w:t>Erste Feature-Site wurde aufgebaut</w:t>
-            </w:r>
-          </w:p>
-          <w:p>
-            <w:pPr>
-              <w:spacing w:after="60"/>
-              <w:ind w:left="360"/>
+              <w:t>Feature-S</w:t>
+            </w:r>
+            <w:r>
               <w:rPr>
                 <w:rFonts w:ascii="Tahoma" w:hAnsi="Tahoma" w:cs="Tahoma"/>
                 <w:b/>
                 <w:bCs/>
+                <w:color w:val="70AD47" w:themeColor="accent6"/>
                 <w:sz w:val="18"/>
               </w:rPr>
-            </w:pPr>
+              <w:t>eiten</w:t>
+            </w:r>
+            <w:r>
+              <w:rPr>
+                <w:rFonts w:ascii="Tahoma" w:hAnsi="Tahoma" w:cs="Tahoma"/>
+                <w:b/>
+                <w:bCs/>
+                <w:color w:val="70AD47" w:themeColor="accent6"/>
+                <w:sz w:val="18"/>
+              </w:rPr>
+              <w:t xml:space="preserve"> wurde</w:t>
+            </w:r>
+            <w:r>
+              <w:rPr>
+                <w:rFonts w:ascii="Tahoma" w:hAnsi="Tahoma" w:cs="Tahoma"/>
+                <w:b/>
+                <w:bCs/>
+                <w:color w:val="70AD47" w:themeColor="accent6"/>
+                <w:sz w:val="18"/>
+              </w:rPr>
+              <w:t>n</w:t>
+            </w:r>
+            <w:r>
+              <w:rPr>
+                <w:rFonts w:ascii="Tahoma" w:hAnsi="Tahoma" w:cs="Tahoma"/>
+                <w:b/>
+                <w:bCs/>
+                <w:color w:val="70AD47" w:themeColor="accent6"/>
+                <w:sz w:val="18"/>
+              </w:rPr>
+              <w:t xml:space="preserve"> aufgebaut</w:t>
+            </w:r>
           </w:p>
         </w:tc>
         <w:tc>
@@ -13206,7 +13061,6 @@
                 <w:b/>
                 <w:bCs/>
               </w:rPr>
-              <w:lastRenderedPageBreak/>
               <w:t>4) Status Termine (Zeitziele?)</w:t>
             </w:r>
           </w:p>
@@ -13369,6 +13223,7 @@
                 <w:b/>
                 <w:bCs/>
               </w:rPr>
+              <w:lastRenderedPageBreak/>
               <w:t>5) Status Ressourcen/Kosten (Verfügbarkeit)</w:t>
             </w:r>
           </w:p>
@@ -13770,10 +13625,10 @@
       <w:r>
         <w:br w:type="page"/>
       </w:r>
-      <w:bookmarkStart w:id="56" w:name="_Toc116286530"/>
-      <w:bookmarkStart w:id="57" w:name="_Toc396809846"/>
-      <w:bookmarkStart w:id="58" w:name="_Toc397883002"/>
-      <w:bookmarkStart w:id="59" w:name="_Toc233012275"/>
+      <w:bookmarkStart w:id="54" w:name="_Toc116286530"/>
+      <w:bookmarkStart w:id="55" w:name="_Toc396809846"/>
+      <w:bookmarkStart w:id="56" w:name="_Toc397883002"/>
+      <w:bookmarkStart w:id="57" w:name="_Toc233209291"/>
       <w:r>
         <w:lastRenderedPageBreak/>
         <w:t>Projektabschluss</w:t>
@@ -13781,10 +13636,10 @@
       <w:r>
         <w:t>bericht</w:t>
       </w:r>
+      <w:bookmarkEnd w:id="54"/>
+      <w:bookmarkEnd w:id="55"/>
       <w:bookmarkEnd w:id="56"/>
       <w:bookmarkEnd w:id="57"/>
-      <w:bookmarkEnd w:id="58"/>
-      <w:bookmarkEnd w:id="59"/>
     </w:p>
     <w:tbl>
       <w:tblPr>
@@ -13902,9 +13757,96 @@
               <w:t>:</w:t>
             </w:r>
           </w:p>
-          <w:bookmarkStart w:id="60" w:name="Text85"/>
-          <w:p>
-            <w:pPr>
+          <w:p>
+            <w:pPr>
+              <w:pStyle w:val="Listenabsatz"/>
+              <w:numPr>
+                <w:ilvl w:val="0"/>
+                <w:numId w:val="40"/>
+              </w:numPr>
+              <w:spacing w:before="60" w:after="60"/>
+              <w:rPr>
+                <w:lang w:val="en-GB"/>
+              </w:rPr>
+            </w:pPr>
+            <w:proofErr w:type="spellStart"/>
+            <w:r>
+              <w:rPr>
+                <w:lang w:val="en-GB"/>
+              </w:rPr>
+              <w:t>Projektstruktur</w:t>
+            </w:r>
+            <w:proofErr w:type="spellEnd"/>
+            <w:r>
+              <w:rPr>
+                <w:lang w:val="en-GB"/>
+              </w:rPr>
+              <w:t xml:space="preserve"> </w:t>
+            </w:r>
+            <w:proofErr w:type="spellStart"/>
+            <w:r>
+              <w:rPr>
+                <w:lang w:val="en-GB"/>
+              </w:rPr>
+              <w:t>wurde</w:t>
+            </w:r>
+            <w:proofErr w:type="spellEnd"/>
+            <w:r>
+              <w:rPr>
+                <w:lang w:val="en-GB"/>
+              </w:rPr>
+              <w:t xml:space="preserve"> </w:t>
+            </w:r>
+            <w:proofErr w:type="spellStart"/>
+            <w:r>
+              <w:rPr>
+                <w:lang w:val="en-GB"/>
+              </w:rPr>
+              <w:t>wie</w:t>
+            </w:r>
+            <w:proofErr w:type="spellEnd"/>
+            <w:r>
+              <w:rPr>
+                <w:lang w:val="en-GB"/>
+              </w:rPr>
+              <w:t xml:space="preserve"> </w:t>
+            </w:r>
+            <w:proofErr w:type="spellStart"/>
+            <w:r>
+              <w:rPr>
+                <w:lang w:val="en-GB"/>
+              </w:rPr>
+              <w:t>geplant</w:t>
+            </w:r>
+            <w:proofErr w:type="spellEnd"/>
+            <w:r>
+              <w:rPr>
+                <w:lang w:val="en-GB"/>
+              </w:rPr>
+              <w:t xml:space="preserve"> </w:t>
+            </w:r>
+            <w:proofErr w:type="spellStart"/>
+            <w:r>
+              <w:rPr>
+                <w:lang w:val="en-GB"/>
+              </w:rPr>
+              <w:t>umgesetzt</w:t>
+            </w:r>
+            <w:proofErr w:type="spellEnd"/>
+            <w:r>
+              <w:rPr>
+                <w:lang w:val="en-GB"/>
+              </w:rPr>
+              <w:t xml:space="preserve">. </w:t>
+            </w:r>
+          </w:p>
+          <w:p>
+            <w:pPr>
+              <w:pStyle w:val="Listenabsatz"/>
+              <w:numPr>
+                <w:ilvl w:val="0"/>
+                <w:numId w:val="40"/>
+              </w:numPr>
               <w:spacing w:before="60" w:after="60"/>
               <w:rPr>
                 <w:b/>
@@ -13915,51 +13857,98 @@
               <w:rPr>
                 <w:lang w:val="en-GB"/>
               </w:rPr>
-              <w:fldChar w:fldCharType="begin">
-                <w:ffData>
-                  <w:name w:val="Text85"/>
-                  <w:enabled/>
-                  <w:calcOnExit w:val="0"/>
-                  <w:textInput>
-                    <w:default w:val="&lt;Erreicht? Wenn nicht, warum nicht?&gt;"/>
-                  </w:textInput>
-                </w:ffData>
-              </w:fldChar>
-            </w:r>
-            <w:r>
-              <w:instrText xml:space="preserve"> </w:instrText>
-            </w:r>
-            <w:r>
-              <w:instrText>FORMTEXT</w:instrText>
-            </w:r>
-            <w:r>
-              <w:instrText xml:space="preserve"> </w:instrText>
-            </w:r>
+              <w:t xml:space="preserve">Usability </w:t>
+            </w:r>
+            <w:proofErr w:type="spellStart"/>
             <w:r>
               <w:rPr>
                 <w:lang w:val="en-GB"/>
               </w:rPr>
-            </w:r>
+              <w:t>ist</w:t>
+            </w:r>
+            <w:proofErr w:type="spellEnd"/>
             <w:r>
               <w:rPr>
                 <w:lang w:val="en-GB"/>
               </w:rPr>
-              <w:fldChar w:fldCharType="separate"/>
-            </w:r>
-            <w:r>
-              <w:rPr>
-                <w:noProof/>
-                <w:lang w:val="de-AT"/>
-              </w:rPr>
-              <w:t>&lt;Erreicht? Wenn nicht, warum nicht?&gt;</w:t>
+              <w:t xml:space="preserve"> gut. (</w:t>
             </w:r>
             <w:r>
               <w:rPr>
                 <w:lang w:val="en-GB"/>
               </w:rPr>
-              <w:fldChar w:fldCharType="end"/>
-            </w:r>
-            <w:bookmarkEnd w:id="60"/>
+              <w:t xml:space="preserve">Es </w:t>
+            </w:r>
+            <w:proofErr w:type="spellStart"/>
+            <w:r>
+              <w:rPr>
+                <w:lang w:val="en-GB"/>
+              </w:rPr>
+              <w:t>können</w:t>
+            </w:r>
+            <w:proofErr w:type="spellEnd"/>
+            <w:r>
+              <w:rPr>
+                <w:lang w:val="en-GB"/>
+              </w:rPr>
+              <w:t xml:space="preserve"> </w:t>
+            </w:r>
+            <w:proofErr w:type="spellStart"/>
+            <w:r>
+              <w:rPr>
+                <w:lang w:val="en-GB"/>
+              </w:rPr>
+              <w:t>noch</w:t>
+            </w:r>
+            <w:proofErr w:type="spellEnd"/>
+            <w:r>
+              <w:rPr>
+                <w:lang w:val="en-GB"/>
+              </w:rPr>
+              <w:t xml:space="preserve"> </w:t>
+            </w:r>
+            <w:proofErr w:type="spellStart"/>
+            <w:r>
+              <w:rPr>
+                <w:lang w:val="en-GB"/>
+              </w:rPr>
+              <w:t>Verbesserungen</w:t>
+            </w:r>
+            <w:proofErr w:type="spellEnd"/>
+            <w:r>
+              <w:rPr>
+                <w:lang w:val="en-GB"/>
+              </w:rPr>
+              <w:t xml:space="preserve"> </w:t>
+            </w:r>
+            <w:proofErr w:type="spellStart"/>
+            <w:r>
+              <w:rPr>
+                <w:lang w:val="en-GB"/>
+              </w:rPr>
+              <w:t>getätigt</w:t>
+            </w:r>
+            <w:proofErr w:type="spellEnd"/>
+            <w:r>
+              <w:rPr>
+                <w:lang w:val="en-GB"/>
+              </w:rPr>
+              <w:t xml:space="preserve"> </w:t>
+            </w:r>
+            <w:proofErr w:type="spellStart"/>
+            <w:r>
+              <w:rPr>
+                <w:lang w:val="en-GB"/>
+              </w:rPr>
+              <w:t>werden</w:t>
+            </w:r>
+            <w:proofErr w:type="spellEnd"/>
+            <w:r>
+              <w:rPr>
+                <w:lang w:val="en-GB"/>
+              </w:rPr>
+              <w:t>)</w:t>
+            </w:r>
           </w:p>
         </w:tc>
       </w:tr>
@@ -14007,49 +13996,63 @@
               <w:rPr>
                 <w:lang w:val="en-GB"/>
               </w:rPr>
-              <w:fldChar w:fldCharType="begin">
-                <w:ffData>
-                  <w:name w:val="Text85"/>
-                  <w:enabled/>
-                  <w:calcOnExit w:val="0"/>
-                  <w:textInput>
-                    <w:default w:val="&lt;Erreicht? Wenn nicht, warum nicht?&gt;"/>
-                  </w:textInput>
-                </w:ffData>
-              </w:fldChar>
-            </w:r>
-            <w:r>
-              <w:instrText xml:space="preserve"> </w:instrText>
-            </w:r>
-            <w:r>
-              <w:instrText>FORMTEXT</w:instrText>
-            </w:r>
-            <w:r>
-              <w:instrText xml:space="preserve"> </w:instrText>
-            </w:r>
+              <w:t xml:space="preserve">Alle </w:t>
+            </w:r>
+            <w:proofErr w:type="spellStart"/>
             <w:r>
               <w:rPr>
                 <w:lang w:val="en-GB"/>
               </w:rPr>
-            </w:r>
+              <w:t>Ziele</w:t>
+            </w:r>
+            <w:proofErr w:type="spellEnd"/>
             <w:r>
               <w:rPr>
                 <w:lang w:val="en-GB"/>
               </w:rPr>
-              <w:fldChar w:fldCharType="separate"/>
-            </w:r>
-            <w:r>
-              <w:rPr>
-                <w:noProof/>
-                <w:lang w:val="de-AT"/>
-              </w:rPr>
-              <w:t>&lt;Erreicht? Wenn nicht, warum nicht?&gt;</w:t>
-            </w:r>
+              <w:t xml:space="preserve"> </w:t>
+            </w:r>
+            <w:proofErr w:type="spellStart"/>
             <w:r>
               <w:rPr>
                 <w:lang w:val="en-GB"/>
               </w:rPr>
-              <w:fldChar w:fldCharType="end"/>
+              <w:t>konnten</w:t>
+            </w:r>
+            <w:proofErr w:type="spellEnd"/>
+            <w:r>
+              <w:rPr>
+                <w:lang w:val="en-GB"/>
+              </w:rPr>
+              <w:t xml:space="preserve"> </w:t>
+            </w:r>
+            <w:proofErr w:type="spellStart"/>
+            <w:r>
+              <w:rPr>
+                <w:lang w:val="en-GB"/>
+              </w:rPr>
+              <w:t>eingehalten</w:t>
+            </w:r>
+            <w:proofErr w:type="spellEnd"/>
+            <w:r>
+              <w:rPr>
+                <w:lang w:val="en-GB"/>
+              </w:rPr>
+              <w:t xml:space="preserve"> </w:t>
+            </w:r>
+            <w:proofErr w:type="spellStart"/>
+            <w:r>
+              <w:rPr>
+                <w:lang w:val="en-GB"/>
+              </w:rPr>
+              <w:t>werden</w:t>
+            </w:r>
+            <w:proofErr w:type="spellEnd"/>
+            <w:r>
+              <w:rPr>
+                <w:lang w:val="en-GB"/>
+              </w:rPr>
+              <w:t xml:space="preserve">. </w:t>
             </w:r>
           </w:p>
         </w:tc>
@@ -14098,49 +14101,77 @@
               <w:rPr>
                 <w:lang w:val="en-GB"/>
               </w:rPr>
-              <w:fldChar w:fldCharType="begin">
-                <w:ffData>
-                  <w:name w:val="Text85"/>
-                  <w:enabled/>
-                  <w:calcOnExit w:val="0"/>
-                  <w:textInput>
-                    <w:default w:val="&lt;Erreicht? Wenn nicht, warum nicht?&gt;"/>
-                  </w:textInput>
-                </w:ffData>
-              </w:fldChar>
-            </w:r>
-            <w:r>
-              <w:instrText xml:space="preserve"> </w:instrText>
-            </w:r>
-            <w:r>
-              <w:instrText>FORMTEXT</w:instrText>
-            </w:r>
-            <w:r>
-              <w:instrText xml:space="preserve"> </w:instrText>
-            </w:r>
+              <w:t xml:space="preserve">Die Kosten </w:t>
+            </w:r>
+            <w:proofErr w:type="spellStart"/>
             <w:r>
               <w:rPr>
                 <w:lang w:val="en-GB"/>
               </w:rPr>
-            </w:r>
+              <w:t>sind</w:t>
+            </w:r>
+            <w:proofErr w:type="spellEnd"/>
             <w:r>
               <w:rPr>
                 <w:lang w:val="en-GB"/>
               </w:rPr>
-              <w:fldChar w:fldCharType="separate"/>
-            </w:r>
-            <w:r>
-              <w:rPr>
-                <w:noProof/>
-                <w:lang w:val="de-AT"/>
-              </w:rPr>
-              <w:t>&lt;Erreicht? Wenn nicht, warum nicht?&gt;</w:t>
-            </w:r>
+              <w:t xml:space="preserve">/Waren </w:t>
+            </w:r>
+            <w:proofErr w:type="spellStart"/>
             <w:r>
               <w:rPr>
                 <w:lang w:val="en-GB"/>
               </w:rPr>
-              <w:fldChar w:fldCharType="end"/>
+              <w:t>sehr</w:t>
+            </w:r>
+            <w:proofErr w:type="spellEnd"/>
+            <w:r>
+              <w:rPr>
+                <w:lang w:val="en-GB"/>
+              </w:rPr>
+              <w:t xml:space="preserve"> </w:t>
+            </w:r>
+            <w:proofErr w:type="spellStart"/>
+            <w:r>
+              <w:rPr>
+                <w:lang w:val="en-GB"/>
+              </w:rPr>
+              <w:t>gering</w:t>
+            </w:r>
+            <w:proofErr w:type="spellEnd"/>
+            <w:r>
+              <w:rPr>
+                <w:lang w:val="en-GB"/>
+              </w:rPr>
+              <w:t xml:space="preserve">. Hosting und Domain </w:t>
+            </w:r>
+            <w:proofErr w:type="spellStart"/>
+            <w:r>
+              <w:rPr>
+                <w:lang w:val="en-GB"/>
+              </w:rPr>
+              <w:t>waren</w:t>
+            </w:r>
+            <w:proofErr w:type="spellEnd"/>
+            <w:r>
+              <w:rPr>
+                <w:lang w:val="en-GB"/>
+              </w:rPr>
+              <w:t xml:space="preserve"> die </w:t>
+            </w:r>
+            <w:proofErr w:type="spellStart"/>
+            <w:r>
+              <w:rPr>
+                <w:lang w:val="en-GB"/>
+              </w:rPr>
+              <w:t>Hauptausgaben</w:t>
+            </w:r>
+            <w:proofErr w:type="spellEnd"/>
+            <w:r>
+              <w:rPr>
+                <w:lang w:val="en-GB"/>
+              </w:rPr>
+              <w:t>.</w:t>
             </w:r>
           </w:p>
         </w:tc>
@@ -14226,84 +14257,189 @@
               <w:rPr>
                 <w:lang w:val="en-GB"/>
               </w:rPr>
-              <w:fldChar w:fldCharType="begin">
-                <w:ffData>
-                  <w:name w:val="Text85"/>
-                  <w:enabled/>
-                  <w:calcOnExit w:val="0"/>
-                  <w:textInput/>
-                </w:ffData>
-              </w:fldChar>
-            </w:r>
+              <w:t xml:space="preserve">Solo-Projekt -&gt; Ein Projekt </w:t>
+            </w:r>
+            <w:proofErr w:type="spellStart"/>
             <w:r>
               <w:rPr>
                 <w:lang w:val="en-GB"/>
               </w:rPr>
-              <w:instrText xml:space="preserve"> </w:instrText>
-            </w:r>
+              <w:t>ist</w:t>
+            </w:r>
+            <w:proofErr w:type="spellEnd"/>
             <w:r>
               <w:rPr>
                 <w:lang w:val="en-GB"/>
               </w:rPr>
-              <w:instrText>FORMTEXT</w:instrText>
-            </w:r>
+              <w:t xml:space="preserve"> </w:t>
+            </w:r>
+            <w:proofErr w:type="spellStart"/>
             <w:r>
               <w:rPr>
                 <w:lang w:val="en-GB"/>
               </w:rPr>
-              <w:instrText xml:space="preserve"> </w:instrText>
-            </w:r>
+              <w:t>sehr</w:t>
+            </w:r>
+            <w:proofErr w:type="spellEnd"/>
             <w:r>
               <w:rPr>
                 <w:lang w:val="en-GB"/>
               </w:rPr>
-            </w:r>
+              <w:t xml:space="preserve"> </w:t>
+            </w:r>
+            <w:proofErr w:type="spellStart"/>
             <w:r>
               <w:rPr>
                 <w:lang w:val="en-GB"/>
               </w:rPr>
-              <w:fldChar w:fldCharType="separate"/>
-            </w:r>
-            <w:r>
-              <w:rPr>
-                <w:noProof/>
+              <w:t>umfangreich</w:t>
+            </w:r>
+            <w:proofErr w:type="spellEnd"/>
+            <w:r>
+              <w:rPr>
                 <w:lang w:val="en-GB"/>
               </w:rPr>
-              <w:t> </w:t>
-            </w:r>
-            <w:r>
-              <w:rPr>
-                <w:noProof/>
+              <w:t xml:space="preserve">. Die Arbeit </w:t>
+            </w:r>
+            <w:proofErr w:type="spellStart"/>
+            <w:r>
+              <w:rPr>
                 <w:lang w:val="en-GB"/>
               </w:rPr>
-              <w:t> </w:t>
-            </w:r>
-            <w:r>
-              <w:rPr>
-                <w:noProof/>
+              <w:t>mit</w:t>
+            </w:r>
+            <w:proofErr w:type="spellEnd"/>
+            <w:r>
+              <w:rPr>
                 <w:lang w:val="en-GB"/>
               </w:rPr>
-              <w:t> </w:t>
-            </w:r>
-            <w:r>
-              <w:rPr>
-                <w:noProof/>
+              <w:t xml:space="preserve"> </w:t>
+            </w:r>
+            <w:proofErr w:type="spellStart"/>
+            <w:r>
+              <w:rPr>
                 <w:lang w:val="en-GB"/>
               </w:rPr>
-              <w:t> </w:t>
-            </w:r>
-            <w:r>
-              <w:rPr>
-                <w:noProof/>
+              <w:t>vollem</w:t>
+            </w:r>
+            <w:proofErr w:type="spellEnd"/>
+            <w:r>
+              <w:rPr>
                 <w:lang w:val="en-GB"/>
               </w:rPr>
-              <w:t> </w:t>
-            </w:r>
+              <w:t xml:space="preserve"> </w:t>
+            </w:r>
+            <w:proofErr w:type="spellStart"/>
             <w:r>
               <w:rPr>
                 <w:lang w:val="en-GB"/>
               </w:rPr>
-              <w:fldChar w:fldCharType="end"/>
+              <w:t>Umfang</w:t>
+            </w:r>
+            <w:proofErr w:type="spellEnd"/>
+            <w:r>
+              <w:rPr>
+                <w:lang w:val="en-GB"/>
+              </w:rPr>
+              <w:t xml:space="preserve"> </w:t>
+            </w:r>
+            <w:proofErr w:type="spellStart"/>
+            <w:r>
+              <w:rPr>
+                <w:lang w:val="en-GB"/>
+              </w:rPr>
+              <w:t>alleine</w:t>
+            </w:r>
+            <w:proofErr w:type="spellEnd"/>
+            <w:r>
+              <w:rPr>
+                <w:lang w:val="en-GB"/>
+              </w:rPr>
+              <w:t xml:space="preserve"> </w:t>
+            </w:r>
+            <w:proofErr w:type="spellStart"/>
+            <w:r>
+              <w:rPr>
+                <w:lang w:val="en-GB"/>
+              </w:rPr>
+              <w:t>umzusetzen</w:t>
+            </w:r>
+            <w:proofErr w:type="spellEnd"/>
+            <w:r>
+              <w:rPr>
+                <w:lang w:val="en-GB"/>
+              </w:rPr>
+              <w:t xml:space="preserve"> muss gut </w:t>
+            </w:r>
+            <w:proofErr w:type="spellStart"/>
+            <w:r>
+              <w:rPr>
+                <w:lang w:val="en-GB"/>
+              </w:rPr>
+              <w:t>geplant</w:t>
+            </w:r>
+            <w:proofErr w:type="spellEnd"/>
+            <w:r>
+              <w:rPr>
+                <w:lang w:val="en-GB"/>
+              </w:rPr>
+              <w:t xml:space="preserve"> sein. (Zeit und </w:t>
+            </w:r>
+            <w:proofErr w:type="spellStart"/>
+            <w:r>
+              <w:rPr>
+                <w:lang w:val="en-GB"/>
+              </w:rPr>
+              <w:t>Übersicht</w:t>
+            </w:r>
+            <w:proofErr w:type="spellEnd"/>
+            <w:r>
+              <w:rPr>
+                <w:lang w:val="en-GB"/>
+              </w:rPr>
+              <w:t xml:space="preserve"> </w:t>
+            </w:r>
+            <w:proofErr w:type="spellStart"/>
+            <w:r>
+              <w:rPr>
+                <w:lang w:val="en-GB"/>
+              </w:rPr>
+              <w:t>behalten</w:t>
+            </w:r>
+            <w:proofErr w:type="spellEnd"/>
+            <w:r>
+              <w:rPr>
+                <w:lang w:val="en-GB"/>
+              </w:rPr>
+              <w:t xml:space="preserve">. </w:t>
+            </w:r>
+            <w:proofErr w:type="spellStart"/>
+            <w:r>
+              <w:rPr>
+                <w:lang w:val="en-GB"/>
+              </w:rPr>
+              <w:t>Nichts</w:t>
+            </w:r>
+            <w:proofErr w:type="spellEnd"/>
+            <w:r>
+              <w:rPr>
+                <w:lang w:val="en-GB"/>
+              </w:rPr>
+              <w:t xml:space="preserve"> </w:t>
+            </w:r>
+            <w:proofErr w:type="spellStart"/>
+            <w:r>
+              <w:rPr>
+                <w:lang w:val="en-GB"/>
+              </w:rPr>
+              <w:t>übersehen</w:t>
+            </w:r>
+            <w:proofErr w:type="spellEnd"/>
+            <w:r>
+              <w:rPr>
+                <w:lang w:val="en-GB"/>
+              </w:rPr>
+              <w:t>)</w:t>
             </w:r>
           </w:p>
         </w:tc>
@@ -14356,84 +14492,105 @@
               <w:rPr>
                 <w:lang w:val="en-GB"/>
               </w:rPr>
-              <w:fldChar w:fldCharType="begin">
-                <w:ffData>
-                  <w:name w:val="Text85"/>
-                  <w:enabled/>
-                  <w:calcOnExit w:val="0"/>
-                  <w:textInput/>
-                </w:ffData>
-              </w:fldChar>
-            </w:r>
+              <w:t xml:space="preserve">Das Projekt </w:t>
+            </w:r>
+            <w:proofErr w:type="spellStart"/>
             <w:r>
               <w:rPr>
                 <w:lang w:val="en-GB"/>
               </w:rPr>
-              <w:instrText xml:space="preserve"> </w:instrText>
-            </w:r>
+              <w:t>wurde</w:t>
+            </w:r>
+            <w:proofErr w:type="spellEnd"/>
             <w:r>
               <w:rPr>
                 <w:lang w:val="en-GB"/>
               </w:rPr>
-              <w:instrText>FORMTEXT</w:instrText>
-            </w:r>
+              <w:t xml:space="preserve"> gut </w:t>
+            </w:r>
+            <w:proofErr w:type="spellStart"/>
             <w:r>
               <w:rPr>
                 <w:lang w:val="en-GB"/>
               </w:rPr>
-              <w:instrText xml:space="preserve"> </w:instrText>
-            </w:r>
+              <w:t>geplant</w:t>
+            </w:r>
+            <w:proofErr w:type="spellEnd"/>
             <w:r>
               <w:rPr>
                 <w:lang w:val="en-GB"/>
               </w:rPr>
-            </w:r>
+              <w:t xml:space="preserve"> und </w:t>
+            </w:r>
+            <w:proofErr w:type="spellStart"/>
             <w:r>
               <w:rPr>
                 <w:lang w:val="en-GB"/>
               </w:rPr>
-              <w:fldChar w:fldCharType="separate"/>
-            </w:r>
-            <w:r>
-              <w:rPr>
-                <w:noProof/>
+              <w:t>konnte</w:t>
+            </w:r>
+            <w:proofErr w:type="spellEnd"/>
+            <w:r>
+              <w:rPr>
                 <w:lang w:val="en-GB"/>
               </w:rPr>
-              <w:t> </w:t>
-            </w:r>
-            <w:r>
-              <w:rPr>
-                <w:noProof/>
+              <w:t xml:space="preserve"> so </w:t>
+            </w:r>
+            <w:proofErr w:type="spellStart"/>
+            <w:r>
+              <w:rPr>
                 <w:lang w:val="en-GB"/>
               </w:rPr>
-              <w:t> </w:t>
-            </w:r>
-            <w:r>
-              <w:rPr>
-                <w:noProof/>
+              <w:t>im</w:t>
+            </w:r>
+            <w:proofErr w:type="spellEnd"/>
+            <w:r>
+              <w:rPr>
                 <w:lang w:val="en-GB"/>
               </w:rPr>
-              <w:t> </w:t>
-            </w:r>
-            <w:r>
-              <w:rPr>
-                <w:noProof/>
+              <w:t xml:space="preserve"> Zeit und </w:t>
+            </w:r>
+            <w:proofErr w:type="spellStart"/>
+            <w:r>
+              <w:rPr>
                 <w:lang w:val="en-GB"/>
               </w:rPr>
-              <w:t> </w:t>
-            </w:r>
-            <w:r>
-              <w:rPr>
-                <w:noProof/>
+              <w:t>Finanzrahmen</w:t>
+            </w:r>
+            <w:proofErr w:type="spellEnd"/>
+            <w:r>
+              <w:rPr>
                 <w:lang w:val="en-GB"/>
               </w:rPr>
-              <w:t> </w:t>
-            </w:r>
+              <w:t xml:space="preserve"> </w:t>
+            </w:r>
+            <w:proofErr w:type="spellStart"/>
             <w:r>
               <w:rPr>
                 <w:lang w:val="en-GB"/>
               </w:rPr>
-              <w:fldChar w:fldCharType="end"/>
+              <w:t>umgesetzt</w:t>
+            </w:r>
+            <w:proofErr w:type="spellEnd"/>
+            <w:r>
+              <w:rPr>
+                <w:lang w:val="en-GB"/>
+              </w:rPr>
+              <w:t xml:space="preserve"> </w:t>
+            </w:r>
+            <w:proofErr w:type="spellStart"/>
+            <w:r>
+              <w:rPr>
+                <w:lang w:val="en-GB"/>
+              </w:rPr>
+              <w:t>werden</w:t>
+            </w:r>
+            <w:proofErr w:type="spellEnd"/>
+            <w:r>
+              <w:rPr>
+                <w:lang w:val="en-GB"/>
+              </w:rPr>
+              <w:t>.</w:t>
             </w:r>
           </w:p>
         </w:tc>
@@ -14504,84 +14661,21 @@
               <w:rPr>
                 <w:lang w:val="en-GB"/>
               </w:rPr>
-              <w:fldChar w:fldCharType="begin">
-                <w:ffData>
-                  <w:name w:val="Text85"/>
-                  <w:enabled/>
-                  <w:calcOnExit w:val="0"/>
-                  <w:textInput/>
-                </w:ffData>
-              </w:fldChar>
-            </w:r>
+              <w:t xml:space="preserve">Hubs &amp; LiveSync </w:t>
+            </w:r>
+            <w:proofErr w:type="spellStart"/>
             <w:r>
               <w:rPr>
                 <w:lang w:val="en-GB"/>
               </w:rPr>
-              <w:instrText xml:space="preserve"> </w:instrText>
-            </w:r>
+              <w:t>mittels</w:t>
+            </w:r>
+            <w:proofErr w:type="spellEnd"/>
             <w:r>
               <w:rPr>
                 <w:lang w:val="en-GB"/>
               </w:rPr>
-              <w:instrText>FORMTEXT</w:instrText>
-            </w:r>
-            <w:r>
-              <w:rPr>
-                <w:lang w:val="en-GB"/>
-              </w:rPr>
-              <w:instrText xml:space="preserve"> </w:instrText>
-            </w:r>
-            <w:r>
-              <w:rPr>
-                <w:lang w:val="en-GB"/>
-              </w:rPr>
-            </w:r>
-            <w:r>
-              <w:rPr>
-                <w:lang w:val="en-GB"/>
-              </w:rPr>
-              <w:fldChar w:fldCharType="separate"/>
-            </w:r>
-            <w:r>
-              <w:rPr>
-                <w:noProof/>
-                <w:lang w:val="en-GB"/>
-              </w:rPr>
-              <w:t> </w:t>
-            </w:r>
-            <w:r>
-              <w:rPr>
-                <w:noProof/>
-                <w:lang w:val="en-GB"/>
-              </w:rPr>
-              <w:t> </w:t>
-            </w:r>
-            <w:r>
-              <w:rPr>
-                <w:noProof/>
-                <w:lang w:val="en-GB"/>
-              </w:rPr>
-              <w:t> </w:t>
-            </w:r>
-            <w:r>
-              <w:rPr>
-                <w:noProof/>
-                <w:lang w:val="en-GB"/>
-              </w:rPr>
-              <w:t> </w:t>
-            </w:r>
-            <w:r>
-              <w:rPr>
-                <w:noProof/>
-                <w:lang w:val="en-GB"/>
-              </w:rPr>
-              <w:t> </w:t>
-            </w:r>
-            <w:r>
-              <w:rPr>
-                <w:lang w:val="en-GB"/>
-              </w:rPr>
-              <w:fldChar w:fldCharType="end"/>
+              <w:t xml:space="preserve"> SignalR</w:t>
             </w:r>
           </w:p>
         </w:tc>
@@ -14695,63 +14789,11 @@
             <w:pPr>
               <w:spacing w:before="60" w:after="60"/>
             </w:pPr>
-            <w:r>
-              <w:fldChar w:fldCharType="begin">
-                <w:ffData>
-                  <w:name w:val="Text88"/>
-                  <w:enabled/>
-                  <w:calcOnExit w:val="0"/>
-                  <w:textInput/>
-                </w:ffData>
-              </w:fldChar>
-            </w:r>
-            <w:bookmarkStart w:id="61" w:name="Text88"/>
-            <w:r>
-              <w:instrText xml:space="preserve"> </w:instrText>
-            </w:r>
-            <w:r>
-              <w:instrText>FORMTEXT</w:instrText>
-            </w:r>
-            <w:r>
-              <w:instrText xml:space="preserve"> </w:instrText>
-            </w:r>
-            <w:r>
-              <w:fldChar w:fldCharType="separate"/>
-            </w:r>
-            <w:r>
-              <w:rPr>
-                <w:noProof/>
-              </w:rPr>
-              <w:t> </w:t>
-            </w:r>
-            <w:r>
-              <w:rPr>
-                <w:noProof/>
-              </w:rPr>
-              <w:t> </w:t>
-            </w:r>
-            <w:r>
-              <w:rPr>
-                <w:noProof/>
-              </w:rPr>
-              <w:t> </w:t>
-            </w:r>
-            <w:r>
-              <w:rPr>
-                <w:noProof/>
-              </w:rPr>
-              <w:t> </w:t>
-            </w:r>
-            <w:r>
-              <w:rPr>
-                <w:noProof/>
-              </w:rPr>
-              <w:t> </w:t>
-            </w:r>
-            <w:r>
-              <w:fldChar w:fldCharType="end"/>
-            </w:r>
-            <w:bookmarkEnd w:id="61"/>
+            <w:proofErr w:type="spellStart"/>
+            <w:r>
+              <w:t>Testing</w:t>
+            </w:r>
+            <w:proofErr w:type="spellEnd"/>
           </w:p>
         </w:tc>
         <w:tc>
@@ -14763,62 +14805,8 @@
               <w:spacing w:before="60" w:after="60"/>
             </w:pPr>
             <w:r>
-              <w:fldChar w:fldCharType="begin">
-                <w:ffData>
-                  <w:name w:val="Text89"/>
-                  <w:enabled/>
-                  <w:calcOnExit w:val="0"/>
-                  <w:textInput/>
-                </w:ffData>
-              </w:fldChar>
-            </w:r>
-            <w:bookmarkStart w:id="62" w:name="Text89"/>
-            <w:r>
-              <w:instrText xml:space="preserve"> </w:instrText>
-            </w:r>
-            <w:r>
-              <w:instrText>FORMTEXT</w:instrText>
-            </w:r>
-            <w:r>
-              <w:instrText xml:space="preserve"> </w:instrText>
-            </w:r>
-            <w:r>
-              <w:fldChar w:fldCharType="separate"/>
-            </w:r>
-            <w:r>
-              <w:rPr>
-                <w:noProof/>
-              </w:rPr>
-              <w:t> </w:t>
-            </w:r>
-            <w:r>
-              <w:rPr>
-                <w:noProof/>
-              </w:rPr>
-              <w:t> </w:t>
-            </w:r>
-            <w:r>
-              <w:rPr>
-                <w:noProof/>
-              </w:rPr>
-              <w:t> </w:t>
-            </w:r>
-            <w:r>
-              <w:rPr>
-                <w:noProof/>
-              </w:rPr>
-              <w:t> </w:t>
-            </w:r>
-            <w:r>
-              <w:rPr>
-                <w:noProof/>
-              </w:rPr>
-              <w:t> </w:t>
-            </w:r>
-            <w:r>
-              <w:fldChar w:fldCharType="end"/>
-            </w:r>
-            <w:bookmarkEnd w:id="62"/>
+              <w:t>Projektleiter</w:t>
+            </w:r>
           </w:p>
         </w:tc>
         <w:tc>
@@ -14830,62 +14818,8 @@
               <w:spacing w:before="60" w:after="60"/>
             </w:pPr>
             <w:r>
-              <w:fldChar w:fldCharType="begin">
-                <w:ffData>
-                  <w:name w:val="Text90"/>
-                  <w:enabled/>
-                  <w:calcOnExit w:val="0"/>
-                  <w:textInput/>
-                </w:ffData>
-              </w:fldChar>
-            </w:r>
-            <w:bookmarkStart w:id="63" w:name="Text90"/>
-            <w:r>
-              <w:instrText xml:space="preserve"> </w:instrText>
-            </w:r>
-            <w:r>
-              <w:instrText>FORMTEXT</w:instrText>
-            </w:r>
-            <w:r>
-              <w:instrText xml:space="preserve"> </w:instrText>
-            </w:r>
-            <w:r>
-              <w:fldChar w:fldCharType="separate"/>
-            </w:r>
-            <w:r>
-              <w:rPr>
-                <w:noProof/>
-              </w:rPr>
-              <w:t> </w:t>
-            </w:r>
-            <w:r>
-              <w:rPr>
-                <w:noProof/>
-              </w:rPr>
-              <w:t> </w:t>
-            </w:r>
-            <w:r>
-              <w:rPr>
-                <w:noProof/>
-              </w:rPr>
-              <w:t> </w:t>
-            </w:r>
-            <w:r>
-              <w:rPr>
-                <w:noProof/>
-              </w:rPr>
-              <w:t> </w:t>
-            </w:r>
-            <w:r>
-              <w:rPr>
-                <w:noProof/>
-              </w:rPr>
-              <w:t> </w:t>
-            </w:r>
-            <w:r>
-              <w:fldChar w:fldCharType="end"/>
-            </w:r>
-            <w:bookmarkEnd w:id="63"/>
+              <w:t>25.06.2026</w:t>
+            </w:r>
           </w:p>
         </w:tc>
       </w:tr>
@@ -15229,7 +15163,7 @@
         <w:noProof/>
         <w:sz w:val="16"/>
       </w:rPr>
-      <w:t>22.06.2026</w:t>
+      <w:t>24.06.2026</w:t>
     </w:r>
     <w:r>
       <w:rPr>
@@ -15337,44 +15271,20 @@
     <w:p>
       <w:pPr>
         <w:pStyle w:val="Funotentext"/>
+        <w:ind w:left="0" w:firstLine="0"/>
+      </w:pPr>
+    </w:p>
+  </w:footnote>
+  <w:footnote w:id="3">
+    <w:p>
+      <w:pPr>
+        <w:pStyle w:val="Funotentext"/>
       </w:pPr>
       <w:r>
         <w:rPr>
           <w:rStyle w:val="Funotenzeichen"/>
         </w:rPr>
-        <w:footnoteRef/>
-      </w:r>
-      <w:r>
-        <w:t xml:space="preserve"> </w:t>
-      </w:r>
-      <w:r>
-        <w:tab/>
-        <w:t xml:space="preserve">Die </w:t>
-      </w:r>
-      <w:r>
-        <w:t xml:space="preserve">MindMapping Methode eignet sich besonders gut für die </w:t>
-      </w:r>
-      <w:r>
-        <w:rPr>
-          <w:b/>
-        </w:rPr>
-        <w:t xml:space="preserve">systematische, intensive und umfassende Auseinandersetzung </w:t>
-      </w:r>
-      <w:r>
-        <w:t xml:space="preserve">mit dem zeitlichen, sachlichen und sozialen Projektkontext sowie der zu Grunde liegenden Ausgangssituation / Problemstellung beim Kunden. Kostenlose Tools sind beispielsweise XMind oder Freemind. </w:t>
-      </w:r>
-    </w:p>
-  </w:footnote>
-  <w:footnote w:id="3">
-    <w:p>
-      <w:pPr>
-        <w:pStyle w:val="Funotentext"/>
-      </w:pPr>
-      <w:r>
-        <w:rPr>
-          <w:rStyle w:val="Funotenzeichen"/>
-        </w:rPr>
-        <w:footnoteRef/>
+        <w:t>1</w:t>
       </w:r>
       <w:r>
         <w:t xml:space="preserve"> </w:t>
@@ -15429,10 +15339,7 @@
       </w:r>
       <w:r>
         <w:tab/>
-        <w:t xml:space="preserve">Projektfortschrittsberichte werden in der Regel </w:t>
-      </w:r>
-      <w:r>
-        <w:t xml:space="preserve">wöchtentlich </w:t>
+        <w:t xml:space="preserve">Projektfortschrittsberichte werden in der Regel wöchtentlich </w:t>
       </w:r>
       <w:r>
         <w:t>verfasst und an die betreuende</w:t>
@@ -15458,7 +15365,13 @@
       <w:rPr>
         <w:sz w:val="16"/>
       </w:rPr>
-      <w:t>Projekthandbuch LBS 4</w:t>
+      <w:t xml:space="preserve">Projekthandbuch </w:t>
+    </w:r>
+    <w:r>
+      <w:rPr>
+        <w:sz w:val="16"/>
+      </w:rPr>
+      <w:t>- Lumify</w:t>
     </w:r>
     <w:r>
       <w:tab/>
@@ -15472,8 +15385,8 @@
         <w:lang w:val="de-AT" w:eastAsia="de-AT"/>
       </w:rPr>
       <w:drawing>
-        <wp:inline distT="0" distB="0" distL="0" distR="0" wp14:anchorId="7C314E15" wp14:editId="7C314E16">
-          <wp:extent cx="1219200" cy="518160"/>
+        <wp:inline distT="0" distB="0" distL="0" distR="0" wp14:anchorId="7C314E15" wp14:editId="2E259473">
+          <wp:extent cx="518160" cy="518160"/>
           <wp:effectExtent l="0" t="0" r="0" b="0"/>
           <wp:docPr id="4" name="Grafik 1"/>
           <wp:cNvGraphicFramePr>
@@ -15483,20 +15396,13 @@
             <a:graphicData uri="http://schemas.openxmlformats.org/drawingml/2006/picture">
               <pic:pic xmlns:pic="http://schemas.openxmlformats.org/drawingml/2006/picture">
                 <pic:nvPicPr>
-                  <pic:cNvPr id="0" name="Grafik 1"/>
+                  <pic:cNvPr id="4" name="Grafik 1"/>
                   <pic:cNvPicPr>
                     <a:picLocks noChangeAspect="1" noChangeArrowheads="1"/>
                   </pic:cNvPicPr>
                 </pic:nvPicPr>
                 <pic:blipFill>
-                  <a:blip r:embed="rId1">
-                    <a:extLst>
-                      <a:ext uri="{28A0092B-C50C-407E-A947-70E740481C1C}">
-                        <a14:useLocalDpi xmlns:a14="http://schemas.microsoft.com/office/drawing/2010/main" val="0"/>
-                      </a:ext>
-                    </a:extLst>
-                  </a:blip>
-                  <a:srcRect/>
+                  <a:blip r:embed="rId1"/>
                   <a:stretch>
                     <a:fillRect/>
                   </a:stretch>
@@ -15504,7 +15410,7 @@
                 <pic:spPr bwMode="auto">
                   <a:xfrm>
                     <a:off x="0" y="0"/>
-                    <a:ext cx="1219200" cy="518160"/>
+                    <a:ext cx="518160" cy="518160"/>
                   </a:xfrm>
                   <a:prstGeom prst="rect">
                     <a:avLst/>
@@ -17956,6 +17862,119 @@
     </w:lvl>
   </w:abstractNum>
   <w:abstractNum w:abstractNumId="21" w15:restartNumberingAfterBreak="0">
+    <w:nsid w:val="4F1C33AF"/>
+    <w:multiLevelType w:val="hybridMultilevel"/>
+    <w:tmpl w:val="DF740098"/>
+    <w:lvl w:ilvl="0" w:tplc="0C070001">
+      <w:start w:val="1"/>
+      <w:numFmt w:val="bullet"/>
+      <w:lvlText w:val=""/>
+      <w:lvlJc w:val="left"/>
+      <w:pPr>
+        <w:ind w:left="720" w:hanging="360"/>
+      </w:pPr>
+      <w:rPr>
+        <w:rFonts w:ascii="Symbol" w:hAnsi="Symbol" w:hint="default"/>
+      </w:rPr>
+    </w:lvl>
+    <w:lvl w:ilvl="1" w:tplc="0C070003" w:tentative="1">
+      <w:start w:val="1"/>
+      <w:numFmt w:val="bullet"/>
+      <w:lvlText w:val="o"/>
+      <w:lvlJc w:val="left"/>
+      <w:pPr>
+        <w:ind w:left="1440" w:hanging="360"/>
+      </w:pPr>
+      <w:rPr>
+        <w:rFonts w:ascii="Courier New" w:hAnsi="Courier New" w:cs="Courier New" w:hint="default"/>
+      </w:rPr>
+    </w:lvl>
+    <w:lvl w:ilvl="2" w:tplc="0C070005" w:tentative="1">
+      <w:start w:val="1"/>
+      <w:numFmt w:val="bullet"/>
+      <w:lvlText w:val=""/>
+      <w:lvlJc w:val="left"/>
+      <w:pPr>
+        <w:ind w:left="2160" w:hanging="360"/>
+      </w:pPr>
+      <w:rPr>
+        <w:rFonts w:ascii="Wingdings" w:hAnsi="Wingdings" w:hint="default"/>
+      </w:rPr>
+    </w:lvl>
+    <w:lvl w:ilvl="3" w:tplc="0C070001" w:tentative="1">
+      <w:start w:val="1"/>
+      <w:numFmt w:val="bullet"/>
+      <w:lvlText w:val=""/>
+      <w:lvlJc w:val="left"/>
+      <w:pPr>
+        <w:ind w:left="2880" w:hanging="360"/>
+      </w:pPr>
+      <w:rPr>
+        <w:rFonts w:ascii="Symbol" w:hAnsi="Symbol" w:hint="default"/>
+      </w:rPr>
+    </w:lvl>
+    <w:lvl w:ilvl="4" w:tplc="0C070003" w:tentative="1">
+      <w:start w:val="1"/>
+      <w:numFmt w:val="bullet"/>
+      <w:lvlText w:val="o"/>
+      <w:lvlJc w:val="left"/>
+      <w:pPr>
+        <w:ind w:left="3600" w:hanging="360"/>
+      </w:pPr>
+      <w:rPr>
+        <w:rFonts w:ascii="Courier New" w:hAnsi="Courier New" w:cs="Courier New" w:hint="default"/>
+      </w:rPr>
+    </w:lvl>
+    <w:lvl w:ilvl="5" w:tplc="0C070005" w:tentative="1">
+      <w:start w:val="1"/>
+      <w:numFmt w:val="bullet"/>
+      <w:lvlText w:val=""/>
+      <w:lvlJc w:val="left"/>
+      <w:pPr>
+        <w:ind w:left="4320" w:hanging="360"/>
+      </w:pPr>
+      <w:rPr>
+        <w:rFonts w:ascii="Wingdings" w:hAnsi="Wingdings" w:hint="default"/>
+      </w:rPr>
+    </w:lvl>
+    <w:lvl w:ilvl="6" w:tplc="0C070001" w:tentative="1">
+      <w:start w:val="1"/>
+      <w:numFmt w:val="bullet"/>
+      <w:lvlText w:val=""/>
+      <w:lvlJc w:val="left"/>
+      <w:pPr>
+        <w:ind w:left="5040" w:hanging="360"/>
+      </w:pPr>
+      <w:rPr>
+        <w:rFonts w:ascii="Symbol" w:hAnsi="Symbol" w:hint="default"/>
+      </w:rPr>
+    </w:lvl>
+    <w:lvl w:ilvl="7" w:tplc="0C070003" w:tentative="1">
+      <w:start w:val="1"/>
+      <w:numFmt w:val="bullet"/>
+      <w:lvlText w:val="o"/>
+      <w:lvlJc w:val="left"/>
+      <w:pPr>
+        <w:ind w:left="5760" w:hanging="360"/>
+      </w:pPr>
+      <w:rPr>
+        <w:rFonts w:ascii="Courier New" w:hAnsi="Courier New" w:cs="Courier New" w:hint="default"/>
+      </w:rPr>
+    </w:lvl>
+    <w:lvl w:ilvl="8" w:tplc="0C070005" w:tentative="1">
+      <w:start w:val="1"/>
+      <w:numFmt w:val="bullet"/>
+      <w:lvlText w:val=""/>
+      <w:lvlJc w:val="left"/>
+      <w:pPr>
+        <w:ind w:left="6480" w:hanging="360"/>
+      </w:pPr>
+      <w:rPr>
+        <w:rFonts w:ascii="Wingdings" w:hAnsi="Wingdings" w:hint="default"/>
+      </w:rPr>
+    </w:lvl>
+  </w:abstractNum>
+  <w:abstractNum w:abstractNumId="22" w15:restartNumberingAfterBreak="0">
     <w:nsid w:val="5312111F"/>
     <w:multiLevelType w:val="hybridMultilevel"/>
     <w:tmpl w:val="24E23386"/>
@@ -18068,7 +18087,7 @@
       </w:rPr>
     </w:lvl>
   </w:abstractNum>
-  <w:abstractNum w:abstractNumId="22" w15:restartNumberingAfterBreak="0">
+  <w:abstractNum w:abstractNumId="23" w15:restartNumberingAfterBreak="0">
     <w:nsid w:val="532E4ADE"/>
     <w:multiLevelType w:val="hybridMultilevel"/>
     <w:tmpl w:val="FBF44E0E"/>
@@ -18181,7 +18200,7 @@
       </w:rPr>
     </w:lvl>
   </w:abstractNum>
-  <w:abstractNum w:abstractNumId="23" w15:restartNumberingAfterBreak="0">
+  <w:abstractNum w:abstractNumId="24" w15:restartNumberingAfterBreak="0">
     <w:nsid w:val="545A516E"/>
     <w:multiLevelType w:val="hybridMultilevel"/>
     <w:tmpl w:val="81AAF816"/>
@@ -18294,7 +18313,7 @@
       </w:rPr>
     </w:lvl>
   </w:abstractNum>
-  <w:abstractNum w:abstractNumId="24" w15:restartNumberingAfterBreak="0">
+  <w:abstractNum w:abstractNumId="25" w15:restartNumberingAfterBreak="0">
     <w:nsid w:val="548E2464"/>
     <w:multiLevelType w:val="singleLevel"/>
     <w:tmpl w:val="04070011"/>
@@ -18311,7 +18330,7 @@
       </w:pPr>
     </w:lvl>
   </w:abstractNum>
-  <w:abstractNum w:abstractNumId="25" w15:restartNumberingAfterBreak="0">
+  <w:abstractNum w:abstractNumId="26" w15:restartNumberingAfterBreak="0">
     <w:nsid w:val="59FF4988"/>
     <w:multiLevelType w:val="multilevel"/>
     <w:tmpl w:val="FD345388"/>
@@ -18405,7 +18424,7 @@
       </w:pPr>
     </w:lvl>
   </w:abstractNum>
-  <w:abstractNum w:abstractNumId="26" w15:restartNumberingAfterBreak="0">
+  <w:abstractNum w:abstractNumId="27" w15:restartNumberingAfterBreak="0">
     <w:nsid w:val="62435ECE"/>
     <w:multiLevelType w:val="hybridMultilevel"/>
     <w:tmpl w:val="2334C4F8"/>
@@ -18518,7 +18537,7 @@
       </w:rPr>
     </w:lvl>
   </w:abstractNum>
-  <w:abstractNum w:abstractNumId="27" w15:restartNumberingAfterBreak="0">
+  <w:abstractNum w:abstractNumId="28" w15:restartNumberingAfterBreak="0">
     <w:nsid w:val="64A4391D"/>
     <w:multiLevelType w:val="hybridMultilevel"/>
     <w:tmpl w:val="B2B2D86C"/>
@@ -18631,7 +18650,7 @@
       </w:rPr>
     </w:lvl>
   </w:abstractNum>
-  <w:abstractNum w:abstractNumId="28" w15:restartNumberingAfterBreak="0">
+  <w:abstractNum w:abstractNumId="29" w15:restartNumberingAfterBreak="0">
     <w:nsid w:val="67A74FF7"/>
     <w:multiLevelType w:val="hybridMultilevel"/>
     <w:tmpl w:val="1CEE45F6"/>
@@ -18744,7 +18763,7 @@
       </w:rPr>
     </w:lvl>
   </w:abstractNum>
-  <w:abstractNum w:abstractNumId="29" w15:restartNumberingAfterBreak="0">
+  <w:abstractNum w:abstractNumId="30" w15:restartNumberingAfterBreak="0">
     <w:nsid w:val="6F8460BC"/>
     <w:multiLevelType w:val="hybridMultilevel"/>
     <w:tmpl w:val="905CB6EC"/>
@@ -18857,7 +18876,7 @@
       </w:rPr>
     </w:lvl>
   </w:abstractNum>
-  <w:abstractNum w:abstractNumId="30" w15:restartNumberingAfterBreak="0">
+  <w:abstractNum w:abstractNumId="31" w15:restartNumberingAfterBreak="0">
     <w:nsid w:val="7197000B"/>
     <w:multiLevelType w:val="hybridMultilevel"/>
     <w:tmpl w:val="B170C862"/>
@@ -18970,10 +18989,10 @@
       </w:rPr>
     </w:lvl>
   </w:abstractNum>
-  <w:abstractNum w:abstractNumId="31" w15:restartNumberingAfterBreak="0">
+  <w:abstractNum w:abstractNumId="32" w15:restartNumberingAfterBreak="0">
     <w:nsid w:val="76FA199A"/>
     <w:multiLevelType w:val="hybridMultilevel"/>
-    <w:tmpl w:val="EDB03844"/>
+    <w:tmpl w:val="7818BC6C"/>
     <w:lvl w:ilvl="0" w:tplc="04070001">
       <w:start w:val="1"/>
       <w:numFmt w:val="bullet"/>
@@ -19110,7 +19129,7 @@
       </w:rPr>
     </w:lvl>
   </w:abstractNum>
-  <w:abstractNum w:abstractNumId="32" w15:restartNumberingAfterBreak="0">
+  <w:abstractNum w:abstractNumId="33" w15:restartNumberingAfterBreak="0">
     <w:nsid w:val="77D452D1"/>
     <w:multiLevelType w:val="hybridMultilevel"/>
     <w:tmpl w:val="E1AC3E4E"/>
@@ -19250,7 +19269,7 @@
       </w:rPr>
     </w:lvl>
   </w:abstractNum>
-  <w:abstractNum w:abstractNumId="33" w15:restartNumberingAfterBreak="0">
+  <w:abstractNum w:abstractNumId="34" w15:restartNumberingAfterBreak="0">
     <w:nsid w:val="7CA7708C"/>
     <w:multiLevelType w:val="hybridMultilevel"/>
     <w:tmpl w:val="30B4B602"/>
@@ -19339,7 +19358,7 @@
       </w:pPr>
     </w:lvl>
   </w:abstractNum>
-  <w:abstractNum w:abstractNumId="34" w15:restartNumberingAfterBreak="0">
+  <w:abstractNum w:abstractNumId="35" w15:restartNumberingAfterBreak="0">
     <w:nsid w:val="7EEC71AF"/>
     <w:multiLevelType w:val="singleLevel"/>
     <w:tmpl w:val="1F5081C8"/>
@@ -19360,7 +19379,7 @@
     </w:lvl>
   </w:abstractNum>
   <w:num w:numId="1" w16cid:durableId="726415684">
-    <w:abstractNumId w:val="32"/>
+    <w:abstractNumId w:val="33"/>
   </w:num>
   <w:num w:numId="2" w16cid:durableId="1595671529">
     <w:abstractNumId w:val="5"/>
@@ -19372,7 +19391,7 @@
     <w:abstractNumId w:val="1"/>
   </w:num>
   <w:num w:numId="5" w16cid:durableId="427504780">
-    <w:abstractNumId w:val="31"/>
+    <w:abstractNumId w:val="32"/>
   </w:num>
   <w:num w:numId="6" w16cid:durableId="1123957201">
     <w:abstractNumId w:val="3"/>
@@ -19384,22 +19403,22 @@
     <w:abstractNumId w:val="6"/>
   </w:num>
   <w:num w:numId="9" w16cid:durableId="946890929">
-    <w:abstractNumId w:val="25"/>
+    <w:abstractNumId w:val="26"/>
   </w:num>
   <w:num w:numId="10" w16cid:durableId="110055634">
-    <w:abstractNumId w:val="27"/>
+    <w:abstractNumId w:val="28"/>
   </w:num>
   <w:num w:numId="11" w16cid:durableId="323434499">
-    <w:abstractNumId w:val="30"/>
+    <w:abstractNumId w:val="31"/>
   </w:num>
   <w:num w:numId="12" w16cid:durableId="910820448">
-    <w:abstractNumId w:val="25"/>
+    <w:abstractNumId w:val="26"/>
   </w:num>
   <w:num w:numId="13" w16cid:durableId="115373554">
     <w:abstractNumId w:val="19"/>
   </w:num>
   <w:num w:numId="14" w16cid:durableId="7610090">
-    <w:abstractNumId w:val="25"/>
+    <w:abstractNumId w:val="26"/>
   </w:num>
   <w:num w:numId="15" w16cid:durableId="316300785">
     <w:abstractNumId w:val="9"/>
@@ -19426,16 +19445,16 @@
     </w:lvlOverride>
   </w:num>
   <w:num w:numId="18" w16cid:durableId="1304582420">
-    <w:abstractNumId w:val="34"/>
+    <w:abstractNumId w:val="35"/>
   </w:num>
   <w:num w:numId="19" w16cid:durableId="831340055">
+    <w:abstractNumId w:val="25"/>
+  </w:num>
+  <w:num w:numId="20" w16cid:durableId="1912614950">
     <w:abstractNumId w:val="24"/>
   </w:num>
-  <w:num w:numId="20" w16cid:durableId="1912614950">
-    <w:abstractNumId w:val="23"/>
-  </w:num>
   <w:num w:numId="21" w16cid:durableId="1967658939">
-    <w:abstractNumId w:val="33"/>
+    <w:abstractNumId w:val="34"/>
   </w:num>
   <w:num w:numId="22" w16cid:durableId="1619995558">
     <w:abstractNumId w:val="15"/>
@@ -19465,13 +19484,13 @@
     <w:abstractNumId w:val="2"/>
   </w:num>
   <w:num w:numId="31" w16cid:durableId="2032342455">
-    <w:abstractNumId w:val="22"/>
+    <w:abstractNumId w:val="23"/>
   </w:num>
   <w:num w:numId="32" w16cid:durableId="1889994150">
-    <w:abstractNumId w:val="28"/>
+    <w:abstractNumId w:val="29"/>
   </w:num>
   <w:num w:numId="33" w16cid:durableId="127937236">
-    <w:abstractNumId w:val="21"/>
+    <w:abstractNumId w:val="22"/>
   </w:num>
   <w:num w:numId="34" w16cid:durableId="677269543">
     <w:abstractNumId w:val="11"/>
@@ -19480,7 +19499,7 @@
     <w:abstractNumId w:val="14"/>
   </w:num>
   <w:num w:numId="36" w16cid:durableId="1568302690">
-    <w:abstractNumId w:val="26"/>
+    <w:abstractNumId w:val="27"/>
   </w:num>
   <w:num w:numId="37" w16cid:durableId="1723407836">
     <w:abstractNumId w:val="12"/>
@@ -19489,7 +19508,10 @@
     <w:abstractNumId w:val="13"/>
   </w:num>
   <w:num w:numId="39" w16cid:durableId="486098043">
-    <w:abstractNumId w:val="29"/>
+    <w:abstractNumId w:val="30"/>
+  </w:num>
+  <w:num w:numId="40" w16cid:durableId="1917544867">
+    <w:abstractNumId w:val="21"/>
   </w:num>
 </w:numbering>
 </file>
@@ -20088,7 +20110,6 @@
   <w:style w:type="character" w:default="1" w:styleId="Absatz-Standardschriftart">
     <w:name w:val="Default Paragraph Font"/>
     <w:uiPriority w:val="1"/>
-    <w:semiHidden/>
     <w:unhideWhenUsed/>
   </w:style>
   <w:style w:type="table" w:default="1" w:styleId="NormaleTabelle">

--- a/0_Documents/3_Projekthandbuch.docx
+++ b/0_Documents/3_Projekthandbuch.docx
@@ -433,91 +433,12 @@
       <w:r>
         <w:fldChar w:fldCharType="separate"/>
       </w:r>
-      <w:hyperlink w:anchor="_Toc233209279" w:history="1">
+      <w:hyperlink w:anchor="_Toc233638775" w:history="1">
         <w:r>
           <w:rPr>
             <w:rStyle w:val="Hyperlink"/>
           </w:rPr>
           <w:t>1.</w:t>
-        </w:r>
-        <w:r>
-          <w:rPr>
-            <w:rFonts w:asciiTheme="minorHAnsi" w:eastAsiaTheme="minorEastAsia" w:hAnsiTheme="minorHAnsi" w:cstheme="minorBidi"/>
-            <w:kern w:val="2"/>
-            <w:sz w:val="24"/>
-            <w:szCs w:val="24"/>
-            <w:lang w:val="de-AT" w:eastAsia="de-AT"/>
-            <w14:ligatures w14:val="standardContextual"/>
-          </w:rPr>
-          <w:tab/>
-        </w:r>
-        <w:r>
-          <w:rPr>
-            <w:rStyle w:val="Hyperlink"/>
-          </w:rPr>
-          <w:t>Änderungsverzeichnis</w:t>
-        </w:r>
-        <w:r>
-          <w:rPr>
-            <w:webHidden/>
-          </w:rPr>
-          <w:tab/>
-        </w:r>
-        <w:r>
-          <w:rPr>
-            <w:webHidden/>
-          </w:rPr>
-          <w:fldChar w:fldCharType="begin"/>
-        </w:r>
-        <w:r>
-          <w:rPr>
-            <w:webHidden/>
-          </w:rPr>
-          <w:instrText xml:space="preserve"> PAGEREF _Toc233209279 \h </w:instrText>
-        </w:r>
-        <w:r>
-          <w:rPr>
-            <w:webHidden/>
-          </w:rPr>
-        </w:r>
-        <w:r>
-          <w:rPr>
-            <w:webHidden/>
-          </w:rPr>
-          <w:fldChar w:fldCharType="separate"/>
-        </w:r>
-        <w:r>
-          <w:rPr>
-            <w:webHidden/>
-          </w:rPr>
-          <w:t>3</w:t>
-        </w:r>
-        <w:r>
-          <w:rPr>
-            <w:webHidden/>
-          </w:rPr>
-          <w:fldChar w:fldCharType="end"/>
-        </w:r>
-      </w:hyperlink>
-    </w:p>
-    <w:p>
-      <w:pPr>
-        <w:pStyle w:val="Verzeichnis1"/>
-        <w:rPr>
-          <w:rFonts w:asciiTheme="minorHAnsi" w:eastAsiaTheme="minorEastAsia" w:hAnsiTheme="minorHAnsi" w:cstheme="minorBidi"/>
-          <w:kern w:val="2"/>
-          <w:sz w:val="24"/>
-          <w:szCs w:val="24"/>
-          <w:lang w:val="de-AT" w:eastAsia="de-AT"/>
-          <w14:ligatures w14:val="standardContextual"/>
-        </w:rPr>
-      </w:pPr>
-      <w:hyperlink w:anchor="_Toc233209280" w:history="1">
-        <w:r>
-          <w:rPr>
-            <w:rStyle w:val="Hyperlink"/>
-          </w:rPr>
-          <w:t>2.</w:t>
         </w:r>
         <w:r>
           <w:rPr>
@@ -552,7 +473,7 @@
           <w:rPr>
             <w:webHidden/>
           </w:rPr>
-          <w:instrText xml:space="preserve"> PAGEREF _Toc233209280 \h </w:instrText>
+          <w:instrText xml:space="preserve"> PAGEREF _Toc233638775 \h </w:instrText>
         </w:r>
         <w:r>
           <w:rPr>
@@ -591,12 +512,12 @@
           <w14:ligatures w14:val="standardContextual"/>
         </w:rPr>
       </w:pPr>
-      <w:hyperlink w:anchor="_Toc233209281" w:history="1">
+      <w:hyperlink w:anchor="_Toc233638776" w:history="1">
         <w:r>
           <w:rPr>
             <w:rStyle w:val="Hyperlink"/>
           </w:rPr>
-          <w:t>3.</w:t>
+          <w:t>2.</w:t>
         </w:r>
         <w:r>
           <w:rPr>
@@ -631,7 +552,7 @@
           <w:rPr>
             <w:webHidden/>
           </w:rPr>
-          <w:instrText xml:space="preserve"> PAGEREF _Toc233209281 \h </w:instrText>
+          <w:instrText xml:space="preserve"> PAGEREF _Toc233638776 \h </w:instrText>
         </w:r>
         <w:r>
           <w:rPr>
@@ -670,12 +591,12 @@
           <w14:ligatures w14:val="standardContextual"/>
         </w:rPr>
       </w:pPr>
-      <w:hyperlink w:anchor="_Toc233209282" w:history="1">
+      <w:hyperlink w:anchor="_Toc233638777" w:history="1">
         <w:r>
           <w:rPr>
             <w:rStyle w:val="Hyperlink"/>
           </w:rPr>
-          <w:t>4.</w:t>
+          <w:t>3.</w:t>
         </w:r>
         <w:r>
           <w:rPr>
@@ -710,7 +631,7 @@
           <w:rPr>
             <w:webHidden/>
           </w:rPr>
-          <w:instrText xml:space="preserve"> PAGEREF _Toc233209282 \h </w:instrText>
+          <w:instrText xml:space="preserve"> PAGEREF _Toc233638777 \h </w:instrText>
         </w:r>
         <w:r>
           <w:rPr>
@@ -749,12 +670,12 @@
           <w14:ligatures w14:val="standardContextual"/>
         </w:rPr>
       </w:pPr>
-      <w:hyperlink w:anchor="_Toc233209283" w:history="1">
+      <w:hyperlink w:anchor="_Toc233638778" w:history="1">
         <w:r>
           <w:rPr>
             <w:rStyle w:val="Hyperlink"/>
           </w:rPr>
-          <w:t>5.</w:t>
+          <w:t>4.</w:t>
         </w:r>
         <w:r>
           <w:rPr>
@@ -789,7 +710,7 @@
           <w:rPr>
             <w:webHidden/>
           </w:rPr>
-          <w:instrText xml:space="preserve"> PAGEREF _Toc233209283 \h </w:instrText>
+          <w:instrText xml:space="preserve"> PAGEREF _Toc233638778 \h </w:instrText>
         </w:r>
         <w:r>
           <w:rPr>
@@ -828,12 +749,12 @@
           <w14:ligatures w14:val="standardContextual"/>
         </w:rPr>
       </w:pPr>
-      <w:hyperlink w:anchor="_Toc233209284" w:history="1">
+      <w:hyperlink w:anchor="_Toc233638779" w:history="1">
         <w:r>
           <w:rPr>
             <w:rStyle w:val="Hyperlink"/>
           </w:rPr>
-          <w:t>6.</w:t>
+          <w:t>5.</w:t>
         </w:r>
         <w:r>
           <w:rPr>
@@ -868,7 +789,7 @@
           <w:rPr>
             <w:webHidden/>
           </w:rPr>
-          <w:instrText xml:space="preserve"> PAGEREF _Toc233209284 \h </w:instrText>
+          <w:instrText xml:space="preserve"> PAGEREF _Toc233638779 \h </w:instrText>
         </w:r>
         <w:r>
           <w:rPr>
@@ -907,12 +828,12 @@
           <w14:ligatures w14:val="standardContextual"/>
         </w:rPr>
       </w:pPr>
-      <w:hyperlink w:anchor="_Toc233209285" w:history="1">
+      <w:hyperlink w:anchor="_Toc233638780" w:history="1">
         <w:r>
           <w:rPr>
             <w:rStyle w:val="Hyperlink"/>
           </w:rPr>
-          <w:t>7.</w:t>
+          <w:t>6.</w:t>
         </w:r>
         <w:r>
           <w:rPr>
@@ -947,7 +868,7 @@
           <w:rPr>
             <w:webHidden/>
           </w:rPr>
-          <w:instrText xml:space="preserve"> PAGEREF _Toc233209285 \h </w:instrText>
+          <w:instrText xml:space="preserve"> PAGEREF _Toc233638780 \h </w:instrText>
         </w:r>
         <w:r>
           <w:rPr>
@@ -986,12 +907,12 @@
           <w14:ligatures w14:val="standardContextual"/>
         </w:rPr>
       </w:pPr>
-      <w:hyperlink w:anchor="_Toc233209286" w:history="1">
+      <w:hyperlink w:anchor="_Toc233638781" w:history="1">
         <w:r>
           <w:rPr>
             <w:rStyle w:val="Hyperlink"/>
           </w:rPr>
-          <w:t>8.</w:t>
+          <w:t>7.</w:t>
         </w:r>
         <w:r>
           <w:rPr>
@@ -1026,7 +947,7 @@
           <w:rPr>
             <w:webHidden/>
           </w:rPr>
-          <w:instrText xml:space="preserve"> PAGEREF _Toc233209286 \h </w:instrText>
+          <w:instrText xml:space="preserve"> PAGEREF _Toc233638781 \h </w:instrText>
         </w:r>
         <w:r>
           <w:rPr>
@@ -1065,12 +986,12 @@
           <w14:ligatures w14:val="standardContextual"/>
         </w:rPr>
       </w:pPr>
-      <w:hyperlink w:anchor="_Toc233209287" w:history="1">
+      <w:hyperlink w:anchor="_Toc233638782" w:history="1">
         <w:r>
           <w:rPr>
             <w:rStyle w:val="Hyperlink"/>
           </w:rPr>
-          <w:t>9.</w:t>
+          <w:t>8.</w:t>
         </w:r>
         <w:r>
           <w:rPr>
@@ -1105,7 +1026,7 @@
           <w:rPr>
             <w:webHidden/>
           </w:rPr>
-          <w:instrText xml:space="preserve"> PAGEREF _Toc233209287 \h </w:instrText>
+          <w:instrText xml:space="preserve"> PAGEREF _Toc233638782 \h </w:instrText>
         </w:r>
         <w:r>
           <w:rPr>
@@ -1144,12 +1065,12 @@
           <w14:ligatures w14:val="standardContextual"/>
         </w:rPr>
       </w:pPr>
-      <w:hyperlink w:anchor="_Toc233209288" w:history="1">
+      <w:hyperlink w:anchor="_Toc233638783" w:history="1">
         <w:r>
           <w:rPr>
             <w:rStyle w:val="Hyperlink"/>
           </w:rPr>
-          <w:t>10.</w:t>
+          <w:t>9.</w:t>
         </w:r>
         <w:r>
           <w:rPr>
@@ -1184,7 +1105,7 @@
           <w:rPr>
             <w:webHidden/>
           </w:rPr>
-          <w:instrText xml:space="preserve"> PAGEREF _Toc233209288 \h </w:instrText>
+          <w:instrText xml:space="preserve"> PAGEREF _Toc233638783 \h </w:instrText>
         </w:r>
         <w:r>
           <w:rPr>
@@ -1223,12 +1144,12 @@
           <w14:ligatures w14:val="standardContextual"/>
         </w:rPr>
       </w:pPr>
-      <w:hyperlink w:anchor="_Toc233209289" w:history="1">
+      <w:hyperlink w:anchor="_Toc233638784" w:history="1">
         <w:r>
           <w:rPr>
             <w:rStyle w:val="Hyperlink"/>
           </w:rPr>
-          <w:t>11.</w:t>
+          <w:t>10.</w:t>
         </w:r>
         <w:r>
           <w:rPr>
@@ -1263,7 +1184,7 @@
           <w:rPr>
             <w:webHidden/>
           </w:rPr>
-          <w:instrText xml:space="preserve"> PAGEREF _Toc233209289 \h </w:instrText>
+          <w:instrText xml:space="preserve"> PAGEREF _Toc233638784 \h </w:instrText>
         </w:r>
         <w:r>
           <w:rPr>
@@ -1302,12 +1223,12 @@
           <w14:ligatures w14:val="standardContextual"/>
         </w:rPr>
       </w:pPr>
-      <w:hyperlink w:anchor="_Toc233209290" w:history="1">
+      <w:hyperlink w:anchor="_Toc233638785" w:history="1">
         <w:r>
           <w:rPr>
             <w:rStyle w:val="Hyperlink"/>
           </w:rPr>
-          <w:t>13.</w:t>
+          <w:t>12.</w:t>
         </w:r>
         <w:r>
           <w:rPr>
@@ -1342,7 +1263,7 @@
           <w:rPr>
             <w:webHidden/>
           </w:rPr>
-          <w:instrText xml:space="preserve"> PAGEREF _Toc233209290 \h </w:instrText>
+          <w:instrText xml:space="preserve"> PAGEREF _Toc233638785 \h </w:instrText>
         </w:r>
         <w:r>
           <w:rPr>
@@ -1381,12 +1302,12 @@
           <w14:ligatures w14:val="standardContextual"/>
         </w:rPr>
       </w:pPr>
-      <w:hyperlink w:anchor="_Toc233209291" w:history="1">
+      <w:hyperlink w:anchor="_Toc233638786" w:history="1">
         <w:r>
           <w:rPr>
             <w:rStyle w:val="Hyperlink"/>
           </w:rPr>
-          <w:t>14.</w:t>
+          <w:t>13.</w:t>
         </w:r>
         <w:r>
           <w:rPr>
@@ -1421,7 +1342,7 @@
           <w:rPr>
             <w:webHidden/>
           </w:rPr>
-          <w:instrText xml:space="preserve"> PAGEREF _Toc233209291 \h </w:instrText>
+          <w:instrText xml:space="preserve"> PAGEREF _Toc233638786 \h </w:instrText>
         </w:r>
         <w:r>
           <w:rPr>
@@ -1469,7 +1390,6 @@
       <w:bookmarkStart w:id="0" w:name="_Toc116286518"/>
       <w:bookmarkStart w:id="1" w:name="_Toc396809833"/>
       <w:bookmarkStart w:id="2" w:name="_Toc397882988"/>
-      <w:bookmarkStart w:id="3" w:name="_Toc233209279"/>
       <w:r>
         <w:lastRenderedPageBreak/>
         <w:t>Änderungsverzeichnis</w:t>
@@ -1477,7 +1397,6 @@
       <w:bookmarkEnd w:id="0"/>
       <w:bookmarkEnd w:id="1"/>
       <w:bookmarkEnd w:id="2"/>
-      <w:bookmarkEnd w:id="3"/>
     </w:p>
     <w:tbl>
       <w:tblPr>
@@ -1915,15 +1834,7 @@
             </w:r>
             <w:r>
               <w:br/>
-              <w:t xml:space="preserve">Hooks zu den Hubs im Frontend implementiert. </w:t>
-            </w:r>
-            <w:proofErr w:type="spellStart"/>
-            <w:r>
-              <w:t>ChatController</w:t>
-            </w:r>
-            <w:proofErr w:type="spellEnd"/>
-            <w:r>
-              <w:t xml:space="preserve"> implementiert.</w:t>
+              <w:t>Hooks zu den Hubs im Frontend implementiert. ChatController implementiert.</w:t>
             </w:r>
           </w:p>
         </w:tc>
@@ -1990,14 +1901,7 @@
             </w:r>
             <w:r>
               <w:br/>
-            </w:r>
-            <w:proofErr w:type="spellStart"/>
-            <w:r>
-              <w:t>WorkspaceController</w:t>
-            </w:r>
-            <w:proofErr w:type="spellEnd"/>
-            <w:r>
-              <w:t xml:space="preserve"> erstellt und Endpoints implementiert.</w:t>
+              <w:t>WorkspaceController erstellt und Endpoints implementiert.</w:t>
             </w:r>
           </w:p>
         </w:tc>
@@ -2071,11 +1975,9 @@
               <w:spacing w:before="60" w:after="60"/>
               <w:ind w:left="369"/>
             </w:pPr>
-            <w:proofErr w:type="spellStart"/>
             <w:r>
               <w:t>AccountModal</w:t>
             </w:r>
-            <w:proofErr w:type="spellEnd"/>
             <w:r>
               <w:t>-</w:t>
             </w:r>
@@ -2094,15 +1996,7 @@
               <w:ind w:left="369"/>
             </w:pPr>
             <w:r>
-              <w:t xml:space="preserve">Shell für Komponente </w:t>
-            </w:r>
-            <w:proofErr w:type="spellStart"/>
-            <w:r>
-              <w:t>AccountModal</w:t>
-            </w:r>
-            <w:proofErr w:type="spellEnd"/>
-            <w:r>
-              <w:t xml:space="preserve"> erstellt.</w:t>
+              <w:t>Shell für Komponente AccountModal erstellt.</w:t>
             </w:r>
           </w:p>
           <w:p>
@@ -2226,13 +2120,8 @@
               <w:spacing w:before="60" w:after="60"/>
               <w:ind w:left="369"/>
             </w:pPr>
-            <w:proofErr w:type="spellStart"/>
-            <w:r>
-              <w:t>AccountModal</w:t>
-            </w:r>
-            <w:proofErr w:type="spellEnd"/>
-            <w:r>
-              <w:t>-Komponente erstellt.</w:t>
+            <w:r>
+              <w:t>AccountModal-Komponente erstellt.</w:t>
             </w:r>
           </w:p>
           <w:p>
@@ -2328,11 +2217,9 @@
               <w:spacing w:before="60" w:after="60"/>
               <w:ind w:left="369"/>
             </w:pPr>
-            <w:proofErr w:type="spellStart"/>
             <w:r>
               <w:t>Recents</w:t>
             </w:r>
-            <w:proofErr w:type="spellEnd"/>
             <w:r>
               <w:t>-</w:t>
             </w:r>
@@ -2550,11 +2437,9 @@
             <w:r>
               <w:t>„</w:t>
             </w:r>
-            <w:proofErr w:type="spellStart"/>
             <w:r>
               <w:t>TodoBoard</w:t>
             </w:r>
-            <w:proofErr w:type="spellEnd"/>
             <w:r>
               <w:t>“ implementiert</w:t>
             </w:r>
@@ -2565,16 +2450,11 @@
               <w:t>ü</w:t>
             </w:r>
             <w:r>
-              <w:t xml:space="preserve">r </w:t>
-            </w:r>
-            <w:proofErr w:type="spellStart"/>
-            <w:r>
-              <w:t>Todo</w:t>
+              <w:t>r Todo</w:t>
             </w:r>
             <w:r>
               <w:t>listen</w:t>
             </w:r>
-            <w:proofErr w:type="spellEnd"/>
             <w:r>
               <w:t>.</w:t>
             </w:r>
@@ -2934,31 +2814,7 @@
               <w:t>Verhalten der Klicks verbessert</w:t>
             </w:r>
             <w:r>
-              <w:t xml:space="preserve"> (</w:t>
-            </w:r>
-            <w:proofErr w:type="spellStart"/>
-            <w:r>
-              <w:t>To</w:t>
-            </w:r>
-            <w:proofErr w:type="spellEnd"/>
-            <w:r>
-              <w:t xml:space="preserve"> fit </w:t>
-            </w:r>
-            <w:proofErr w:type="spellStart"/>
-            <w:r>
-              <w:t>known</w:t>
-            </w:r>
-            <w:proofErr w:type="spellEnd"/>
-            <w:r>
-              <w:t xml:space="preserve"> behaviour of </w:t>
-            </w:r>
-            <w:proofErr w:type="spellStart"/>
-            <w:r>
-              <w:t>standard</w:t>
-            </w:r>
-            <w:proofErr w:type="spellEnd"/>
-            <w:r>
-              <w:t xml:space="preserve"> Windows-Explorer)</w:t>
+              <w:t xml:space="preserve"> (To fit known behaviour of standard Windows-Explorer)</w:t>
             </w:r>
           </w:p>
           <w:p>
@@ -3196,14 +3052,12 @@
             <w:r>
               <w:t xml:space="preserve"> </w:t>
             </w:r>
-            <w:proofErr w:type="spellStart"/>
             <w:r>
               <w:t>Events</w:t>
             </w:r>
             <w:r>
               <w:t>Controller</w:t>
             </w:r>
-            <w:proofErr w:type="spellEnd"/>
             <w:r>
               <w:t xml:space="preserve"> implementiert.</w:t>
             </w:r>
@@ -3260,31 +3114,7 @@
               <w:ind w:left="369"/>
             </w:pPr>
             <w:r>
-              <w:t xml:space="preserve">Fixed </w:t>
-            </w:r>
-            <w:proofErr w:type="spellStart"/>
-            <w:r>
-              <w:t>blur</w:t>
-            </w:r>
-            <w:proofErr w:type="spellEnd"/>
-            <w:r>
-              <w:t xml:space="preserve"> not </w:t>
-            </w:r>
-            <w:proofErr w:type="spellStart"/>
-            <w:r>
-              <w:t>showing</w:t>
-            </w:r>
-            <w:proofErr w:type="spellEnd"/>
-            <w:r>
-              <w:t xml:space="preserve"> on </w:t>
-            </w:r>
-            <w:proofErr w:type="spellStart"/>
-            <w:r>
-              <w:t>WorkspaceCard</w:t>
-            </w:r>
-            <w:proofErr w:type="spellEnd"/>
-            <w:r>
-              <w:t>.</w:t>
+              <w:t>Fixed blur not showing on WorkspaceCard.</w:t>
             </w:r>
           </w:p>
         </w:tc>
@@ -3347,23 +3177,10 @@
               <w:ind w:left="369"/>
             </w:pPr>
             <w:r>
-              <w:t xml:space="preserve">Unit-Tests erstellt für </w:t>
-            </w:r>
-            <w:proofErr w:type="spellStart"/>
-            <w:r>
-              <w:t>UserController</w:t>
-            </w:r>
-            <w:proofErr w:type="spellEnd"/>
-            <w:r>
-              <w:t xml:space="preserve"> und </w:t>
-            </w:r>
-            <w:proofErr w:type="spellStart"/>
-            <w:r>
-              <w:t>AccountController</w:t>
-            </w:r>
-            <w:proofErr w:type="spellEnd"/>
-            <w:r>
-              <w:t>.</w:t>
+              <w:t>Unit-Tests erstellt für UserController</w:t>
+            </w:r>
+            <w:r>
+              <w:t xml:space="preserve"> und AccountController.</w:t>
             </w:r>
           </w:p>
           <w:p>
@@ -3377,15 +3194,7 @@
               <w:ind w:left="369"/>
             </w:pPr>
             <w:r>
-              <w:t xml:space="preserve">Datenbank angepasst für </w:t>
-            </w:r>
-            <w:proofErr w:type="spellStart"/>
-            <w:r>
-              <w:t>ResetPassword</w:t>
-            </w:r>
-            <w:proofErr w:type="spellEnd"/>
-            <w:r>
-              <w:t>-Funktionalität.</w:t>
+              <w:t>Datenbank angepasst für ResetPassword-Funktionalität.</w:t>
             </w:r>
           </w:p>
           <w:p>
@@ -3398,21 +3207,8 @@
               <w:spacing w:before="60" w:after="60"/>
               <w:ind w:left="369"/>
             </w:pPr>
-            <w:proofErr w:type="spellStart"/>
-            <w:r>
-              <w:t>Endpoint</w:t>
-            </w:r>
-            <w:proofErr w:type="spellEnd"/>
-            <w:r>
-              <w:t xml:space="preserve"> für </w:t>
-            </w:r>
-            <w:proofErr w:type="spellStart"/>
-            <w:r>
-              <w:t>ResetPassword</w:t>
-            </w:r>
-            <w:proofErr w:type="spellEnd"/>
-            <w:r>
-              <w:t xml:space="preserve"> implementiert.</w:t>
+            <w:r>
+              <w:t>Endpoint für ResetPassword implementiert.</w:t>
             </w:r>
           </w:p>
           <w:p>
@@ -3425,31 +3221,8 @@
               <w:spacing w:before="60" w:after="60"/>
               <w:ind w:left="369"/>
             </w:pPr>
-            <w:proofErr w:type="spellStart"/>
-            <w:proofErr w:type="gramStart"/>
-            <w:r>
-              <w:t>Email</w:t>
-            </w:r>
-            <w:proofErr w:type="spellEnd"/>
-            <w:proofErr w:type="gramEnd"/>
-            <w:r>
-              <w:t xml:space="preserve">-Service eingerichtet für </w:t>
-            </w:r>
-            <w:proofErr w:type="spellStart"/>
-            <w:r>
-              <w:t>ResetPassword</w:t>
-            </w:r>
-            <w:proofErr w:type="spellEnd"/>
-            <w:r>
-              <w:t>-Funktionalität. (</w:t>
-            </w:r>
-            <w:proofErr w:type="spellStart"/>
-            <w:r>
-              <w:t>MailKit</w:t>
-            </w:r>
-            <w:proofErr w:type="spellEnd"/>
-            <w:r>
-              <w:t>)</w:t>
+            <w:r>
+              <w:t>Email-Service eingerichtet für ResetPassword-Funktionalität. (MailKit)</w:t>
             </w:r>
           </w:p>
         </w:tc>
@@ -3526,15 +3299,7 @@
               <w:ind w:left="369"/>
             </w:pPr>
             <w:r>
-              <w:t xml:space="preserve">Neues </w:t>
-            </w:r>
-            <w:proofErr w:type="spellStart"/>
-            <w:r>
-              <w:t>Theme</w:t>
-            </w:r>
-            <w:proofErr w:type="spellEnd"/>
-            <w:r>
-              <w:t xml:space="preserve"> mit Thema „Beach“ umgesetzt.</w:t>
+              <w:t>Neues Theme mit Thema „Beach“ umgesetzt.</w:t>
             </w:r>
           </w:p>
           <w:p>
@@ -3547,45 +3312,8 @@
               <w:spacing w:before="60" w:after="60"/>
               <w:ind w:left="369"/>
             </w:pPr>
-            <w:proofErr w:type="spellStart"/>
-            <w:r>
-              <w:t>Added</w:t>
-            </w:r>
-            <w:proofErr w:type="spellEnd"/>
-            <w:r>
-              <w:t xml:space="preserve"> </w:t>
-            </w:r>
-            <w:proofErr w:type="spellStart"/>
-            <w:r>
-              <w:t>empty-state</w:t>
-            </w:r>
-            <w:proofErr w:type="spellEnd"/>
-            <w:r>
-              <w:t xml:space="preserve"> </w:t>
-            </w:r>
-            <w:proofErr w:type="spellStart"/>
-            <w:r>
-              <w:t>containers</w:t>
-            </w:r>
-            <w:proofErr w:type="spellEnd"/>
-            <w:r>
-              <w:t xml:space="preserve"> </w:t>
-            </w:r>
-            <w:proofErr w:type="spellStart"/>
-            <w:r>
-              <w:t>for</w:t>
-            </w:r>
-            <w:proofErr w:type="spellEnd"/>
-            <w:r>
-              <w:t xml:space="preserve"> </w:t>
-            </w:r>
-            <w:proofErr w:type="spellStart"/>
-            <w:r>
-              <w:t>better</w:t>
-            </w:r>
-            <w:proofErr w:type="spellEnd"/>
-            <w:r>
-              <w:t xml:space="preserve"> UX</w:t>
+            <w:r>
+              <w:t>Added empty-state containers for better UX</w:t>
             </w:r>
           </w:p>
           <w:p>
@@ -3600,15 +3328,7 @@
             </w:pPr>
             <w:r>
               <w:lastRenderedPageBreak/>
-              <w:t xml:space="preserve">App von SQLite auf </w:t>
-            </w:r>
-            <w:proofErr w:type="spellStart"/>
-            <w:r>
-              <w:t>MariaDB</w:t>
-            </w:r>
-            <w:proofErr w:type="spellEnd"/>
-            <w:r>
-              <w:t xml:space="preserve"> umgestellt.</w:t>
+              <w:t>App von SQLite auf MariaDB umgestellt.</w:t>
             </w:r>
           </w:p>
           <w:p>
@@ -3662,13 +3382,8 @@
               <w:spacing w:before="60" w:after="60"/>
               <w:ind w:left="369"/>
             </w:pPr>
-            <w:proofErr w:type="spellStart"/>
-            <w:r>
-              <w:t>Breadcrumb</w:t>
-            </w:r>
-            <w:proofErr w:type="spellEnd"/>
-            <w:r>
-              <w:t>-Value in FileView von Notes korrigiert.</w:t>
+            <w:r>
+              <w:t>Breadcrumb-Value in FileView von Notes korrigiert.</w:t>
             </w:r>
           </w:p>
           <w:p>
@@ -3682,23 +3397,7 @@
               <w:ind w:left="369"/>
             </w:pPr>
             <w:r>
-              <w:t xml:space="preserve">Fixed </w:t>
-            </w:r>
-            <w:proofErr w:type="spellStart"/>
-            <w:r>
-              <w:t>layouting</w:t>
-            </w:r>
-            <w:proofErr w:type="spellEnd"/>
-            <w:r>
-              <w:t xml:space="preserve">. (Element werden nicht mehr übereinander angezeigt bei </w:t>
-            </w:r>
-            <w:proofErr w:type="spellStart"/>
-            <w:r>
-              <w:t>Window-Resizing</w:t>
-            </w:r>
-            <w:proofErr w:type="spellEnd"/>
-            <w:r>
-              <w:t xml:space="preserve">) </w:t>
+              <w:t xml:space="preserve">Fixed layouting. (Element werden nicht mehr übereinander angezeigt bei Window-Resizing) </w:t>
             </w:r>
           </w:p>
         </w:tc>
@@ -3729,7 +3428,7 @@
               <w:jc w:val="center"/>
             </w:pPr>
             <w:r>
-              <w:t>1.0</w:t>
+              <w:t>0.1.9</w:t>
             </w:r>
           </w:p>
         </w:tc>
@@ -3762,13 +3461,8 @@
               <w:ind w:left="369"/>
             </w:pPr>
             <w:r>
-              <w:t xml:space="preserve">Datenbank umgestellt auf </w:t>
-            </w:r>
-            <w:proofErr w:type="spellStart"/>
-            <w:r>
-              <w:t>MariaDB</w:t>
-            </w:r>
-            <w:proofErr w:type="spellEnd"/>
+              <w:t>Datenbank umgestellt auf MariaDB</w:t>
+            </w:r>
           </w:p>
           <w:p>
             <w:pPr>
@@ -3809,15 +3503,112 @@
               <w:ind w:left="369"/>
             </w:pPr>
             <w:r>
-              <w:t xml:space="preserve">Hosting-Server eingerichtet und App </w:t>
-            </w:r>
-            <w:proofErr w:type="spellStart"/>
-            <w:r>
-              <w:t>deployed</w:t>
-            </w:r>
-            <w:proofErr w:type="spellEnd"/>
-            <w:r>
-              <w:t>.</w:t>
+              <w:t>Hosting-Server eingerichtet und App deployed.</w:t>
+            </w:r>
+          </w:p>
+        </w:tc>
+        <w:tc>
+          <w:tcPr>
+            <w:tcW w:w="1427" w:type="dxa"/>
+          </w:tcPr>
+          <w:p>
+            <w:pPr>
+              <w:spacing w:before="60" w:after="60"/>
+              <w:jc w:val="center"/>
+            </w:pPr>
+            <w:r>
+              <w:t>Christian Riepl</w:t>
+            </w:r>
+          </w:p>
+        </w:tc>
+      </w:tr>
+      <w:tr>
+        <w:tc>
+          <w:tcPr>
+            <w:tcW w:w="1389" w:type="dxa"/>
+          </w:tcPr>
+          <w:p>
+            <w:pPr>
+              <w:spacing w:before="60" w:after="60"/>
+              <w:jc w:val="center"/>
+            </w:pPr>
+            <w:r>
+              <w:t>1.0</w:t>
+            </w:r>
+          </w:p>
+        </w:tc>
+        <w:tc>
+          <w:tcPr>
+            <w:tcW w:w="1392" w:type="dxa"/>
+          </w:tcPr>
+          <w:p>
+            <w:pPr>
+              <w:spacing w:before="60" w:after="60"/>
+              <w:jc w:val="center"/>
+            </w:pPr>
+            <w:r>
+              <w:t>26.06.2026</w:t>
+            </w:r>
+          </w:p>
+        </w:tc>
+        <w:tc>
+          <w:tcPr>
+            <w:tcW w:w="4852" w:type="dxa"/>
+          </w:tcPr>
+          <w:p>
+            <w:pPr>
+              <w:pStyle w:val="Listenabsatz"/>
+              <w:numPr>
+                <w:ilvl w:val="0"/>
+                <w:numId w:val="25"/>
+              </w:numPr>
+              <w:spacing w:before="60" w:after="60"/>
+              <w:ind w:left="369"/>
+            </w:pPr>
+            <w:r>
+              <w:t>Email-Verifizierung eingebunden bei Registrierung.</w:t>
+            </w:r>
+          </w:p>
+          <w:p>
+            <w:pPr>
+              <w:pStyle w:val="Listenabsatz"/>
+              <w:numPr>
+                <w:ilvl w:val="0"/>
+                <w:numId w:val="25"/>
+              </w:numPr>
+              <w:spacing w:before="60" w:after="60"/>
+              <w:ind w:left="369"/>
+            </w:pPr>
+            <w:r>
+              <w:t>Music-Provider angepasst.</w:t>
+            </w:r>
+          </w:p>
+          <w:p>
+            <w:pPr>
+              <w:pStyle w:val="Listenabsatz"/>
+              <w:numPr>
+                <w:ilvl w:val="0"/>
+                <w:numId w:val="25"/>
+              </w:numPr>
+              <w:spacing w:before="60" w:after="60"/>
+              <w:ind w:left="369"/>
+            </w:pPr>
+            <w:r>
+              <w:t>UX für Registrierung leicht verbessert. (Passwort-Guidline)</w:t>
+            </w:r>
+          </w:p>
+          <w:p>
+            <w:pPr>
+              <w:pStyle w:val="Listenabsatz"/>
+              <w:numPr>
+                <w:ilvl w:val="0"/>
+                <w:numId w:val="25"/>
+              </w:numPr>
+              <w:spacing w:before="60" w:after="60"/>
+              <w:ind w:left="369"/>
+            </w:pPr>
+            <w:r>
+              <w:t>App nochmals durchgetestet.</w:t>
             </w:r>
           </w:p>
         </w:tc>
@@ -3948,16 +3739,16 @@
       <w:r>
         <w:br w:type="page"/>
       </w:r>
-      <w:bookmarkStart w:id="4" w:name="_Toc396809834"/>
-      <w:bookmarkStart w:id="5" w:name="_Toc397882989"/>
-      <w:bookmarkStart w:id="6" w:name="_Toc233209280"/>
+      <w:bookmarkStart w:id="3" w:name="_Toc396809834"/>
+      <w:bookmarkStart w:id="4" w:name="_Toc397882989"/>
+      <w:bookmarkStart w:id="5" w:name="_Toc233638775"/>
       <w:r>
         <w:lastRenderedPageBreak/>
         <w:t>Teamregeln</w:t>
       </w:r>
+      <w:bookmarkEnd w:id="3"/>
       <w:bookmarkEnd w:id="4"/>
       <w:bookmarkEnd w:id="5"/>
-      <w:bookmarkEnd w:id="6"/>
     </w:p>
     <w:p/>
     <w:tbl>
@@ -4362,14 +4153,14 @@
       <w:pPr>
         <w:pStyle w:val="berschrift1"/>
       </w:pPr>
-      <w:bookmarkStart w:id="7" w:name="_Toc397882990"/>
-      <w:bookmarkStart w:id="8" w:name="_Toc233209281"/>
+      <w:bookmarkStart w:id="6" w:name="_Toc397882990"/>
+      <w:bookmarkStart w:id="7" w:name="_Toc233638776"/>
       <w:r>
         <w:lastRenderedPageBreak/>
         <w:t>Zielfindung</w:t>
       </w:r>
+      <w:bookmarkEnd w:id="6"/>
       <w:bookmarkEnd w:id="7"/>
-      <w:bookmarkEnd w:id="8"/>
     </w:p>
     <w:p/>
     <w:tbl>
@@ -5017,21 +4808,21 @@
       <w:pPr>
         <w:pStyle w:val="berschrift1"/>
       </w:pPr>
-      <w:bookmarkStart w:id="9" w:name="_Toc116286528"/>
-      <w:bookmarkStart w:id="10" w:name="_Toc396809844"/>
-      <w:bookmarkStart w:id="11" w:name="_Toc397882991"/>
-      <w:bookmarkStart w:id="12" w:name="_Toc233209282"/>
+      <w:bookmarkStart w:id="8" w:name="_Toc116286528"/>
+      <w:bookmarkStart w:id="9" w:name="_Toc396809844"/>
+      <w:bookmarkStart w:id="10" w:name="_Toc397882991"/>
+      <w:bookmarkStart w:id="11" w:name="_Toc233638777"/>
       <w:r>
         <w:lastRenderedPageBreak/>
         <w:t>Projektrisiken</w:t>
       </w:r>
-      <w:bookmarkStart w:id="13" w:name="_Toc116286520"/>
-      <w:bookmarkStart w:id="14" w:name="_Toc396809836"/>
-      <w:bookmarkStart w:id="15" w:name="_Toc397882992"/>
+      <w:bookmarkStart w:id="12" w:name="_Toc116286520"/>
+      <w:bookmarkStart w:id="13" w:name="_Toc396809836"/>
+      <w:bookmarkStart w:id="14" w:name="_Toc397882992"/>
+      <w:bookmarkEnd w:id="8"/>
       <w:bookmarkEnd w:id="9"/>
       <w:bookmarkEnd w:id="10"/>
       <w:bookmarkEnd w:id="11"/>
-      <w:bookmarkEnd w:id="12"/>
     </w:p>
     <w:p>
       <w:pPr>
@@ -5084,14 +4875,14 @@
       <w:pPr>
         <w:pStyle w:val="berschrift1"/>
       </w:pPr>
-      <w:bookmarkStart w:id="16" w:name="_Toc233209283"/>
+      <w:bookmarkStart w:id="15" w:name="_Toc233638778"/>
       <w:r>
         <w:t>Projektzieleplan</w:t>
       </w:r>
+      <w:bookmarkEnd w:id="12"/>
       <w:bookmarkEnd w:id="13"/>
       <w:bookmarkEnd w:id="14"/>
       <w:bookmarkEnd w:id="15"/>
-      <w:bookmarkEnd w:id="16"/>
     </w:p>
     <w:tbl>
       <w:tblPr>
@@ -5479,6 +5270,9 @@
             <w:r>
               <w:t>Responsiveness für Smartphones</w:t>
             </w:r>
+            <w:r>
+              <w:t xml:space="preserve"> (Fixiert)</w:t>
+            </w:r>
           </w:p>
         </w:tc>
       </w:tr>
@@ -5537,24 +5331,24 @@
       <w:r>
         <w:br w:type="page"/>
       </w:r>
-      <w:bookmarkStart w:id="17" w:name="_Toc116286521"/>
-      <w:bookmarkStart w:id="18" w:name="_Toc396809837"/>
-      <w:bookmarkStart w:id="19" w:name="_Toc397882993"/>
-      <w:bookmarkStart w:id="20" w:name="_Toc233209284"/>
+      <w:bookmarkStart w:id="16" w:name="_Toc116286521"/>
+      <w:bookmarkStart w:id="17" w:name="_Toc396809837"/>
+      <w:bookmarkStart w:id="18" w:name="_Toc397882993"/>
+      <w:bookmarkStart w:id="19" w:name="_Toc233638779"/>
       <w:r>
         <w:lastRenderedPageBreak/>
         <w:t>Projektkontext</w:t>
       </w:r>
-      <w:bookmarkEnd w:id="17"/>
+      <w:bookmarkEnd w:id="16"/>
       <w:r>
         <w:rPr>
           <w:rStyle w:val="Funotenzeichen"/>
         </w:rPr>
         <w:footnoteReference w:id="2"/>
       </w:r>
+      <w:bookmarkEnd w:id="17"/>
       <w:bookmarkEnd w:id="18"/>
       <w:bookmarkEnd w:id="19"/>
-      <w:bookmarkEnd w:id="20"/>
     </w:p>
     <w:tbl>
       <w:tblPr>
@@ -5970,13 +5764,8 @@
               <w:spacing w:before="60" w:after="60"/>
             </w:pPr>
             <w:r>
-              <w:t xml:space="preserve">Planung des </w:t>
-            </w:r>
-            <w:proofErr w:type="spellStart"/>
-            <w:r>
-              <w:t>Backends</w:t>
-            </w:r>
-            <w:proofErr w:type="spellEnd"/>
+              <w:t>Planung des Backends</w:t>
+            </w:r>
           </w:p>
         </w:tc>
         <w:tc>
@@ -6243,14 +6032,14 @@
         </w:rPr>
         <w:br w:type="page"/>
       </w:r>
-      <w:bookmarkStart w:id="21" w:name="_Toc397882994"/>
-      <w:bookmarkStart w:id="22" w:name="_Toc233209285"/>
+      <w:bookmarkStart w:id="20" w:name="_Toc397882994"/>
+      <w:bookmarkStart w:id="21" w:name="_Toc233638780"/>
       <w:r>
         <w:lastRenderedPageBreak/>
         <w:t>Projektorganisation</w:t>
       </w:r>
+      <w:bookmarkEnd w:id="20"/>
       <w:bookmarkEnd w:id="21"/>
-      <w:bookmarkEnd w:id="22"/>
     </w:p>
     <w:tbl>
       <w:tblPr>
@@ -6293,8 +6082,8 @@
                 <w:bCs/>
               </w:rPr>
             </w:pPr>
-            <w:bookmarkStart w:id="23" w:name="_Toc116286519"/>
-            <w:bookmarkStart w:id="24" w:name="_Toc396809835"/>
+            <w:bookmarkStart w:id="22" w:name="_Toc116286519"/>
+            <w:bookmarkStart w:id="23" w:name="_Toc396809835"/>
             <w:r>
               <w:rPr>
                 <w:b/>
@@ -6408,13 +6197,8 @@
               </w:numPr>
               <w:spacing w:before="60" w:after="60"/>
             </w:pPr>
-            <w:proofErr w:type="gramStart"/>
-            <w:r>
-              <w:t>Will</w:t>
-            </w:r>
-            <w:proofErr w:type="gramEnd"/>
-            <w:r>
-              <w:t xml:space="preserve"> dass ich das Projekt mache</w:t>
+            <w:r>
+              <w:t>Will dass ich das Projekt mache</w:t>
             </w:r>
           </w:p>
         </w:tc>
@@ -7486,14 +7270,14 @@
       <w:r>
         <w:br w:type="page"/>
       </w:r>
-      <w:bookmarkStart w:id="25" w:name="_Toc233209286"/>
+      <w:bookmarkStart w:id="24" w:name="_Toc233638781"/>
+      <w:bookmarkEnd w:id="22"/>
       <w:bookmarkEnd w:id="23"/>
-      <w:bookmarkEnd w:id="24"/>
       <w:r>
         <w:lastRenderedPageBreak/>
         <w:t>Projektauftrag</w:t>
       </w:r>
-      <w:bookmarkEnd w:id="25"/>
+      <w:bookmarkEnd w:id="24"/>
     </w:p>
     <w:tbl>
       <w:tblPr>
@@ -8757,10 +8541,10 @@
               </w:rPr>
               <w:t xml:space="preserve">Personalkosten: </w:t>
             </w:r>
-            <w:bookmarkStart w:id="26" w:name="Text32"/>
-          </w:p>
-        </w:tc>
-        <w:bookmarkEnd w:id="26"/>
+            <w:bookmarkStart w:id="25" w:name="Text32"/>
+          </w:p>
+        </w:tc>
+        <w:bookmarkEnd w:id="25"/>
         <w:tc>
           <w:tcPr>
             <w:tcW w:w="6872" w:type="dxa"/>
@@ -8794,10 +8578,10 @@
               </w:rPr>
               <w:t xml:space="preserve">Externe Kosten: </w:t>
             </w:r>
-            <w:bookmarkStart w:id="27" w:name="Text37"/>
-          </w:p>
-        </w:tc>
-        <w:bookmarkEnd w:id="27"/>
+            <w:bookmarkStart w:id="26" w:name="Text37"/>
+          </w:p>
+        </w:tc>
+        <w:bookmarkEnd w:id="26"/>
         <w:tc>
           <w:tcPr>
             <w:tcW w:w="6872" w:type="dxa"/>
@@ -8835,10 +8619,10 @@
               </w:rPr>
               <w:t xml:space="preserve">Sonstige Ressourcen: </w:t>
             </w:r>
-            <w:bookmarkStart w:id="28" w:name="Text45"/>
-          </w:p>
-        </w:tc>
-        <w:bookmarkEnd w:id="28"/>
+            <w:bookmarkStart w:id="27" w:name="Text45"/>
+          </w:p>
+        </w:tc>
+        <w:bookmarkEnd w:id="27"/>
         <w:tc>
           <w:tcPr>
             <w:tcW w:w="6872" w:type="dxa"/>
@@ -8884,10 +8668,10 @@
               </w:rPr>
               <w:t xml:space="preserve"> </w:t>
             </w:r>
-            <w:bookmarkStart w:id="29" w:name="Text53"/>
-          </w:p>
-        </w:tc>
-        <w:bookmarkEnd w:id="29"/>
+            <w:bookmarkStart w:id="28" w:name="Text53"/>
+          </w:p>
+        </w:tc>
+        <w:bookmarkEnd w:id="28"/>
         <w:tc>
           <w:tcPr>
             <w:tcW w:w="6872" w:type="dxa"/>
@@ -9054,7 +8838,7 @@
                 </w:ffData>
               </w:fldChar>
             </w:r>
-            <w:bookmarkStart w:id="30" w:name="Kontrollkästchen3"/>
+            <w:bookmarkStart w:id="29" w:name="Kontrollkästchen3"/>
             <w:r>
               <w:instrText xml:space="preserve"> FORMCHECKBOX </w:instrText>
             </w:r>
@@ -9064,7 +8848,7 @@
             <w:r>
               <w:fldChar w:fldCharType="end"/>
             </w:r>
-            <w:bookmarkEnd w:id="30"/>
+            <w:bookmarkEnd w:id="29"/>
             <w:r>
               <w:t xml:space="preserve"> Das Projekt wird bewilligt.</w:t>
             </w:r>
@@ -9089,7 +8873,7 @@
                 </w:ffData>
               </w:fldChar>
             </w:r>
-            <w:bookmarkStart w:id="31" w:name="Kontrollkästchen5"/>
+            <w:bookmarkStart w:id="30" w:name="Kontrollkästchen5"/>
             <w:r>
               <w:instrText xml:space="preserve"> FORMCHECKBOX </w:instrText>
             </w:r>
@@ -9099,7 +8883,7 @@
             <w:r>
               <w:fldChar w:fldCharType="end"/>
             </w:r>
-            <w:bookmarkEnd w:id="31"/>
+            <w:bookmarkEnd w:id="30"/>
             <w:r>
               <w:t xml:space="preserve"> Das Projekt wird abgelehnt.</w:t>
             </w:r>
@@ -9122,7 +8906,7 @@
                 </w:ffData>
               </w:fldChar>
             </w:r>
-            <w:bookmarkStart w:id="32" w:name="Text50"/>
+            <w:bookmarkStart w:id="31" w:name="Text50"/>
             <w:r>
               <w:instrText xml:space="preserve"> FORMTEXT </w:instrText>
             </w:r>
@@ -9147,7 +8931,7 @@
             <w:r>
               <w:fldChar w:fldCharType="end"/>
             </w:r>
-            <w:bookmarkEnd w:id="32"/>
+            <w:bookmarkEnd w:id="31"/>
           </w:p>
           <w:p>
             <w:pPr>
@@ -9266,7 +9050,7 @@
                 </w:ffData>
               </w:fldChar>
             </w:r>
-            <w:bookmarkStart w:id="33" w:name="Text52"/>
+            <w:bookmarkStart w:id="32" w:name="Text52"/>
             <w:r>
               <w:instrText xml:space="preserve"> </w:instrText>
             </w:r>
@@ -9288,7 +9072,7 @@
             <w:r>
               <w:fldChar w:fldCharType="end"/>
             </w:r>
-            <w:bookmarkEnd w:id="33"/>
+            <w:bookmarkEnd w:id="32"/>
             <w:r>
               <w:t>, Unterschrift Auftraggeber</w:t>
             </w:r>
@@ -9309,10 +9093,10 @@
       <w:r>
         <w:br w:type="page"/>
       </w:r>
-      <w:bookmarkStart w:id="34" w:name="_Toc116286523"/>
-      <w:bookmarkStart w:id="35" w:name="_Toc396809839"/>
-      <w:bookmarkStart w:id="36" w:name="_Toc397882996"/>
-      <w:bookmarkStart w:id="37" w:name="_Toc233209287"/>
+      <w:bookmarkStart w:id="33" w:name="_Toc116286523"/>
+      <w:bookmarkStart w:id="34" w:name="_Toc396809839"/>
+      <w:bookmarkStart w:id="35" w:name="_Toc397882996"/>
+      <w:bookmarkStart w:id="36" w:name="_Toc233638782"/>
       <w:r>
         <w:lastRenderedPageBreak/>
         <w:t>Projektstrukturplan (PSP)</w:t>
@@ -9323,10 +9107,10 @@
         </w:rPr>
         <w:footnoteReference w:id="4"/>
       </w:r>
+      <w:bookmarkEnd w:id="33"/>
       <w:bookmarkEnd w:id="34"/>
       <w:bookmarkEnd w:id="35"/>
       <w:bookmarkEnd w:id="36"/>
-      <w:bookmarkEnd w:id="37"/>
     </w:p>
     <w:p/>
     <w:p/>
@@ -9436,18 +9220,18 @@
       <w:r>
         <w:br w:type="page"/>
       </w:r>
-      <w:bookmarkStart w:id="38" w:name="_Toc116286524"/>
-      <w:bookmarkStart w:id="39" w:name="_Toc396809840"/>
-      <w:bookmarkStart w:id="40" w:name="_Toc397882997"/>
-      <w:bookmarkStart w:id="41" w:name="_Toc233209288"/>
+      <w:bookmarkStart w:id="37" w:name="_Toc116286524"/>
+      <w:bookmarkStart w:id="38" w:name="_Toc396809840"/>
+      <w:bookmarkStart w:id="39" w:name="_Toc397882997"/>
+      <w:bookmarkStart w:id="40" w:name="_Toc233638783"/>
       <w:r>
         <w:lastRenderedPageBreak/>
         <w:t>AP-Spezifikation / AP Beschreibung</w:t>
       </w:r>
+      <w:bookmarkEnd w:id="37"/>
       <w:bookmarkEnd w:id="38"/>
       <w:bookmarkEnd w:id="39"/>
       <w:bookmarkEnd w:id="40"/>
-      <w:bookmarkEnd w:id="41"/>
     </w:p>
     <w:p>
       <w:r>
@@ -9566,13 +9350,8 @@
             <w:pPr>
               <w:spacing w:before="60" w:after="60"/>
             </w:pPr>
-            <w:proofErr w:type="gramStart"/>
-            <w:r>
-              <w:t>AP Inhalte</w:t>
-            </w:r>
-            <w:proofErr w:type="gramEnd"/>
-            <w:r>
-              <w:t xml:space="preserve"> / Ergebnisse:</w:t>
+            <w:r>
+              <w:t>AP Inhalte / Ergebnisse:</w:t>
             </w:r>
           </w:p>
         </w:tc>
@@ -9699,7 +9478,7 @@
                 </w:ffData>
               </w:fldChar>
             </w:r>
-            <w:bookmarkStart w:id="42" w:name="Text96"/>
+            <w:bookmarkStart w:id="41" w:name="Text96"/>
             <w:r>
               <w:instrText xml:space="preserve"> </w:instrText>
             </w:r>
@@ -9721,7 +9500,7 @@
             <w:r>
               <w:fldChar w:fldCharType="end"/>
             </w:r>
-            <w:bookmarkEnd w:id="42"/>
+            <w:bookmarkEnd w:id="41"/>
           </w:p>
         </w:tc>
       </w:tr>
@@ -9820,13 +9599,8 @@
             <w:pPr>
               <w:spacing w:before="60" w:after="60"/>
             </w:pPr>
-            <w:proofErr w:type="gramStart"/>
-            <w:r>
-              <w:t>AP Inhalte</w:t>
-            </w:r>
-            <w:proofErr w:type="gramEnd"/>
-            <w:r>
-              <w:t xml:space="preserve"> / Ergebnisse:</w:t>
+            <w:r>
+              <w:t>AP Inhalte / Ergebnisse:</w:t>
             </w:r>
           </w:p>
         </w:tc>
@@ -10142,13 +9916,8 @@
             <w:pPr>
               <w:spacing w:before="60" w:after="60"/>
             </w:pPr>
-            <w:proofErr w:type="gramStart"/>
-            <w:r>
-              <w:t>AP Inhalte</w:t>
-            </w:r>
-            <w:proofErr w:type="gramEnd"/>
-            <w:r>
-              <w:t xml:space="preserve"> / Ergebnisse:</w:t>
+            <w:r>
+              <w:t>AP Inhalte / Ergebnisse:</w:t>
             </w:r>
           </w:p>
         </w:tc>
@@ -10359,16 +10128,16 @@
       <w:r>
         <w:br w:type="page"/>
       </w:r>
-      <w:bookmarkStart w:id="43" w:name="_Toc116286525"/>
-      <w:bookmarkStart w:id="44" w:name="_Toc396809841"/>
-      <w:bookmarkStart w:id="45" w:name="_Toc397882998"/>
+      <w:bookmarkStart w:id="42" w:name="_Toc116286525"/>
+      <w:bookmarkStart w:id="43" w:name="_Toc396809841"/>
+      <w:bookmarkStart w:id="44" w:name="_Toc397882998"/>
       <w:r>
         <w:lastRenderedPageBreak/>
         <w:t>Projektmeilensteinplan</w:t>
       </w:r>
+      <w:bookmarkEnd w:id="42"/>
       <w:bookmarkEnd w:id="43"/>
       <w:bookmarkEnd w:id="44"/>
-      <w:bookmarkEnd w:id="45"/>
     </w:p>
     <w:tbl>
       <w:tblPr>
@@ -10690,7 +10459,13 @@
               <w:spacing w:before="60" w:after="60"/>
             </w:pPr>
             <w:r>
-              <w:t>22.05.2026</w:t>
+              <w:t>2</w:t>
+            </w:r>
+            <w:r>
+              <w:t>5</w:t>
+            </w:r>
+            <w:r>
+              <w:t>.05.2026</w:t>
             </w:r>
           </w:p>
         </w:tc>
@@ -10902,18 +10677,18 @@
       <w:r>
         <w:br w:type="page"/>
       </w:r>
-      <w:bookmarkStart w:id="46" w:name="_Toc116286527"/>
-      <w:bookmarkStart w:id="47" w:name="_Toc396809843"/>
-      <w:bookmarkStart w:id="48" w:name="_Toc397883000"/>
-      <w:bookmarkStart w:id="49" w:name="_Toc233209289"/>
+      <w:bookmarkStart w:id="45" w:name="_Toc116286527"/>
+      <w:bookmarkStart w:id="46" w:name="_Toc396809843"/>
+      <w:bookmarkStart w:id="47" w:name="_Toc397883000"/>
+      <w:bookmarkStart w:id="48" w:name="_Toc233638784"/>
       <w:r>
         <w:lastRenderedPageBreak/>
         <w:t>Projektkostenplan / Zeiterfassung</w:t>
       </w:r>
+      <w:bookmarkEnd w:id="45"/>
       <w:bookmarkEnd w:id="46"/>
       <w:bookmarkEnd w:id="47"/>
       <w:bookmarkEnd w:id="48"/>
-      <w:bookmarkEnd w:id="49"/>
     </w:p>
     <w:tbl>
       <w:tblPr>
@@ -11113,7 +10888,13 @@
               <w:jc w:val="center"/>
             </w:pPr>
             <w:r>
-              <w:t>16 Stunden</w:t>
+              <w:t>1</w:t>
+            </w:r>
+            <w:r>
+              <w:t>0</w:t>
+            </w:r>
+            <w:r>
+              <w:t xml:space="preserve"> Stunden</w:t>
             </w:r>
           </w:p>
         </w:tc>
@@ -11129,6 +10910,9 @@
             <w:r>
               <w:t>50</w:t>
             </w:r>
+            <w:r>
+              <w:t xml:space="preserve"> €</w:t>
+            </w:r>
           </w:p>
         </w:tc>
         <w:tc>
@@ -11141,7 +10925,13 @@
               <w:jc w:val="center"/>
             </w:pPr>
             <w:r>
-              <w:t>800</w:t>
+              <w:t>50</w:t>
+            </w:r>
+            <w:r>
+              <w:t>0</w:t>
+            </w:r>
+            <w:r>
+              <w:t xml:space="preserve"> €</w:t>
             </w:r>
           </w:p>
         </w:tc>
@@ -11186,7 +10976,10 @@
               <w:jc w:val="center"/>
             </w:pPr>
             <w:r>
-              <w:t>8 Stunden</w:t>
+              <w:t>4</w:t>
+            </w:r>
+            <w:r>
+              <w:t xml:space="preserve"> Stunden</w:t>
             </w:r>
           </w:p>
         </w:tc>
@@ -11200,7 +10993,7 @@
               <w:jc w:val="center"/>
             </w:pPr>
             <w:r>
-              <w:t>50</w:t>
+              <w:t>50 €</w:t>
             </w:r>
           </w:p>
         </w:tc>
@@ -11214,7 +11007,13 @@
               <w:jc w:val="center"/>
             </w:pPr>
             <w:r>
-              <w:t>400</w:t>
+              <w:t>2</w:t>
+            </w:r>
+            <w:r>
+              <w:t>00</w:t>
+            </w:r>
+            <w:r>
+              <w:t xml:space="preserve"> €</w:t>
             </w:r>
           </w:p>
         </w:tc>
@@ -11259,7 +11058,10 @@
               <w:jc w:val="center"/>
             </w:pPr>
             <w:r>
-              <w:t>20 Stunden</w:t>
+              <w:t>15</w:t>
+            </w:r>
+            <w:r>
+              <w:t xml:space="preserve"> Stunden</w:t>
             </w:r>
           </w:p>
         </w:tc>
@@ -11273,7 +11075,7 @@
               <w:jc w:val="center"/>
             </w:pPr>
             <w:r>
-              <w:t>50</w:t>
+              <w:t>50 €</w:t>
             </w:r>
           </w:p>
         </w:tc>
@@ -11287,7 +11089,7 @@
               <w:jc w:val="center"/>
             </w:pPr>
             <w:r>
-              <w:t>1000</w:t>
+              <w:t>750 €</w:t>
             </w:r>
           </w:p>
         </w:tc>
@@ -11331,6 +11133,12 @@
               <w:spacing w:before="60" w:after="60"/>
               <w:jc w:val="center"/>
             </w:pPr>
+            <w:r>
+              <w:t>20</w:t>
+            </w:r>
+            <w:r>
+              <w:t xml:space="preserve"> Stunden</w:t>
+            </w:r>
           </w:p>
         </w:tc>
         <w:tc>
@@ -11342,6 +11150,9 @@
               <w:spacing w:before="60" w:after="60"/>
               <w:jc w:val="center"/>
             </w:pPr>
+            <w:r>
+              <w:t>50 €</w:t>
+            </w:r>
           </w:p>
         </w:tc>
         <w:tc>
@@ -11353,6 +11164,12 @@
               <w:spacing w:before="60" w:after="60"/>
               <w:jc w:val="center"/>
             </w:pPr>
+            <w:r>
+              <w:t>100</w:t>
+            </w:r>
+            <w:r>
+              <w:t>0 €</w:t>
+            </w:r>
           </w:p>
         </w:tc>
       </w:tr>
@@ -11395,6 +11212,9 @@
               <w:spacing w:before="60" w:after="60"/>
               <w:jc w:val="center"/>
             </w:pPr>
+            <w:r>
+              <w:t>4 Stunden</w:t>
+            </w:r>
           </w:p>
         </w:tc>
         <w:tc>
@@ -11406,6 +11226,9 @@
               <w:spacing w:before="60" w:after="60"/>
               <w:jc w:val="center"/>
             </w:pPr>
+            <w:r>
+              <w:t>50 €</w:t>
+            </w:r>
           </w:p>
         </w:tc>
         <w:tc>
@@ -11417,6 +11240,9 @@
               <w:spacing w:before="60" w:after="60"/>
               <w:jc w:val="center"/>
             </w:pPr>
+            <w:r>
+              <w:t>200 €</w:t>
+            </w:r>
           </w:p>
         </w:tc>
       </w:tr>
@@ -11458,6 +11284,9 @@
               <w:spacing w:before="60" w:after="60"/>
               <w:jc w:val="center"/>
             </w:pPr>
+            <w:r>
+              <w:t>/</w:t>
+            </w:r>
           </w:p>
         </w:tc>
         <w:tc>
@@ -11469,6 +11298,12 @@
               <w:spacing w:before="60" w:after="60"/>
               <w:jc w:val="center"/>
             </w:pPr>
+            <w:r>
+              <w:t>6</w:t>
+            </w:r>
+            <w:r>
+              <w:t xml:space="preserve"> €</w:t>
+            </w:r>
           </w:p>
         </w:tc>
         <w:tc>
@@ -11480,6 +11315,93 @@
               <w:spacing w:before="60" w:after="60"/>
               <w:jc w:val="center"/>
             </w:pPr>
+            <w:r>
+              <w:t>6 €</w:t>
+            </w:r>
+          </w:p>
+        </w:tc>
+      </w:tr>
+      <w:tr>
+        <w:tc>
+          <w:tcPr>
+            <w:tcW w:w="2783" w:type="dxa"/>
+            <w:shd w:val="clear" w:color="auto" w:fill="9CC2E5" w:themeFill="accent1" w:themeFillTint="99"/>
+          </w:tcPr>
+          <w:p>
+            <w:pPr>
+              <w:pStyle w:val="Listenabsatz"/>
+              <w:spacing w:before="60" w:after="60"/>
+              <w:ind w:left="0"/>
+              <w:rPr>
+                <w:b/>
+                <w:bCs/>
+              </w:rPr>
+            </w:pPr>
+            <w:r>
+              <w:rPr>
+                <w:b/>
+                <w:bCs/>
+              </w:rPr>
+              <w:t>GESAMT</w:t>
+            </w:r>
+          </w:p>
+        </w:tc>
+        <w:tc>
+          <w:tcPr>
+            <w:tcW w:w="1619" w:type="dxa"/>
+            <w:shd w:val="clear" w:color="auto" w:fill="9CC2E5" w:themeFill="accent1" w:themeFillTint="99"/>
+          </w:tcPr>
+          <w:p>
+            <w:pPr>
+              <w:spacing w:before="60" w:after="60"/>
+            </w:pPr>
+          </w:p>
+        </w:tc>
+        <w:tc>
+          <w:tcPr>
+            <w:tcW w:w="1595" w:type="dxa"/>
+            <w:shd w:val="clear" w:color="auto" w:fill="9CC2E5" w:themeFill="accent1" w:themeFillTint="99"/>
+          </w:tcPr>
+          <w:p>
+            <w:pPr>
+              <w:spacing w:before="60" w:after="60"/>
+              <w:jc w:val="center"/>
+            </w:pPr>
+          </w:p>
+        </w:tc>
+        <w:tc>
+          <w:tcPr>
+            <w:tcW w:w="1529" w:type="dxa"/>
+            <w:shd w:val="clear" w:color="auto" w:fill="9CC2E5" w:themeFill="accent1" w:themeFillTint="99"/>
+          </w:tcPr>
+          <w:p>
+            <w:pPr>
+              <w:spacing w:before="60" w:after="60"/>
+              <w:jc w:val="center"/>
+            </w:pPr>
+          </w:p>
+        </w:tc>
+        <w:tc>
+          <w:tcPr>
+            <w:tcW w:w="1534" w:type="dxa"/>
+            <w:shd w:val="clear" w:color="auto" w:fill="9CC2E5" w:themeFill="accent1" w:themeFillTint="99"/>
+          </w:tcPr>
+          <w:p>
+            <w:pPr>
+              <w:spacing w:before="60" w:after="60"/>
+              <w:jc w:val="center"/>
+              <w:rPr>
+                <w:b/>
+                <w:bCs/>
+              </w:rPr>
+            </w:pPr>
+            <w:r>
+              <w:rPr>
+                <w:b/>
+                <w:bCs/>
+              </w:rPr>
+              <w:t>2656 €</w:t>
+            </w:r>
           </w:p>
         </w:tc>
       </w:tr>
@@ -11494,29 +11416,29 @@
       <w:r>
         <w:br w:type="page"/>
       </w:r>
-      <w:bookmarkStart w:id="50" w:name="_Toc116286529"/>
-      <w:bookmarkStart w:id="51" w:name="_Toc396809845"/>
+      <w:bookmarkStart w:id="49" w:name="_Toc116286529"/>
+      <w:bookmarkStart w:id="50" w:name="_Toc396809845"/>
     </w:p>
     <w:p>
       <w:pPr>
         <w:pStyle w:val="berschrift1"/>
       </w:pPr>
-      <w:bookmarkStart w:id="52" w:name="_Toc397883001"/>
-      <w:bookmarkStart w:id="53" w:name="_Toc233209290"/>
+      <w:bookmarkStart w:id="51" w:name="_Toc397883001"/>
+      <w:bookmarkStart w:id="52" w:name="_Toc233638785"/>
       <w:r>
         <w:lastRenderedPageBreak/>
         <w:t>Projektfortschrittsbericht</w:t>
       </w:r>
-      <w:bookmarkEnd w:id="50"/>
+      <w:bookmarkEnd w:id="49"/>
       <w:r>
         <w:rPr>
           <w:rStyle w:val="Funotenzeichen"/>
         </w:rPr>
         <w:footnoteReference w:id="5"/>
       </w:r>
+      <w:bookmarkEnd w:id="50"/>
       <w:bookmarkEnd w:id="51"/>
       <w:bookmarkEnd w:id="52"/>
-      <w:bookmarkEnd w:id="53"/>
     </w:p>
     <w:tbl>
       <w:tblPr>
@@ -12618,25 +12540,7 @@
                 <w:sz w:val="18"/>
                 <w:szCs w:val="24"/>
               </w:rPr>
-              <w:t xml:space="preserve">Eine </w:t>
-            </w:r>
-            <w:proofErr w:type="spellStart"/>
-            <w:r>
-              <w:rPr>
-                <w:rFonts w:ascii="Tahoma" w:hAnsi="Tahoma" w:cs="Tahoma"/>
-                <w:sz w:val="18"/>
-                <w:szCs w:val="24"/>
-              </w:rPr>
-              <w:t>Race-Condition</w:t>
-            </w:r>
-            <w:proofErr w:type="spellEnd"/>
-            <w:r>
-              <w:rPr>
-                <w:rFonts w:ascii="Tahoma" w:hAnsi="Tahoma" w:cs="Tahoma"/>
-                <w:sz w:val="18"/>
-                <w:szCs w:val="24"/>
-              </w:rPr>
-              <w:t xml:space="preserve"> musste ausgebessert werden. Hubs laufen nun korrekt und funktionieren.</w:t>
+              <w:t>Eine Race-Condition musste ausgebessert werden. Hubs laufen nun korrekt und funktionieren.</w:t>
             </w:r>
           </w:p>
         </w:tc>
@@ -13625,10 +13529,10 @@
       <w:r>
         <w:br w:type="page"/>
       </w:r>
-      <w:bookmarkStart w:id="54" w:name="_Toc116286530"/>
-      <w:bookmarkStart w:id="55" w:name="_Toc396809846"/>
-      <w:bookmarkStart w:id="56" w:name="_Toc397883002"/>
-      <w:bookmarkStart w:id="57" w:name="_Toc233209291"/>
+      <w:bookmarkStart w:id="53" w:name="_Toc116286530"/>
+      <w:bookmarkStart w:id="54" w:name="_Toc396809846"/>
+      <w:bookmarkStart w:id="55" w:name="_Toc397883002"/>
+      <w:bookmarkStart w:id="56" w:name="_Toc233638786"/>
       <w:r>
         <w:lastRenderedPageBreak/>
         <w:t>Projektabschluss</w:t>
@@ -13636,10 +13540,10 @@
       <w:r>
         <w:t>bericht</w:t>
       </w:r>
+      <w:bookmarkEnd w:id="53"/>
       <w:bookmarkEnd w:id="54"/>
       <w:bookmarkEnd w:id="55"/>
       <w:bookmarkEnd w:id="56"/>
-      <w:bookmarkEnd w:id="57"/>
     </w:p>
     <w:tbl>
       <w:tblPr>
@@ -13769,75 +13673,11 @@
                 <w:lang w:val="en-GB"/>
               </w:rPr>
             </w:pPr>
-            <w:proofErr w:type="spellStart"/>
             <w:r>
               <w:rPr>
                 <w:lang w:val="en-GB"/>
               </w:rPr>
-              <w:t>Projektstruktur</w:t>
-            </w:r>
-            <w:proofErr w:type="spellEnd"/>
-            <w:r>
-              <w:rPr>
-                <w:lang w:val="en-GB"/>
-              </w:rPr>
-              <w:t xml:space="preserve"> </w:t>
-            </w:r>
-            <w:proofErr w:type="spellStart"/>
-            <w:r>
-              <w:rPr>
-                <w:lang w:val="en-GB"/>
-              </w:rPr>
-              <w:t>wurde</w:t>
-            </w:r>
-            <w:proofErr w:type="spellEnd"/>
-            <w:r>
-              <w:rPr>
-                <w:lang w:val="en-GB"/>
-              </w:rPr>
-              <w:t xml:space="preserve"> </w:t>
-            </w:r>
-            <w:proofErr w:type="spellStart"/>
-            <w:r>
-              <w:rPr>
-                <w:lang w:val="en-GB"/>
-              </w:rPr>
-              <w:t>wie</w:t>
-            </w:r>
-            <w:proofErr w:type="spellEnd"/>
-            <w:r>
-              <w:rPr>
-                <w:lang w:val="en-GB"/>
-              </w:rPr>
-              <w:t xml:space="preserve"> </w:t>
-            </w:r>
-            <w:proofErr w:type="spellStart"/>
-            <w:r>
-              <w:rPr>
-                <w:lang w:val="en-GB"/>
-              </w:rPr>
-              <w:t>geplant</w:t>
-            </w:r>
-            <w:proofErr w:type="spellEnd"/>
-            <w:r>
-              <w:rPr>
-                <w:lang w:val="en-GB"/>
-              </w:rPr>
-              <w:t xml:space="preserve"> </w:t>
-            </w:r>
-            <w:proofErr w:type="spellStart"/>
-            <w:r>
-              <w:rPr>
-                <w:lang w:val="en-GB"/>
-              </w:rPr>
-              <w:t>umgesetzt</w:t>
-            </w:r>
-            <w:proofErr w:type="spellEnd"/>
-            <w:r>
-              <w:rPr>
-                <w:lang w:val="en-GB"/>
-              </w:rPr>
-              <w:t xml:space="preserve">. </w:t>
+              <w:t xml:space="preserve">Projektstruktur wurde wie geplant umgesetzt. </w:t>
             </w:r>
           </w:p>
           <w:p>
@@ -13857,97 +13697,13 @@
               <w:rPr>
                 <w:lang w:val="en-GB"/>
               </w:rPr>
-              <w:t xml:space="preserve">Usability </w:t>
-            </w:r>
-            <w:proofErr w:type="spellStart"/>
+              <w:t>Usability ist gut. (</w:t>
+            </w:r>
             <w:r>
               <w:rPr>
                 <w:lang w:val="en-GB"/>
               </w:rPr>
-              <w:t>ist</w:t>
-            </w:r>
-            <w:proofErr w:type="spellEnd"/>
-            <w:r>
-              <w:rPr>
-                <w:lang w:val="en-GB"/>
-              </w:rPr>
-              <w:t xml:space="preserve"> gut. (</w:t>
-            </w:r>
-            <w:r>
-              <w:rPr>
-                <w:lang w:val="en-GB"/>
-              </w:rPr>
-              <w:t xml:space="preserve">Es </w:t>
-            </w:r>
-            <w:proofErr w:type="spellStart"/>
-            <w:r>
-              <w:rPr>
-                <w:lang w:val="en-GB"/>
-              </w:rPr>
-              <w:t>können</w:t>
-            </w:r>
-            <w:proofErr w:type="spellEnd"/>
-            <w:r>
-              <w:rPr>
-                <w:lang w:val="en-GB"/>
-              </w:rPr>
-              <w:t xml:space="preserve"> </w:t>
-            </w:r>
-            <w:proofErr w:type="spellStart"/>
-            <w:r>
-              <w:rPr>
-                <w:lang w:val="en-GB"/>
-              </w:rPr>
-              <w:t>noch</w:t>
-            </w:r>
-            <w:proofErr w:type="spellEnd"/>
-            <w:r>
-              <w:rPr>
-                <w:lang w:val="en-GB"/>
-              </w:rPr>
-              <w:t xml:space="preserve"> </w:t>
-            </w:r>
-            <w:proofErr w:type="spellStart"/>
-            <w:r>
-              <w:rPr>
-                <w:lang w:val="en-GB"/>
-              </w:rPr>
-              <w:t>Verbesserungen</w:t>
-            </w:r>
-            <w:proofErr w:type="spellEnd"/>
-            <w:r>
-              <w:rPr>
-                <w:lang w:val="en-GB"/>
-              </w:rPr>
-              <w:t xml:space="preserve"> </w:t>
-            </w:r>
-            <w:proofErr w:type="spellStart"/>
-            <w:r>
-              <w:rPr>
-                <w:lang w:val="en-GB"/>
-              </w:rPr>
-              <w:t>getätigt</w:t>
-            </w:r>
-            <w:proofErr w:type="spellEnd"/>
-            <w:r>
-              <w:rPr>
-                <w:lang w:val="en-GB"/>
-              </w:rPr>
-              <w:t xml:space="preserve"> </w:t>
-            </w:r>
-            <w:proofErr w:type="spellStart"/>
-            <w:r>
-              <w:rPr>
-                <w:lang w:val="en-GB"/>
-              </w:rPr>
-              <w:t>werden</w:t>
-            </w:r>
-            <w:proofErr w:type="spellEnd"/>
-            <w:r>
-              <w:rPr>
-                <w:lang w:val="en-GB"/>
-              </w:rPr>
-              <w:t>)</w:t>
+              <w:t>Es können noch Verbesserungen getätigt werden)</w:t>
             </w:r>
           </w:p>
         </w:tc>
@@ -13996,63 +13752,7 @@
               <w:rPr>
                 <w:lang w:val="en-GB"/>
               </w:rPr>
-              <w:t xml:space="preserve">Alle </w:t>
-            </w:r>
-            <w:proofErr w:type="spellStart"/>
-            <w:r>
-              <w:rPr>
-                <w:lang w:val="en-GB"/>
-              </w:rPr>
-              <w:t>Ziele</w:t>
-            </w:r>
-            <w:proofErr w:type="spellEnd"/>
-            <w:r>
-              <w:rPr>
-                <w:lang w:val="en-GB"/>
-              </w:rPr>
-              <w:t xml:space="preserve"> </w:t>
-            </w:r>
-            <w:proofErr w:type="spellStart"/>
-            <w:r>
-              <w:rPr>
-                <w:lang w:val="en-GB"/>
-              </w:rPr>
-              <w:t>konnten</w:t>
-            </w:r>
-            <w:proofErr w:type="spellEnd"/>
-            <w:r>
-              <w:rPr>
-                <w:lang w:val="en-GB"/>
-              </w:rPr>
-              <w:t xml:space="preserve"> </w:t>
-            </w:r>
-            <w:proofErr w:type="spellStart"/>
-            <w:r>
-              <w:rPr>
-                <w:lang w:val="en-GB"/>
-              </w:rPr>
-              <w:t>eingehalten</w:t>
-            </w:r>
-            <w:proofErr w:type="spellEnd"/>
-            <w:r>
-              <w:rPr>
-                <w:lang w:val="en-GB"/>
-              </w:rPr>
-              <w:t xml:space="preserve"> </w:t>
-            </w:r>
-            <w:proofErr w:type="spellStart"/>
-            <w:r>
-              <w:rPr>
-                <w:lang w:val="en-GB"/>
-              </w:rPr>
-              <w:t>werden</w:t>
-            </w:r>
-            <w:proofErr w:type="spellEnd"/>
-            <w:r>
-              <w:rPr>
-                <w:lang w:val="en-GB"/>
-              </w:rPr>
-              <w:t xml:space="preserve">. </w:t>
+              <w:t xml:space="preserve">Alle Ziele konnten eingehalten werden. </w:t>
             </w:r>
           </w:p>
         </w:tc>
@@ -14101,77 +13801,7 @@
               <w:rPr>
                 <w:lang w:val="en-GB"/>
               </w:rPr>
-              <w:t xml:space="preserve">Die Kosten </w:t>
-            </w:r>
-            <w:proofErr w:type="spellStart"/>
-            <w:r>
-              <w:rPr>
-                <w:lang w:val="en-GB"/>
-              </w:rPr>
-              <w:t>sind</w:t>
-            </w:r>
-            <w:proofErr w:type="spellEnd"/>
-            <w:r>
-              <w:rPr>
-                <w:lang w:val="en-GB"/>
-              </w:rPr>
-              <w:t xml:space="preserve">/Waren </w:t>
-            </w:r>
-            <w:proofErr w:type="spellStart"/>
-            <w:r>
-              <w:rPr>
-                <w:lang w:val="en-GB"/>
-              </w:rPr>
-              <w:t>sehr</w:t>
-            </w:r>
-            <w:proofErr w:type="spellEnd"/>
-            <w:r>
-              <w:rPr>
-                <w:lang w:val="en-GB"/>
-              </w:rPr>
-              <w:t xml:space="preserve"> </w:t>
-            </w:r>
-            <w:proofErr w:type="spellStart"/>
-            <w:r>
-              <w:rPr>
-                <w:lang w:val="en-GB"/>
-              </w:rPr>
-              <w:t>gering</w:t>
-            </w:r>
-            <w:proofErr w:type="spellEnd"/>
-            <w:r>
-              <w:rPr>
-                <w:lang w:val="en-GB"/>
-              </w:rPr>
-              <w:t xml:space="preserve">. Hosting und Domain </w:t>
-            </w:r>
-            <w:proofErr w:type="spellStart"/>
-            <w:r>
-              <w:rPr>
-                <w:lang w:val="en-GB"/>
-              </w:rPr>
-              <w:t>waren</w:t>
-            </w:r>
-            <w:proofErr w:type="spellEnd"/>
-            <w:r>
-              <w:rPr>
-                <w:lang w:val="en-GB"/>
-              </w:rPr>
-              <w:t xml:space="preserve"> die </w:t>
-            </w:r>
-            <w:proofErr w:type="spellStart"/>
-            <w:r>
-              <w:rPr>
-                <w:lang w:val="en-GB"/>
-              </w:rPr>
-              <w:t>Hauptausgaben</w:t>
-            </w:r>
-            <w:proofErr w:type="spellEnd"/>
-            <w:r>
-              <w:rPr>
-                <w:lang w:val="en-GB"/>
-              </w:rPr>
-              <w:t>.</w:t>
+              <w:t>Die Kosten sind/Waren sehr gering. Hosting und Domain waren die Hauptausgaben.</w:t>
             </w:r>
           </w:p>
         </w:tc>
@@ -14225,221 +13855,29 @@
                 <w:lang w:val="en-GB"/>
               </w:rPr>
             </w:pPr>
-            <w:proofErr w:type="spellStart"/>
             <w:r>
               <w:rPr>
                 <w:b/>
                 <w:bCs/>
                 <w:lang w:val="en-GB"/>
               </w:rPr>
-              <w:t>Teamarbeit</w:t>
-            </w:r>
-            <w:proofErr w:type="spellEnd"/>
-            <w:r>
+              <w:t>Teamarbeit:</w:t>
+            </w:r>
+          </w:p>
+          <w:p>
+            <w:pPr>
+              <w:spacing w:before="60" w:after="60"/>
               <w:rPr>
                 <w:b/>
                 <w:bCs/>
                 <w:lang w:val="en-GB"/>
               </w:rPr>
-              <w:t>:</w:t>
-            </w:r>
-          </w:p>
-          <w:p>
-            <w:pPr>
-              <w:spacing w:before="60" w:after="60"/>
-              <w:rPr>
-                <w:b/>
-                <w:bCs/>
+            </w:pPr>
+            <w:r>
+              <w:rPr>
                 <w:lang w:val="en-GB"/>
               </w:rPr>
-            </w:pPr>
-            <w:r>
-              <w:rPr>
-                <w:lang w:val="en-GB"/>
-              </w:rPr>
-              <w:t xml:space="preserve">Solo-Projekt -&gt; Ein Projekt </w:t>
-            </w:r>
-            <w:proofErr w:type="spellStart"/>
-            <w:r>
-              <w:rPr>
-                <w:lang w:val="en-GB"/>
-              </w:rPr>
-              <w:t>ist</w:t>
-            </w:r>
-            <w:proofErr w:type="spellEnd"/>
-            <w:r>
-              <w:rPr>
-                <w:lang w:val="en-GB"/>
-              </w:rPr>
-              <w:t xml:space="preserve"> </w:t>
-            </w:r>
-            <w:proofErr w:type="spellStart"/>
-            <w:r>
-              <w:rPr>
-                <w:lang w:val="en-GB"/>
-              </w:rPr>
-              <w:t>sehr</w:t>
-            </w:r>
-            <w:proofErr w:type="spellEnd"/>
-            <w:r>
-              <w:rPr>
-                <w:lang w:val="en-GB"/>
-              </w:rPr>
-              <w:t xml:space="preserve"> </w:t>
-            </w:r>
-            <w:proofErr w:type="spellStart"/>
-            <w:r>
-              <w:rPr>
-                <w:lang w:val="en-GB"/>
-              </w:rPr>
-              <w:t>umfangreich</w:t>
-            </w:r>
-            <w:proofErr w:type="spellEnd"/>
-            <w:r>
-              <w:rPr>
-                <w:lang w:val="en-GB"/>
-              </w:rPr>
-              <w:t xml:space="preserve">. Die Arbeit </w:t>
-            </w:r>
-            <w:proofErr w:type="spellStart"/>
-            <w:r>
-              <w:rPr>
-                <w:lang w:val="en-GB"/>
-              </w:rPr>
-              <w:t>mit</w:t>
-            </w:r>
-            <w:proofErr w:type="spellEnd"/>
-            <w:r>
-              <w:rPr>
-                <w:lang w:val="en-GB"/>
-              </w:rPr>
-              <w:t xml:space="preserve"> </w:t>
-            </w:r>
-            <w:proofErr w:type="spellStart"/>
-            <w:r>
-              <w:rPr>
-                <w:lang w:val="en-GB"/>
-              </w:rPr>
-              <w:t>vollem</w:t>
-            </w:r>
-            <w:proofErr w:type="spellEnd"/>
-            <w:r>
-              <w:rPr>
-                <w:lang w:val="en-GB"/>
-              </w:rPr>
-              <w:t xml:space="preserve"> </w:t>
-            </w:r>
-            <w:proofErr w:type="spellStart"/>
-            <w:r>
-              <w:rPr>
-                <w:lang w:val="en-GB"/>
-              </w:rPr>
-              <w:t>Umfang</w:t>
-            </w:r>
-            <w:proofErr w:type="spellEnd"/>
-            <w:r>
-              <w:rPr>
-                <w:lang w:val="en-GB"/>
-              </w:rPr>
-              <w:t xml:space="preserve"> </w:t>
-            </w:r>
-            <w:proofErr w:type="spellStart"/>
-            <w:r>
-              <w:rPr>
-                <w:lang w:val="en-GB"/>
-              </w:rPr>
-              <w:t>alleine</w:t>
-            </w:r>
-            <w:proofErr w:type="spellEnd"/>
-            <w:r>
-              <w:rPr>
-                <w:lang w:val="en-GB"/>
-              </w:rPr>
-              <w:t xml:space="preserve"> </w:t>
-            </w:r>
-            <w:proofErr w:type="spellStart"/>
-            <w:r>
-              <w:rPr>
-                <w:lang w:val="en-GB"/>
-              </w:rPr>
-              <w:t>umzusetzen</w:t>
-            </w:r>
-            <w:proofErr w:type="spellEnd"/>
-            <w:r>
-              <w:rPr>
-                <w:lang w:val="en-GB"/>
-              </w:rPr>
-              <w:t xml:space="preserve"> muss gut </w:t>
-            </w:r>
-            <w:proofErr w:type="spellStart"/>
-            <w:r>
-              <w:rPr>
-                <w:lang w:val="en-GB"/>
-              </w:rPr>
-              <w:t>geplant</w:t>
-            </w:r>
-            <w:proofErr w:type="spellEnd"/>
-            <w:r>
-              <w:rPr>
-                <w:lang w:val="en-GB"/>
-              </w:rPr>
-              <w:t xml:space="preserve"> sein. (Zeit und </w:t>
-            </w:r>
-            <w:proofErr w:type="spellStart"/>
-            <w:r>
-              <w:rPr>
-                <w:lang w:val="en-GB"/>
-              </w:rPr>
-              <w:t>Übersicht</w:t>
-            </w:r>
-            <w:proofErr w:type="spellEnd"/>
-            <w:r>
-              <w:rPr>
-                <w:lang w:val="en-GB"/>
-              </w:rPr>
-              <w:t xml:space="preserve"> </w:t>
-            </w:r>
-            <w:proofErr w:type="spellStart"/>
-            <w:r>
-              <w:rPr>
-                <w:lang w:val="en-GB"/>
-              </w:rPr>
-              <w:t>behalten</w:t>
-            </w:r>
-            <w:proofErr w:type="spellEnd"/>
-            <w:r>
-              <w:rPr>
-                <w:lang w:val="en-GB"/>
-              </w:rPr>
-              <w:t xml:space="preserve">. </w:t>
-            </w:r>
-            <w:proofErr w:type="spellStart"/>
-            <w:r>
-              <w:rPr>
-                <w:lang w:val="en-GB"/>
-              </w:rPr>
-              <w:t>Nichts</w:t>
-            </w:r>
-            <w:proofErr w:type="spellEnd"/>
-            <w:r>
-              <w:rPr>
-                <w:lang w:val="en-GB"/>
-              </w:rPr>
-              <w:t xml:space="preserve"> </w:t>
-            </w:r>
-            <w:proofErr w:type="spellStart"/>
-            <w:r>
-              <w:rPr>
-                <w:lang w:val="en-GB"/>
-              </w:rPr>
-              <w:t>übersehen</w:t>
-            </w:r>
-            <w:proofErr w:type="spellEnd"/>
-            <w:r>
-              <w:rPr>
-                <w:lang w:val="en-GB"/>
-              </w:rPr>
-              <w:t>)</w:t>
+              <w:t>Solo-Projekt -&gt; Ein Projekt ist sehr umfangreich. Die Arbeit mit vollem Umfang alleine umzusetzen muss gut geplant sein. (Zeit und Übersicht behalten. Nichts übersehen)</w:t>
             </w:r>
           </w:p>
         </w:tc>
@@ -14492,105 +13930,7 @@
               <w:rPr>
                 <w:lang w:val="en-GB"/>
               </w:rPr>
-              <w:t xml:space="preserve">Das Projekt </w:t>
-            </w:r>
-            <w:proofErr w:type="spellStart"/>
-            <w:r>
-              <w:rPr>
-                <w:lang w:val="en-GB"/>
-              </w:rPr>
-              <w:t>wurde</w:t>
-            </w:r>
-            <w:proofErr w:type="spellEnd"/>
-            <w:r>
-              <w:rPr>
-                <w:lang w:val="en-GB"/>
-              </w:rPr>
-              <w:t xml:space="preserve"> gut </w:t>
-            </w:r>
-            <w:proofErr w:type="spellStart"/>
-            <w:r>
-              <w:rPr>
-                <w:lang w:val="en-GB"/>
-              </w:rPr>
-              <w:t>geplant</w:t>
-            </w:r>
-            <w:proofErr w:type="spellEnd"/>
-            <w:r>
-              <w:rPr>
-                <w:lang w:val="en-GB"/>
-              </w:rPr>
-              <w:t xml:space="preserve"> und </w:t>
-            </w:r>
-            <w:proofErr w:type="spellStart"/>
-            <w:r>
-              <w:rPr>
-                <w:lang w:val="en-GB"/>
-              </w:rPr>
-              <w:t>konnte</w:t>
-            </w:r>
-            <w:proofErr w:type="spellEnd"/>
-            <w:r>
-              <w:rPr>
-                <w:lang w:val="en-GB"/>
-              </w:rPr>
-              <w:t xml:space="preserve"> so </w:t>
-            </w:r>
-            <w:proofErr w:type="spellStart"/>
-            <w:r>
-              <w:rPr>
-                <w:lang w:val="en-GB"/>
-              </w:rPr>
-              <w:t>im</w:t>
-            </w:r>
-            <w:proofErr w:type="spellEnd"/>
-            <w:r>
-              <w:rPr>
-                <w:lang w:val="en-GB"/>
-              </w:rPr>
-              <w:t xml:space="preserve"> Zeit und </w:t>
-            </w:r>
-            <w:proofErr w:type="spellStart"/>
-            <w:r>
-              <w:rPr>
-                <w:lang w:val="en-GB"/>
-              </w:rPr>
-              <w:t>Finanzrahmen</w:t>
-            </w:r>
-            <w:proofErr w:type="spellEnd"/>
-            <w:r>
-              <w:rPr>
-                <w:lang w:val="en-GB"/>
-              </w:rPr>
-              <w:t xml:space="preserve"> </w:t>
-            </w:r>
-            <w:proofErr w:type="spellStart"/>
-            <w:r>
-              <w:rPr>
-                <w:lang w:val="en-GB"/>
-              </w:rPr>
-              <w:t>umgesetzt</w:t>
-            </w:r>
-            <w:proofErr w:type="spellEnd"/>
-            <w:r>
-              <w:rPr>
-                <w:lang w:val="en-GB"/>
-              </w:rPr>
-              <w:t xml:space="preserve"> </w:t>
-            </w:r>
-            <w:proofErr w:type="spellStart"/>
-            <w:r>
-              <w:rPr>
-                <w:lang w:val="en-GB"/>
-              </w:rPr>
-              <w:t>werden</w:t>
-            </w:r>
-            <w:proofErr w:type="spellEnd"/>
-            <w:r>
-              <w:rPr>
-                <w:lang w:val="en-GB"/>
-              </w:rPr>
-              <w:t>.</w:t>
+              <w:t>Das Projekt wurde gut geplant und konnte so im Zeit und Finanzrahmen umgesetzt werden.</w:t>
             </w:r>
           </w:p>
         </w:tc>
@@ -14627,25 +13967,7 @@
                 <w:bCs/>
                 <w:lang w:val="de-AT"/>
               </w:rPr>
-              <w:t xml:space="preserve"> Lernerfahrungen („</w:t>
-            </w:r>
-            <w:proofErr w:type="spellStart"/>
-            <w:r>
-              <w:rPr>
-                <w:b/>
-                <w:bCs/>
-                <w:lang w:val="de-AT"/>
-              </w:rPr>
-              <w:t>Learnings</w:t>
-            </w:r>
-            <w:proofErr w:type="spellEnd"/>
-            <w:r>
-              <w:rPr>
-                <w:b/>
-                <w:bCs/>
-                <w:lang w:val="de-AT"/>
-              </w:rPr>
-              <w:t>“):</w:t>
+              <w:t xml:space="preserve"> Lernerfahrungen („Learnings“):</w:t>
             </w:r>
           </w:p>
           <w:p>
@@ -14661,21 +13983,7 @@
               <w:rPr>
                 <w:lang w:val="en-GB"/>
               </w:rPr>
-              <w:t xml:space="preserve">Hubs &amp; LiveSync </w:t>
-            </w:r>
-            <w:proofErr w:type="spellStart"/>
-            <w:r>
-              <w:rPr>
-                <w:lang w:val="en-GB"/>
-              </w:rPr>
-              <w:t>mittels</w:t>
-            </w:r>
-            <w:proofErr w:type="spellEnd"/>
-            <w:r>
-              <w:rPr>
-                <w:lang w:val="en-GB"/>
-              </w:rPr>
-              <w:t xml:space="preserve"> SignalR</w:t>
+              <w:t>Hubs &amp; LiveSync mittels SignalR</w:t>
             </w:r>
           </w:p>
         </w:tc>
@@ -14789,11 +14097,9 @@
             <w:pPr>
               <w:spacing w:before="60" w:after="60"/>
             </w:pPr>
-            <w:proofErr w:type="spellStart"/>
             <w:r>
               <w:t>Testing</w:t>
             </w:r>
-            <w:proofErr w:type="spellEnd"/>
           </w:p>
         </w:tc>
         <w:tc>
@@ -15163,7 +14469,7 @@
         <w:noProof/>
         <w:sz w:val="16"/>
       </w:rPr>
-      <w:t>24.06.2026</w:t>
+      <w:t>29.06.2026</w:t>
     </w:r>
     <w:r>
       <w:rPr>
@@ -20110,6 +19416,7 @@
   <w:style w:type="character" w:default="1" w:styleId="Absatz-Standardschriftart">
     <w:name w:val="Default Paragraph Font"/>
     <w:uiPriority w:val="1"/>
+    <w:semiHidden/>
     <w:unhideWhenUsed/>
   </w:style>
   <w:style w:type="table" w:default="1" w:styleId="NormaleTabelle">
